--- a/QP_MDP_T1_PYTHON-I_SEM-I_2026/SET C_T1_PYTHON-1_TEST PAPER (OFFLINE)_SEM I_MDP.docx
+++ b/QP_MDP_T1_PYTHON-I_SEM-I_2026/SET C_T1_PYTHON-1_TEST PAPER (OFFLINE)_SEM I_MDP.docx
@@ -841,13 +841,66 @@
             </w:pPr>
             <w:r>
               <w:rPr>
-                <w:rFonts w:ascii="Times New Roman" w:hAnsi="Times New Roman" w:cs="Times New Roman"/>
-                <w:b/>
-                <w:bCs/>
-                <w:sz w:val="24"/>
-                <w:szCs w:val="24"/>
-              </w:rPr>
-              <w:t xml:space="preserve">B.E. SEMESTER-I                                          BRANCH: CE/IT/CSD/AIML/AIDS/CSE/CST/CS&amp;IT/CEA/MA&amp;CP/CSE(AI)/CSE(DS)/CSE(CS)/CS&amp;BIO/BIOTECH</w:t>
+                <w:rFonts w:ascii="Times New Roman" w:hAnsi="Times New Roman"/>
+                <w:b/>
+                <w:bCs/>
+                <w:sz w:val="24"/>
+                <w:szCs w:val="24"/>
+              </w:rPr>
+              <w:t xml:space="preserve">B.E. SEMESTER-I                 </w:t>
+            </w:r>
+            <w:r>
+              <w:rPr>
+                <w:rFonts w:ascii="Times New Roman" w:hAnsi="Times New Roman"/>
+                <w:b/>
+                <w:bCs/>
+                <w:sz w:val="24"/>
+                <w:szCs w:val="24"/>
+              </w:rPr>
+              <w:t xml:space="preserve">                                                    </w:t>
+            </w:r>
+            <w:r>
+              <w:rPr>
+                <w:rFonts w:ascii="Times New Roman" w:hAnsi="Times New Roman"/>
+                <w:b/>
+                <w:bCs/>
+                <w:sz w:val="24"/>
+                <w:szCs w:val="24"/>
+              </w:rPr>
+              <w:t xml:space="preserve">   </w:t>
+            </w:r>
+          </w:p>
+          <w:p>
+            <w:pPr>
+              <w:spacing w:after="0" w:line="240" w:lineRule="auto"/>
+              <w:jc w:val="center"/>
+              <w:rPr>
+                <w:rFonts w:ascii="Times New Roman" w:hAnsi="Times New Roman"/>
+                <w:b/>
+                <w:bCs/>
+                <w:sz w:val="24"/>
+                <w:szCs w:val="24"/>
+              </w:rPr>
+            </w:pPr>
+            <w:r>
+              <w:rPr>
+                <w:rFonts w:ascii="Times New Roman" w:hAnsi="Times New Roman"/>
+                <w:b/>
+                <w:bCs/>
+                <w:sz w:val="24"/>
+                <w:szCs w:val="24"/>
+              </w:rPr>
+              <w:t>BRANCH:</w:t>
+            </w:r>
+            <w:r>
+              <w:rPr>
+                <w:rFonts w:ascii="Times New Roman" w:hAnsi="Times New Roman"/>
+                <w:b/>
+                <w:bCs/>
+                <w:sz w:val="24"/>
+                <w:szCs w:val="24"/>
+              </w:rPr>
+              <w:t xml:space="preserve"> CE/IT/CSD/AIML/AIDS/CSE/CST/CS&amp;IT/CEA/MA&amp;CP/CSE(AI)/CSE(DS)/CSE(CS)/CS&amp;BIO/BIOTECH</w:t>
             </w:r>
           </w:p>
         </w:tc>
@@ -879,13 +932,46 @@
             </w:pPr>
             <w:r>
               <w:rPr>
-                <w:rFonts w:ascii="Times New Roman" w:hAnsi="Times New Roman" w:cs="Times New Roman"/>
-                <w:b/>
-                <w:bCs/>
-                <w:sz w:val="24"/>
-                <w:szCs w:val="24"/>
-              </w:rPr>
-              <w:t xml:space="preserve">SUBJECT- Computer Programming using Python-I                        SUBJECT CODE: 017012194/017022194/017032194/017042194/017052194/017122194/017132194/017142194/017152194/017162194/017172194/017182194/017192194/017202194/017212194</w:t>
+                <w:rFonts w:ascii="Times New Roman" w:hAnsi="Times New Roman"/>
+                <w:b/>
+                <w:bCs/>
+                <w:sz w:val="24"/>
+                <w:szCs w:val="24"/>
+              </w:rPr>
+              <w:t xml:space="preserve">SUBJECT- </w:t>
+            </w:r>
+            <w:r>
+              <w:rPr>
+                <w:rFonts w:ascii="Times New Roman" w:hAnsi="Times New Roman"/>
+                <w:b/>
+                <w:bCs/>
+                <w:sz w:val="24"/>
+                <w:szCs w:val="24"/>
+              </w:rPr>
+              <w:t xml:space="preserve">Computer Programming using Python-I</w:t>
+            </w:r>
+          </w:p>
+          <w:p>
+            <w:pPr>
+              <w:spacing w:after="0" w:line="240" w:lineRule="auto"/>
+              <w:jc w:val="center"/>
+              <w:rPr>
+                <w:rFonts w:ascii="Times New Roman" w:hAnsi="Times New Roman"/>
+                <w:b/>
+                <w:bCs/>
+                <w:sz w:val="24"/>
+                <w:szCs w:val="24"/>
+              </w:rPr>
+            </w:pPr>
+            <w:r>
+              <w:rPr>
+                <w:rFonts w:ascii="Times New Roman" w:hAnsi="Times New Roman"/>
+                <w:b/>
+                <w:bCs/>
+                <w:sz w:val="24"/>
+                <w:szCs w:val="24"/>
+              </w:rPr>
+              <w:t xml:space="preserve">SUBJECT CODE: 017012194/017022194/017032194/017042194/017052194/017122194/017132194/017142194/017152194/017162194/017172194/017182194/017192194/017202194/017212194</w:t>
             </w:r>
           </w:p>
         </w:tc>
@@ -916,13 +1002,117 @@
             </w:pPr>
             <w:r>
               <w:rPr>
-                <w:rFonts w:ascii="Times New Roman" w:hAnsi="Times New Roman" w:cs="Times New Roman"/>
-                <w:b/>
-                <w:bCs/>
-                <w:sz w:val="24"/>
-                <w:szCs w:val="24"/>
-              </w:rPr>
-              <w:t xml:space="preserve">DATE: 29-Sep-2026                                                DURATION:    1.25  Hours</w:t>
+                <w:rFonts w:ascii="Times New Roman" w:hAnsi="Times New Roman"/>
+                <w:b/>
+                <w:bCs/>
+                <w:sz w:val="24"/>
+                <w:szCs w:val="24"/>
+              </w:rPr>
+              <w:t xml:space="preserve">DATE: </w:t>
+            </w:r>
+            <w:r>
+              <w:rPr>
+                <w:rFonts w:ascii="Times New Roman" w:hAnsi="Times New Roman"/>
+                <w:b/>
+                <w:bCs/>
+                <w:sz w:val="24"/>
+                <w:szCs w:val="24"/>
+                <w:highlight w:val="yellow"/>
+              </w:rPr>
+              <w:t xml:space="preserve">29</w:t>
+            </w:r>
+            <w:r>
+              <w:rPr>
+                <w:rFonts w:ascii="Times New Roman" w:hAnsi="Times New Roman"/>
+                <w:b/>
+                <w:bCs/>
+                <w:sz w:val="24"/>
+                <w:szCs w:val="24"/>
+                <w:highlight w:val="yellow"/>
+              </w:rPr>
+              <w:t>-</w:t>
+            </w:r>
+            <w:r>
+              <w:rPr>
+                <w:rFonts w:ascii="Times New Roman" w:hAnsi="Times New Roman"/>
+                <w:b/>
+                <w:bCs/>
+                <w:sz w:val="24"/>
+                <w:szCs w:val="24"/>
+                <w:highlight w:val="yellow"/>
+              </w:rPr>
+              <w:t xml:space="preserve">Sep</w:t>
+            </w:r>
+            <w:r>
+              <w:rPr>
+                <w:rFonts w:ascii="Times New Roman" w:hAnsi="Times New Roman"/>
+                <w:b/>
+                <w:bCs/>
+                <w:sz w:val="24"/>
+                <w:szCs w:val="24"/>
+                <w:highlight w:val="yellow"/>
+              </w:rPr>
+              <w:t>-202</w:t>
+            </w:r>
+            <w:r>
+              <w:rPr>
+                <w:rFonts w:ascii="Times New Roman" w:hAnsi="Times New Roman"/>
+                <w:b/>
+                <w:bCs/>
+                <w:sz w:val="24"/>
+                <w:szCs w:val="24"/>
+              </w:rPr>
+              <w:t xml:space="preserve">6</w:t>
+            </w:r>
+            <w:r>
+              <w:rPr>
+                <w:rFonts w:ascii="Times New Roman" w:hAnsi="Times New Roman"/>
+                <w:b/>
+                <w:bCs/>
+                <w:sz w:val="24"/>
+                <w:szCs w:val="24"/>
+              </w:rPr>
+              <w:t xml:space="preserve">                                                                             </w:t>
+            </w:r>
+            <w:r>
+              <w:rPr>
+                <w:rFonts w:ascii="Times New Roman" w:hAnsi="Times New Roman"/>
+                <w:b/>
+                <w:bCs/>
+                <w:sz w:val="24"/>
+                <w:szCs w:val="24"/>
+              </w:rPr>
+              <w:t xml:space="preserve">                       </w:t>
+            </w:r>
+            <w:r>
+              <w:rPr>
+                <w:rFonts w:ascii="Times New Roman" w:hAnsi="Times New Roman"/>
+                <w:b/>
+                <w:bCs/>
+                <w:sz w:val="24"/>
+                <w:szCs w:val="24"/>
+              </w:rPr>
+              <w:t xml:space="preserve">DURATION:   </w:t>
+            </w:r>
+            <w:r>
+              <w:rPr>
+                <w:rFonts w:ascii="Times New Roman" w:hAnsi="Times New Roman"/>
+                <w:b/>
+                <w:bCs/>
+                <w:sz w:val="24"/>
+                <w:szCs w:val="24"/>
+              </w:rPr>
+              <w:t xml:space="preserve"> 1.25 </w:t>
+            </w:r>
+            <w:r>
+              <w:rPr>
+                <w:rFonts w:ascii="Times New Roman" w:hAnsi="Times New Roman"/>
+                <w:b/>
+                <w:bCs/>
+                <w:sz w:val="24"/>
+                <w:szCs w:val="24"/>
+              </w:rPr>
+              <w:t xml:space="preserve"> Hours                                                                                </w:t>
             </w:r>
           </w:p>
         </w:tc>
@@ -953,13 +1143,73 @@
             </w:pPr>
             <w:r>
               <w:rPr>
-                <w:rFonts w:ascii="Times New Roman" w:hAnsi="Times New Roman" w:cs="Times New Roman"/>
-                <w:b/>
-                <w:bCs/>
-                <w:sz w:val="24"/>
-                <w:szCs w:val="24"/>
-              </w:rPr>
-              <w:t xml:space="preserve">TIME:  2:15 to 3:30 pm                                            MAX MARKS: 16 marks</w:t>
+                <w:rFonts w:ascii="Times New Roman" w:hAnsi="Times New Roman"/>
+                <w:b/>
+                <w:bCs/>
+                <w:sz w:val="24"/>
+                <w:szCs w:val="24"/>
+              </w:rPr>
+              <w:t xml:space="preserve">TIME:  2:15 to 3:30 pm                                                            </w:t>
+            </w:r>
+            <w:r>
+              <w:rPr>
+                <w:rFonts w:ascii="Times New Roman" w:hAnsi="Times New Roman"/>
+                <w:b/>
+                <w:bCs/>
+                <w:sz w:val="24"/>
+                <w:szCs w:val="24"/>
+              </w:rPr>
+              <w:t xml:space="preserve">               </w:t>
+            </w:r>
+            <w:r>
+              <w:rPr>
+                <w:rFonts w:ascii="Times New Roman" w:hAnsi="Times New Roman"/>
+                <w:b/>
+                <w:bCs/>
+                <w:sz w:val="24"/>
+                <w:szCs w:val="24"/>
+              </w:rPr>
+              <w:t xml:space="preserve">   </w:t>
+            </w:r>
+            <w:r>
+              <w:rPr>
+                <w:rFonts w:ascii="Times New Roman" w:hAnsi="Times New Roman"/>
+                <w:b/>
+                <w:bCs/>
+                <w:sz w:val="24"/>
+                <w:szCs w:val="24"/>
+              </w:rPr>
+              <w:t xml:space="preserve">                           </w:t>
+            </w:r>
+            <w:r>
+              <w:rPr>
+                <w:rFonts w:ascii="Times New Roman" w:hAnsi="Times New Roman"/>
+                <w:b/>
+                <w:bCs/>
+                <w:sz w:val="24"/>
+                <w:szCs w:val="24"/>
+              </w:rPr>
+              <w:t>MAX</w:t>
+            </w:r>
+            <w:r>
+              <w:rPr>
+                <w:rFonts w:ascii="Times New Roman" w:hAnsi="Times New Roman"/>
+                <w:b/>
+                <w:bCs/>
+                <w:sz w:val="24"/>
+                <w:szCs w:val="24"/>
+              </w:rPr>
+              <w:t xml:space="preserve"> </w:t>
+            </w:r>
+            <w:r>
+              <w:rPr>
+                <w:rFonts w:ascii="Times New Roman" w:hAnsi="Times New Roman"/>
+                <w:b/>
+                <w:bCs/>
+                <w:sz w:val="24"/>
+                <w:szCs w:val="24"/>
+              </w:rPr>
+              <w:t xml:space="preserve">MARKS: 16 marks                                                         </w:t>
             </w:r>
           </w:p>
         </w:tc>
@@ -1320,7 +1570,7 @@
                 <w:sz w:val="20"/>
                 <w:szCs w:val="20"/>
               </w:rPr>
-              <w:t xml:space="preserve">(10)</w:t>
+              <w:t xml:space="preserve">[08]</w:t>
             </w:r>
           </w:p>
         </w:tc>
@@ -1425,12 +1675,12 @@
                 <w:sz w:val="22"/>
                 <w:szCs w:val="22"/>
               </w:rPr>
-              <w:t xml:space="preserve">What are the values of the following Python expressions?</w:t>
-            </w:r>
-          </w:p>
-          <w:p>
-            <w:pPr>
-              <w:spacing w:after="0" w:line="216" w:lineRule="exact"/>
+              <w:t xml:space="preserve">What will be the output of the following program on execution?</w:t>
+            </w:r>
+          </w:p>
+          <w:p>
+            <w:pPr>
+              <w:spacing w:after="0" w:line="216" w:lineRule="auto"/>
               <w:ind w:left="180"/>
             </w:pPr>
             <w:r>
@@ -1439,12 +1689,12 @@
                 <w:sz w:val="18"/>
                 <w:szCs w:val="18"/>
               </w:rPr>
-              <w:t xml:space="preserve">2**(3**2)</w:t>
-            </w:r>
-          </w:p>
-          <w:p>
-            <w:pPr>
-              <w:spacing w:after="0" w:line="216" w:lineRule="exact"/>
+              <w:t xml:space="preserve">a=4</w:t>
+            </w:r>
+          </w:p>
+          <w:p>
+            <w:pPr>
+              <w:spacing w:after="0" w:line="216" w:lineRule="auto"/>
               <w:ind w:left="180"/>
             </w:pPr>
             <w:r>
@@ -1453,12 +1703,12 @@
                 <w:sz w:val="18"/>
                 <w:szCs w:val="18"/>
               </w:rPr>
-              <w:t xml:space="preserve">(2**3)**2</w:t>
-            </w:r>
-          </w:p>
-          <w:p>
-            <w:pPr>
-              <w:spacing w:after="0" w:line="216" w:lineRule="exact"/>
+              <w:t xml:space="preserve">b=6</w:t>
+            </w:r>
+          </w:p>
+          <w:p>
+            <w:pPr>
+              <w:spacing w:after="0" w:line="216" w:lineRule="auto"/>
               <w:ind w:left="180"/>
             </w:pPr>
             <w:r>
@@ -1467,7 +1717,35 @@
                 <w:sz w:val="18"/>
                 <w:szCs w:val="18"/>
               </w:rPr>
-              <w:t xml:space="preserve">2**3**2</w:t>
+              <w:t xml:space="preserve">c=3</w:t>
+            </w:r>
+          </w:p>
+          <w:p>
+            <w:pPr>
+              <w:spacing w:after="0" w:line="216" w:lineRule="auto"/>
+              <w:ind w:left="180"/>
+            </w:pPr>
+            <w:r>
+              <w:rPr>
+                <w:rFonts w:ascii="Courier New" w:hAnsi="Courier New" w:cs="Courier New"/>
+                <w:sz w:val="18"/>
+                <w:szCs w:val="18"/>
+              </w:rPr>
+              <w:t xml:space="preserve">d=2</w:t>
+            </w:r>
+          </w:p>
+          <w:p>
+            <w:pPr>
+              <w:spacing w:after="0" w:line="216" w:lineRule="auto"/>
+              <w:ind w:left="180"/>
+            </w:pPr>
+            <w:r>
+              <w:rPr>
+                <w:rFonts w:ascii="Courier New" w:hAnsi="Courier New" w:cs="Courier New"/>
+                <w:sz w:val="18"/>
+                <w:szCs w:val="18"/>
+              </w:rPr>
+              <w:t xml:space="preserve">print(a+d**b*c/a-b)</w:t>
             </w:r>
           </w:p>
           <w:p>
@@ -1484,7 +1762,7 @@
                 <w:sz w:val="20"/>
                 <w:szCs w:val="20"/>
               </w:rPr>
-              <w:t xml:space="preserve">(a) 64, 512, 64</w:t>
+              <w:t xml:space="preserve">(a) 46</w:t>
             </w:r>
             <w:r>
               <w:rPr>
@@ -1500,7 +1778,7 @@
                 <w:sz w:val="20"/>
                 <w:szCs w:val="20"/>
               </w:rPr>
-              <w:t xml:space="preserve">(b) 64, 64, 64</w:t>
+              <w:t xml:space="preserve">(b) 52.0</w:t>
             </w:r>
             <w:r>
               <w:rPr>
@@ -1516,7 +1794,7 @@
                 <w:sz w:val="20"/>
                 <w:szCs w:val="20"/>
               </w:rPr>
-              <w:t xml:space="preserve">(c) 512, 64, 512</w:t>
+              <w:t xml:space="preserve">(c) 48.0</w:t>
             </w:r>
           </w:p>
           <w:p>
@@ -1533,7 +1811,7 @@
                 <w:sz w:val="20"/>
                 <w:szCs w:val="20"/>
               </w:rPr>
-              <w:t xml:space="preserve">(d) 512, 512, 512</w:t>
+              <w:t xml:space="preserve">(d) 46.0</w:t>
             </w:r>
             <w:r>
               <w:rPr>
@@ -1593,7 +1871,7 @@
                 <w:sz w:val="20"/>
                 <w:szCs w:val="20"/>
               </w:rPr>
-              <w:t xml:space="preserve">1</w:t>
+              <w:t xml:space="preserve">[1]</w:t>
             </w:r>
           </w:p>
         </w:tc>
@@ -1698,12 +1976,12 @@
                 <w:sz w:val="22"/>
                 <w:szCs w:val="22"/>
               </w:rPr>
-              <w:t xml:space="preserve">What should be the output of the following python code snippet?</w:t>
-            </w:r>
-          </w:p>
-          <w:p>
-            <w:pPr>
-              <w:spacing w:after="0" w:line="216" w:lineRule="exact"/>
+              <w:t xml:space="preserve">What will be the output of the following snippet?</w:t>
+            </w:r>
+          </w:p>
+          <w:p>
+            <w:pPr>
+              <w:spacing w:after="0" w:line="216" w:lineRule="auto"/>
               <w:ind w:left="180"/>
             </w:pPr>
             <w:r>
@@ -1712,12 +1990,12 @@
                 <w:sz w:val="18"/>
                 <w:szCs w:val="18"/>
               </w:rPr>
-              <w:t xml:space="preserve">a=5</w:t>
-            </w:r>
-          </w:p>
-          <w:p>
-            <w:pPr>
-              <w:spacing w:after="0" w:line="216" w:lineRule="exact"/>
+              <w:t xml:space="preserve">a = True</w:t>
+            </w:r>
+          </w:p>
+          <w:p>
+            <w:pPr>
+              <w:spacing w:after="0" w:line="216" w:lineRule="auto"/>
               <w:ind w:left="180"/>
             </w:pPr>
             <w:r>
@@ -1726,12 +2004,12 @@
                 <w:sz w:val="18"/>
                 <w:szCs w:val="18"/>
               </w:rPr>
-              <w:t xml:space="preserve">b=7</w:t>
-            </w:r>
-          </w:p>
-          <w:p>
-            <w:pPr>
-              <w:spacing w:after="0" w:line="216" w:lineRule="exact"/>
+              <w:t xml:space="preserve">b = False</w:t>
+            </w:r>
+          </w:p>
+          <w:p>
+            <w:pPr>
+              <w:spacing w:after="0" w:line="216" w:lineRule="auto"/>
               <w:ind w:left="180"/>
             </w:pPr>
             <w:r>
@@ -1740,12 +2018,12 @@
                 <w:sz w:val="18"/>
                 <w:szCs w:val="18"/>
               </w:rPr>
-              <w:t xml:space="preserve">c=2</w:t>
-            </w:r>
-          </w:p>
-          <w:p>
-            <w:pPr>
-              <w:spacing w:after="0" w:line="216" w:lineRule="exact"/>
+              <w:t xml:space="preserve">c = False</w:t>
+            </w:r>
+          </w:p>
+          <w:p>
+            <w:pPr>
+              <w:spacing w:after="0" w:line="216" w:lineRule="auto"/>
               <w:ind w:left="180"/>
             </w:pPr>
             <w:r>
@@ -1754,12 +2032,12 @@
                 <w:sz w:val="18"/>
                 <w:szCs w:val="18"/>
               </w:rPr>
-              <w:t xml:space="preserve">if a&gt;b:</w:t>
-            </w:r>
-          </w:p>
-          <w:p>
-            <w:pPr>
-              <w:spacing w:after="0" w:line="216" w:lineRule="exact"/>
+              <w:t xml:space="preserve">if not a or b:</w:t>
+            </w:r>
+          </w:p>
+          <w:p>
+            <w:pPr>
+              <w:spacing w:after="0" w:line="216" w:lineRule="auto"/>
               <w:ind w:left="360"/>
             </w:pPr>
             <w:r>
@@ -1768,12 +2046,12 @@
                 <w:sz w:val="18"/>
                 <w:szCs w:val="18"/>
               </w:rPr>
-              <w:t xml:space="preserve">a,b = b,a</w:t>
-            </w:r>
-          </w:p>
-          <w:p>
-            <w:pPr>
-              <w:spacing w:after="0" w:line="216" w:lineRule="exact"/>
+              <w:t xml:space="preserve">print (1)</w:t>
+            </w:r>
+          </w:p>
+          <w:p>
+            <w:pPr>
+              <w:spacing w:after="0" w:line="216" w:lineRule="auto"/>
               <w:ind w:left="180"/>
             </w:pPr>
             <w:r>
@@ -1782,12 +2060,12 @@
                 <w:sz w:val="18"/>
                 <w:szCs w:val="18"/>
               </w:rPr>
-              <w:t xml:space="preserve">if a&gt;c:</w:t>
-            </w:r>
-          </w:p>
-          <w:p>
-            <w:pPr>
-              <w:spacing w:after="0" w:line="216" w:lineRule="exact"/>
+              <w:t xml:space="preserve">elif not a or not b and c:</w:t>
+            </w:r>
+          </w:p>
+          <w:p>
+            <w:pPr>
+              <w:spacing w:after="0" w:line="216" w:lineRule="auto"/>
               <w:ind w:left="360"/>
             </w:pPr>
             <w:r>
@@ -1796,12 +2074,12 @@
                 <w:sz w:val="18"/>
                 <w:szCs w:val="18"/>
               </w:rPr>
-              <w:t xml:space="preserve">a,c = c,a</w:t>
-            </w:r>
-          </w:p>
-          <w:p>
-            <w:pPr>
-              <w:spacing w:after="0" w:line="216" w:lineRule="exact"/>
+              <w:t xml:space="preserve">print (2)</w:t>
+            </w:r>
+          </w:p>
+          <w:p>
+            <w:pPr>
+              <w:spacing w:after="0" w:line="216" w:lineRule="auto"/>
               <w:ind w:left="180"/>
             </w:pPr>
             <w:r>
@@ -1810,12 +2088,12 @@
                 <w:sz w:val="18"/>
                 <w:szCs w:val="18"/>
               </w:rPr>
-              <w:t xml:space="preserve">if b&gt;c:</w:t>
-            </w:r>
-          </w:p>
-          <w:p>
-            <w:pPr>
-              <w:spacing w:after="0" w:line="216" w:lineRule="exact"/>
+              <w:t xml:space="preserve">elif not a or b or not b and a:</w:t>
+            </w:r>
+          </w:p>
+          <w:p>
+            <w:pPr>
+              <w:spacing w:after="0" w:line="216" w:lineRule="auto"/>
               <w:ind w:left="360"/>
             </w:pPr>
             <w:r>
@@ -1824,12 +2102,12 @@
                 <w:sz w:val="18"/>
                 <w:szCs w:val="18"/>
               </w:rPr>
-              <w:t xml:space="preserve">b,c = c,b</w:t>
-            </w:r>
-          </w:p>
-          <w:p>
-            <w:pPr>
-              <w:spacing w:after="0" w:line="216" w:lineRule="exact"/>
+              <w:t xml:space="preserve">print (3)</w:t>
+            </w:r>
+          </w:p>
+          <w:p>
+            <w:pPr>
+              <w:spacing w:after="0" w:line="216" w:lineRule="auto"/>
               <w:ind w:left="180"/>
             </w:pPr>
             <w:r>
@@ -1838,7 +2116,21 @@
                 <w:sz w:val="18"/>
                 <w:szCs w:val="18"/>
               </w:rPr>
-              <w:t xml:space="preserve">print(a,b,c,end=",")</w:t>
+              <w:t xml:space="preserve">else:</w:t>
+            </w:r>
+          </w:p>
+          <w:p>
+            <w:pPr>
+              <w:spacing w:after="0" w:line="216" w:lineRule="auto"/>
+              <w:ind w:left="360"/>
+            </w:pPr>
+            <w:r>
+              <w:rPr>
+                <w:rFonts w:ascii="Courier New" w:hAnsi="Courier New" w:cs="Courier New"/>
+                <w:sz w:val="18"/>
+                <w:szCs w:val="18"/>
+              </w:rPr>
+              <w:t xml:space="preserve">print (4)</w:t>
             </w:r>
           </w:p>
           <w:p>
@@ -1855,7 +2147,7 @@
                 <w:sz w:val="20"/>
                 <w:szCs w:val="20"/>
               </w:rPr>
-              <w:t xml:space="preserve">(a) 7 5 2</w:t>
+              <w:t xml:space="preserve">(a) 1</w:t>
             </w:r>
             <w:r>
               <w:rPr>
@@ -1871,7 +2163,7 @@
                 <w:sz w:val="20"/>
                 <w:szCs w:val="20"/>
               </w:rPr>
-              <w:t xml:space="preserve">(b) 2 7 5</w:t>
+              <w:t xml:space="preserve">(b) 2</w:t>
             </w:r>
             <w:r>
               <w:rPr>
@@ -1887,7 +2179,7 @@
                 <w:sz w:val="20"/>
                 <w:szCs w:val="20"/>
               </w:rPr>
-              <w:t xml:space="preserve">(c) 5 2 7</w:t>
+              <w:t xml:space="preserve">(c) 3</w:t>
             </w:r>
           </w:p>
           <w:p>
@@ -1904,7 +2196,7 @@
                 <w:sz w:val="20"/>
                 <w:szCs w:val="20"/>
               </w:rPr>
-              <w:t xml:space="preserve">(d) 2 5 7</w:t>
+              <w:t xml:space="preserve">(d) 4</w:t>
             </w:r>
             <w:r>
               <w:rPr>
@@ -1964,7 +2256,7 @@
                 <w:sz w:val="20"/>
                 <w:szCs w:val="20"/>
               </w:rPr>
-              <w:t xml:space="preserve">1</w:t>
+              <w:t xml:space="preserve">[1]</w:t>
             </w:r>
           </w:p>
         </w:tc>
@@ -1992,7 +2284,7 @@
                 <w:sz w:val="20"/>
                 <w:szCs w:val="20"/>
               </w:rPr>
-              <w:t xml:space="preserve">A</w:t>
+              <w:t xml:space="preserve">N</w:t>
             </w:r>
           </w:p>
         </w:tc>
@@ -2069,12 +2361,12 @@
                 <w:sz w:val="22"/>
                 <w:szCs w:val="22"/>
               </w:rPr>
-              <w:t xml:space="preserve">What will be the output of the following algorithm if the input is 4?</w:t>
-            </w:r>
-          </w:p>
-          <w:p>
-            <w:pPr>
-              <w:spacing w:after="0" w:line="216" w:lineRule="exact"/>
+              <w:t xml:space="preserve">What will be the output of given Python code?</w:t>
+            </w:r>
+          </w:p>
+          <w:p>
+            <w:pPr>
+              <w:spacing w:after="0" w:line="216" w:lineRule="auto"/>
               <w:ind w:left="180"/>
             </w:pPr>
             <w:r>
@@ -2083,12 +2375,12 @@
                 <w:sz w:val="18"/>
                 <w:szCs w:val="18"/>
               </w:rPr>
-              <w:t xml:space="preserve">Algorithm:</w:t>
-            </w:r>
-          </w:p>
-          <w:p>
-            <w:pPr>
-              <w:spacing w:after="0" w:line="216" w:lineRule="exact"/>
+              <w:t xml:space="preserve">n=7</w:t>
+            </w:r>
+          </w:p>
+          <w:p>
+            <w:pPr>
+              <w:spacing w:after="0" w:line="216" w:lineRule="auto"/>
               <w:ind w:left="180"/>
             </w:pPr>
             <w:r>
@@ -2097,12 +2389,12 @@
                 <w:sz w:val="18"/>
                 <w:szCs w:val="18"/>
               </w:rPr>
-              <w:t xml:space="preserve">1. Start</w:t>
-            </w:r>
-          </w:p>
-          <w:p>
-            <w:pPr>
-              <w:spacing w:after="0" w:line="216" w:lineRule="exact"/>
+              <w:t xml:space="preserve">c=0</w:t>
+            </w:r>
+          </w:p>
+          <w:p>
+            <w:pPr>
+              <w:spacing w:after="0" w:line="216" w:lineRule="auto"/>
               <w:ind w:left="180"/>
             </w:pPr>
             <w:r>
@@ -2111,12 +2403,82 @@
                 <w:sz w:val="18"/>
                 <w:szCs w:val="18"/>
               </w:rPr>
-              <w:t xml:space="preserve">2. Set x = input value</w:t>
-            </w:r>
-          </w:p>
-          <w:p>
-            <w:pPr>
-              <w:spacing w:after="0" w:line="216" w:lineRule="exact"/>
+              <w:t xml:space="preserve">while(n):</w:t>
+            </w:r>
+          </w:p>
+          <w:p>
+            <w:pPr>
+              <w:spacing w:after="0" w:line="216" w:lineRule="auto"/>
+              <w:ind w:left="360"/>
+            </w:pPr>
+            <w:r>
+              <w:rPr>
+                <w:rFonts w:ascii="Courier New" w:hAnsi="Courier New" w:cs="Courier New"/>
+                <w:sz w:val="18"/>
+                <w:szCs w:val="18"/>
+              </w:rPr>
+              <w:t xml:space="preserve">if(n&gt;5):</w:t>
+            </w:r>
+          </w:p>
+          <w:p>
+            <w:pPr>
+              <w:spacing w:after="0" w:line="216" w:lineRule="auto"/>
+              <w:ind w:left="540"/>
+            </w:pPr>
+            <w:r>
+              <w:rPr>
+                <w:rFonts w:ascii="Courier New" w:hAnsi="Courier New" w:cs="Courier New"/>
+                <w:sz w:val="18"/>
+                <w:szCs w:val="18"/>
+              </w:rPr>
+              <w:t xml:space="preserve">c=c+n-1</w:t>
+            </w:r>
+          </w:p>
+          <w:p>
+            <w:pPr>
+              <w:spacing w:after="0" w:line="216" w:lineRule="auto"/>
+              <w:ind w:left="540"/>
+            </w:pPr>
+            <w:r>
+              <w:rPr>
+                <w:rFonts w:ascii="Courier New" w:hAnsi="Courier New" w:cs="Courier New"/>
+                <w:sz w:val="18"/>
+                <w:szCs w:val="18"/>
+              </w:rPr>
+              <w:t xml:space="preserve">n=n-1</w:t>
+            </w:r>
+          </w:p>
+          <w:p>
+            <w:pPr>
+              <w:spacing w:after="0" w:line="216" w:lineRule="auto"/>
+              <w:ind w:left="360"/>
+            </w:pPr>
+            <w:r>
+              <w:rPr>
+                <w:rFonts w:ascii="Courier New" w:hAnsi="Courier New" w:cs="Courier New"/>
+                <w:sz w:val="18"/>
+                <w:szCs w:val="18"/>
+              </w:rPr>
+              <w:t xml:space="preserve">else:</w:t>
+            </w:r>
+          </w:p>
+          <w:p>
+            <w:pPr>
+              <w:spacing w:after="0" w:line="216" w:lineRule="auto"/>
+              <w:ind w:left="540"/>
+            </w:pPr>
+            <w:r>
+              <w:rPr>
+                <w:rFonts w:ascii="Courier New" w:hAnsi="Courier New" w:cs="Courier New"/>
+                <w:sz w:val="18"/>
+                <w:szCs w:val="18"/>
+              </w:rPr>
+              <w:t xml:space="preserve">break</w:t>
+            </w:r>
+          </w:p>
+          <w:p>
+            <w:pPr>
+              <w:spacing w:after="0" w:line="216" w:lineRule="auto"/>
               <w:ind w:left="180"/>
             </w:pPr>
             <w:r>
@@ -2125,12 +2487,12 @@
                 <w:sz w:val="18"/>
                 <w:szCs w:val="18"/>
               </w:rPr>
-              <w:t xml:space="preserve">3. Set y = x * 2</w:t>
-            </w:r>
-          </w:p>
-          <w:p>
-            <w:pPr>
-              <w:spacing w:after="0" w:line="216" w:lineRule="exact"/>
+              <w:t xml:space="preserve">print(n)</w:t>
+            </w:r>
+          </w:p>
+          <w:p>
+            <w:pPr>
+              <w:spacing w:after="0" w:line="216" w:lineRule="auto"/>
               <w:ind w:left="180"/>
             </w:pPr>
             <w:r>
@@ -2139,21 +2501,7 @@
                 <w:sz w:val="18"/>
                 <w:szCs w:val="18"/>
               </w:rPr>
-              <w:t xml:space="preserve">4. If y &gt; 5, then print "Large", otherwise print "Small".</w:t>
-            </w:r>
-          </w:p>
-          <w:p>
-            <w:pPr>
-              <w:spacing w:after="0" w:line="216" w:lineRule="exact"/>
-              <w:ind w:left="180"/>
-            </w:pPr>
-            <w:r>
-              <w:rPr>
-                <w:rFonts w:ascii="Courier New" w:hAnsi="Courier New" w:cs="Courier New"/>
-                <w:sz w:val="18"/>
-                <w:szCs w:val="18"/>
-              </w:rPr>
-              <w:t xml:space="preserve">5. Stop</w:t>
+              <w:t xml:space="preserve">print(c)</w:t>
             </w:r>
           </w:p>
           <w:p>
@@ -2170,7 +2518,7 @@
                 <w:sz w:val="20"/>
                 <w:szCs w:val="20"/>
               </w:rPr>
-              <w:t xml:space="preserve">(a) Small</w:t>
+              <w:t xml:space="preserve">(a) 4 16</w:t>
             </w:r>
             <w:r>
               <w:rPr>
@@ -2186,7 +2534,7 @@
                 <w:sz w:val="20"/>
                 <w:szCs w:val="20"/>
               </w:rPr>
-              <w:t xml:space="preserve">(b) Large</w:t>
+              <w:t xml:space="preserve">(b) 5 11</w:t>
             </w:r>
             <w:r>
               <w:rPr>
@@ -2202,7 +2550,7 @@
                 <w:sz w:val="20"/>
                 <w:szCs w:val="20"/>
               </w:rPr>
-              <w:t xml:space="preserve">(c) 8</w:t>
+              <w:t xml:space="preserve">(c) 6 7</w:t>
             </w:r>
           </w:p>
           <w:p>
@@ -2219,7 +2567,7 @@
                 <w:sz w:val="20"/>
                 <w:szCs w:val="20"/>
               </w:rPr>
-              <w:t xml:space="preserve">(d) 4</w:t>
+              <w:t xml:space="preserve">(d) 5 10</w:t>
             </w:r>
             <w:r>
               <w:rPr>
@@ -2279,7 +2627,7 @@
                 <w:sz w:val="20"/>
                 <w:szCs w:val="20"/>
               </w:rPr>
-              <w:t xml:space="preserve">1</w:t>
+              <w:t xml:space="preserve">[1]</w:t>
             </w:r>
           </w:p>
         </w:tc>
@@ -2307,7 +2655,7 @@
                 <w:sz w:val="20"/>
                 <w:szCs w:val="20"/>
               </w:rPr>
-              <w:t xml:space="preserve">A</w:t>
+              <w:t xml:space="preserve">N</w:t>
             </w:r>
           </w:p>
         </w:tc>
@@ -2384,12 +2732,12 @@
                 <w:sz w:val="22"/>
                 <w:szCs w:val="22"/>
               </w:rPr>
-              <w:t xml:space="preserve">What will be the output of the following program on execution?</w:t>
-            </w:r>
-          </w:p>
-          <w:p>
-            <w:pPr>
-              <w:spacing w:after="0" w:line="216" w:lineRule="exact"/>
+              <w:t xml:space="preserve">What will be the output of this program?</w:t>
+            </w:r>
+          </w:p>
+          <w:p>
+            <w:pPr>
+              <w:spacing w:after="0" w:line="216" w:lineRule="auto"/>
               <w:ind w:left="180"/>
             </w:pPr>
             <w:r>
@@ -2398,35 +2746,7 @@
                 <w:sz w:val="18"/>
                 <w:szCs w:val="18"/>
               </w:rPr>
-              <w:t xml:space="preserve">a=50</w:t>
-            </w:r>
-          </w:p>
-          <w:p>
-            <w:pPr>
-              <w:spacing w:after="0" w:line="216" w:lineRule="exact"/>
-              <w:ind w:left="180"/>
-            </w:pPr>
-            <w:r>
-              <w:rPr>
-                <w:rFonts w:ascii="Courier New" w:hAnsi="Courier New" w:cs="Courier New"/>
-                <w:sz w:val="18"/>
-                <w:szCs w:val="18"/>
-              </w:rPr>
-              <w:t xml:space="preserve">b=60</w:t>
-            </w:r>
-          </w:p>
-          <w:p>
-            <w:pPr>
-              <w:spacing w:after="0" w:line="216" w:lineRule="exact"/>
-              <w:ind w:left="180"/>
-            </w:pPr>
-            <w:r>
-              <w:rPr>
-                <w:rFonts w:ascii="Courier New" w:hAnsi="Courier New" w:cs="Courier New"/>
-                <w:sz w:val="18"/>
-                <w:szCs w:val="18"/>
-              </w:rPr>
-              <w:t xml:space="preserve">print((a and b)/False)</w:t>
+              <w:t xml:space="preserve">print(6 + 5 - 4 * 3 / 2 % 1)</w:t>
             </w:r>
           </w:p>
           <w:p>
@@ -2443,7 +2763,7 @@
                 <w:sz w:val="20"/>
                 <w:szCs w:val="20"/>
               </w:rPr>
-              <w:t xml:space="preserve">(a) 0</w:t>
+              <w:t xml:space="preserve">(a) 11</w:t>
             </w:r>
             <w:r>
               <w:rPr>
@@ -2459,7 +2779,7 @@
                 <w:sz w:val="20"/>
                 <w:szCs w:val="20"/>
               </w:rPr>
-              <w:t xml:space="preserve">(b) 60</w:t>
+              <w:t xml:space="preserve">(b) 15</w:t>
             </w:r>
             <w:r>
               <w:rPr>
@@ -2475,7 +2795,7 @@
                 <w:sz w:val="20"/>
                 <w:szCs w:val="20"/>
               </w:rPr>
-              <w:t xml:space="preserve">(c) 50</w:t>
+              <w:t xml:space="preserve">(c) 11.0</w:t>
             </w:r>
           </w:p>
           <w:p>
@@ -2492,7 +2812,7 @@
                 <w:sz w:val="20"/>
                 <w:szCs w:val="20"/>
               </w:rPr>
-              <w:t xml:space="preserve">(d) 60.0</w:t>
+              <w:t xml:space="preserve">(d) 7</w:t>
             </w:r>
             <w:r>
               <w:rPr>
@@ -2552,7 +2872,7 @@
                 <w:sz w:val="20"/>
                 <w:szCs w:val="20"/>
               </w:rPr>
-              <w:t xml:space="preserve">1</w:t>
+              <w:t xml:space="preserve">[1]</w:t>
             </w:r>
           </w:p>
         </w:tc>
@@ -2580,7 +2900,7 @@
                 <w:sz w:val="20"/>
                 <w:szCs w:val="20"/>
               </w:rPr>
-              <w:t xml:space="preserve">N</w:t>
+              <w:t xml:space="preserve">A</w:t>
             </w:r>
           </w:p>
         </w:tc>
@@ -2662,7 +2982,7 @@
           </w:p>
           <w:p>
             <w:pPr>
-              <w:spacing w:after="0" w:line="216" w:lineRule="exact"/>
+              <w:spacing w:after="0" w:line="216" w:lineRule="auto"/>
               <w:ind w:left="180"/>
             </w:pPr>
             <w:r>
@@ -2671,26 +2991,12 @@
                 <w:sz w:val="18"/>
                 <w:szCs w:val="18"/>
               </w:rPr>
-              <w:t xml:space="preserve">x=0</w:t>
-            </w:r>
-          </w:p>
-          <w:p>
-            <w:pPr>
-              <w:spacing w:after="0" w:line="216" w:lineRule="exact"/>
-              <w:ind w:left="180"/>
-            </w:pPr>
-            <w:r>
-              <w:rPr>
-                <w:rFonts w:ascii="Courier New" w:hAnsi="Courier New" w:cs="Courier New"/>
-                <w:sz w:val="18"/>
-                <w:szCs w:val="18"/>
-              </w:rPr>
-              <w:t xml:space="preserve">while x&lt;10:</w:t>
-            </w:r>
-          </w:p>
-          <w:p>
-            <w:pPr>
-              <w:spacing w:after="0" w:line="216" w:lineRule="exact"/>
+              <w:t xml:space="preserve">for x in range(0,15):</w:t>
+            </w:r>
+          </w:p>
+          <w:p>
+            <w:pPr>
+              <w:spacing w:after="0" w:line="216" w:lineRule="auto"/>
               <w:ind w:left="360"/>
             </w:pPr>
             <w:r>
@@ -2699,12 +3005,12 @@
                 <w:sz w:val="18"/>
                 <w:szCs w:val="18"/>
               </w:rPr>
-              <w:t xml:space="preserve">if x%3==0:</w:t>
-            </w:r>
-          </w:p>
-          <w:p>
-            <w:pPr>
-              <w:spacing w:after="0" w:line="216" w:lineRule="exact"/>
+              <w:t xml:space="preserve">if(x%3==0):</w:t>
+            </w:r>
+          </w:p>
+          <w:p>
+            <w:pPr>
+              <w:spacing w:after="0" w:line="216" w:lineRule="auto"/>
               <w:ind w:left="540"/>
             </w:pPr>
             <w:r>
@@ -2713,12 +3019,26 @@
                 <w:sz w:val="18"/>
                 <w:szCs w:val="18"/>
               </w:rPr>
-              <w:t xml:space="preserve">x+=5</w:t>
-            </w:r>
-          </w:p>
-          <w:p>
-            <w:pPr>
-              <w:spacing w:after="0" w:line="216" w:lineRule="exact"/>
+              <w:t xml:space="preserve">continue</w:t>
+            </w:r>
+          </w:p>
+          <w:p>
+            <w:pPr>
+              <w:spacing w:after="0" w:line="216" w:lineRule="auto"/>
+              <w:ind w:left="360"/>
+            </w:pPr>
+            <w:r>
+              <w:rPr>
+                <w:rFonts w:ascii="Courier New" w:hAnsi="Courier New" w:cs="Courier New"/>
+                <w:sz w:val="18"/>
+                <w:szCs w:val="18"/>
+              </w:rPr>
+              <w:t xml:space="preserve">if(x%5==0):</w:t>
+            </w:r>
+          </w:p>
+          <w:p>
+            <w:pPr>
+              <w:spacing w:after="0" w:line="216" w:lineRule="auto"/>
               <w:ind w:left="540"/>
             </w:pPr>
             <w:r>
@@ -2732,7 +3052,7 @@
           </w:p>
           <w:p>
             <w:pPr>
-              <w:spacing w:after="0" w:line="216" w:lineRule="exact"/>
+              <w:spacing w:after="0" w:line="216" w:lineRule="auto"/>
               <w:ind w:left="360"/>
             </w:pPr>
             <w:r>
@@ -2741,12 +3061,12 @@
                 <w:sz w:val="18"/>
                 <w:szCs w:val="18"/>
               </w:rPr>
-              <w:t xml:space="preserve">if x%2==0:</w:t>
-            </w:r>
-          </w:p>
-          <w:p>
-            <w:pPr>
-              <w:spacing w:after="0" w:line="216" w:lineRule="exact"/>
+              <w:t xml:space="preserve">if(x%7==0):</w:t>
+            </w:r>
+          </w:p>
+          <w:p>
+            <w:pPr>
+              <w:spacing w:after="0" w:line="216" w:lineRule="auto"/>
               <w:ind w:left="540"/>
             </w:pPr>
             <w:r>
@@ -2755,12 +3075,12 @@
                 <w:sz w:val="18"/>
                 <w:szCs w:val="18"/>
               </w:rPr>
-              <w:t xml:space="preserve">x+=14</w:t>
-            </w:r>
-          </w:p>
-          <w:p>
-            <w:pPr>
-              <w:spacing w:after="0" w:line="216" w:lineRule="exact"/>
+              <w:t xml:space="preserve">break</w:t>
+            </w:r>
+          </w:p>
+          <w:p>
+            <w:pPr>
+              <w:spacing w:after="0" w:line="216" w:lineRule="auto"/>
               <w:ind w:left="360"/>
             </w:pPr>
             <w:r>
@@ -2769,63 +3089,7 @@
                 <w:sz w:val="18"/>
                 <w:szCs w:val="18"/>
               </w:rPr>
-              <w:t xml:space="preserve">else:</w:t>
-            </w:r>
-          </w:p>
-          <w:p>
-            <w:pPr>
-              <w:spacing w:after="0" w:line="216" w:lineRule="exact"/>
-              <w:ind w:left="540"/>
-            </w:pPr>
-            <w:r>
-              <w:rPr>
-                <w:rFonts w:ascii="Courier New" w:hAnsi="Courier New" w:cs="Courier New"/>
-                <w:sz w:val="18"/>
-                <w:szCs w:val="18"/>
-              </w:rPr>
-              <w:t xml:space="preserve">x+=1</w:t>
-            </w:r>
-          </w:p>
-          <w:p>
-            <w:pPr>
-              <w:spacing w:after="0" w:line="216" w:lineRule="exact"/>
-              <w:ind w:left="180"/>
-            </w:pPr>
-            <w:r>
-              <w:rPr>
-                <w:rFonts w:ascii="Courier New" w:hAnsi="Courier New" w:cs="Courier New"/>
-                <w:sz w:val="18"/>
-                <w:szCs w:val="18"/>
-              </w:rPr>
-              <w:t xml:space="preserve">else:</w:t>
-            </w:r>
-          </w:p>
-          <w:p>
-            <w:pPr>
-              <w:spacing w:after="0" w:line="216" w:lineRule="exact"/>
-              <w:ind w:left="360"/>
-            </w:pPr>
-            <w:r>
-              <w:rPr>
-                <w:rFonts w:ascii="Courier New" w:hAnsi="Courier New" w:cs="Courier New"/>
-                <w:sz w:val="18"/>
-                <w:szCs w:val="18"/>
-              </w:rPr>
-              <w:t xml:space="preserve">x+=1</w:t>
-            </w:r>
-          </w:p>
-          <w:p>
-            <w:pPr>
-              <w:spacing w:after="0" w:line="216" w:lineRule="exact"/>
-              <w:ind w:left="180"/>
-            </w:pPr>
-            <w:r>
-              <w:rPr>
-                <w:rFonts w:ascii="Courier New" w:hAnsi="Courier New" w:cs="Courier New"/>
-                <w:sz w:val="18"/>
-                <w:szCs w:val="18"/>
-              </w:rPr>
-              <w:t xml:space="preserve">print(x)</w:t>
+              <w:t xml:space="preserve">print(x,end=" ")</w:t>
             </w:r>
           </w:p>
           <w:p>
@@ -2842,7 +3106,7 @@
                 <w:sz w:val="20"/>
                 <w:szCs w:val="20"/>
               </w:rPr>
-              <w:t xml:space="preserve">(a) 10</w:t>
+              <w:t xml:space="preserve">(a) 1 2 4</w:t>
             </w:r>
             <w:r>
               <w:rPr>
@@ -2858,7 +3122,7 @@
                 <w:sz w:val="20"/>
                 <w:szCs w:val="20"/>
               </w:rPr>
-              <w:t xml:space="preserve">(b) 12</w:t>
+              <w:t xml:space="preserve">(b) 0 1 2 4</w:t>
             </w:r>
             <w:r>
               <w:rPr>
@@ -2874,7 +3138,7 @@
                 <w:sz w:val="20"/>
                 <w:szCs w:val="20"/>
               </w:rPr>
-              <w:t xml:space="preserve">(c) 11</w:t>
+              <w:t xml:space="preserve">(c) 1 2 3 4</w:t>
             </w:r>
           </w:p>
           <w:p>
@@ -2891,7 +3155,7 @@
                 <w:sz w:val="20"/>
                 <w:szCs w:val="20"/>
               </w:rPr>
-              <w:t xml:space="preserve">(d) 0</w:t>
+              <w:t xml:space="preserve">(d) 1 2 4 7</w:t>
             </w:r>
             <w:r>
               <w:rPr>
@@ -2951,7 +3215,7 @@
                 <w:sz w:val="20"/>
                 <w:szCs w:val="20"/>
               </w:rPr>
-              <w:t xml:space="preserve">1</w:t>
+              <w:t xml:space="preserve">[1]</w:t>
             </w:r>
           </w:p>
         </w:tc>
@@ -2979,7 +3243,7 @@
                 <w:sz w:val="20"/>
                 <w:szCs w:val="20"/>
               </w:rPr>
-              <w:t xml:space="preserve">A</w:t>
+              <w:t xml:space="preserve">N</w:t>
             </w:r>
           </w:p>
         </w:tc>
@@ -3056,7 +3320,231 @@
                 <w:sz w:val="22"/>
                 <w:szCs w:val="22"/>
               </w:rPr>
-              <w:t xml:space="preserve">A program that reads each of the instructions in mnemonic form and translates it into the machine-language equivalent is ______</w:t>
+              <w:t xml:space="preserve">What will be the output of the following program on execution?</w:t>
+            </w:r>
+          </w:p>
+          <w:p>
+            <w:pPr>
+              <w:spacing w:after="0" w:line="216" w:lineRule="auto"/>
+              <w:ind w:left="180"/>
+            </w:pPr>
+            <w:r>
+              <w:rPr>
+                <w:rFonts w:ascii="Courier New" w:hAnsi="Courier New" w:cs="Courier New"/>
+                <w:sz w:val="18"/>
+                <w:szCs w:val="18"/>
+              </w:rPr>
+              <w:t xml:space="preserve">x=0</w:t>
+            </w:r>
+          </w:p>
+          <w:p>
+            <w:pPr>
+              <w:spacing w:after="0" w:line="216" w:lineRule="auto"/>
+              <w:ind w:left="180"/>
+            </w:pPr>
+            <w:r>
+              <w:rPr>
+                <w:rFonts w:ascii="Courier New" w:hAnsi="Courier New" w:cs="Courier New"/>
+                <w:sz w:val="18"/>
+                <w:szCs w:val="18"/>
+              </w:rPr>
+              <w:t xml:space="preserve">count=0</w:t>
+            </w:r>
+          </w:p>
+          <w:p>
+            <w:pPr>
+              <w:spacing w:after="0" w:line="216" w:lineRule="auto"/>
+              <w:ind w:left="180"/>
+            </w:pPr>
+            <w:r>
+              <w:rPr>
+                <w:rFonts w:ascii="Courier New" w:hAnsi="Courier New" w:cs="Courier New"/>
+                <w:sz w:val="18"/>
+                <w:szCs w:val="18"/>
+              </w:rPr>
+              <w:t xml:space="preserve">for x in range(10):</w:t>
+            </w:r>
+          </w:p>
+          <w:p>
+            <w:pPr>
+              <w:spacing w:after="0" w:line="216" w:lineRule="auto"/>
+              <w:ind w:left="360"/>
+            </w:pPr>
+            <w:r>
+              <w:rPr>
+                <w:rFonts w:ascii="Courier New" w:hAnsi="Courier New" w:cs="Courier New"/>
+                <w:sz w:val="18"/>
+                <w:szCs w:val="18"/>
+              </w:rPr>
+              <w:t xml:space="preserve">while x&lt;15:</w:t>
+            </w:r>
+          </w:p>
+          <w:p>
+            <w:pPr>
+              <w:spacing w:after="0" w:line="216" w:lineRule="auto"/>
+              <w:ind w:left="540"/>
+            </w:pPr>
+            <w:r>
+              <w:rPr>
+                <w:rFonts w:ascii="Courier New" w:hAnsi="Courier New" w:cs="Courier New"/>
+                <w:sz w:val="18"/>
+                <w:szCs w:val="18"/>
+              </w:rPr>
+              <w:t xml:space="preserve">if x&lt;0:</w:t>
+            </w:r>
+          </w:p>
+          <w:p>
+            <w:pPr>
+              <w:spacing w:after="0" w:line="216" w:lineRule="auto"/>
+              <w:ind w:left="720"/>
+            </w:pPr>
+            <w:r>
+              <w:rPr>
+                <w:rFonts w:ascii="Courier New" w:hAnsi="Courier New" w:cs="Courier New"/>
+                <w:sz w:val="18"/>
+                <w:szCs w:val="18"/>
+              </w:rPr>
+              <w:t xml:space="preserve">pass</w:t>
+            </w:r>
+          </w:p>
+          <w:p>
+            <w:pPr>
+              <w:spacing w:after="0" w:line="216" w:lineRule="auto"/>
+              <w:ind w:left="540"/>
+            </w:pPr>
+            <w:r>
+              <w:rPr>
+                <w:rFonts w:ascii="Courier New" w:hAnsi="Courier New" w:cs="Courier New"/>
+                <w:sz w:val="18"/>
+                <w:szCs w:val="18"/>
+              </w:rPr>
+              <w:t xml:space="preserve">elif x%2==0:</w:t>
+            </w:r>
+          </w:p>
+          <w:p>
+            <w:pPr>
+              <w:spacing w:after="0" w:line="216" w:lineRule="auto"/>
+              <w:ind w:left="720"/>
+            </w:pPr>
+            <w:r>
+              <w:rPr>
+                <w:rFonts w:ascii="Courier New" w:hAnsi="Courier New" w:cs="Courier New"/>
+                <w:sz w:val="18"/>
+                <w:szCs w:val="18"/>
+              </w:rPr>
+              <w:t xml:space="preserve">x+=1</w:t>
+            </w:r>
+          </w:p>
+          <w:p>
+            <w:pPr>
+              <w:spacing w:after="0" w:line="216" w:lineRule="auto"/>
+              <w:ind w:left="720"/>
+            </w:pPr>
+            <w:r>
+              <w:rPr>
+                <w:rFonts w:ascii="Courier New" w:hAnsi="Courier New" w:cs="Courier New"/>
+                <w:sz w:val="18"/>
+                <w:szCs w:val="18"/>
+              </w:rPr>
+              <w:t xml:space="preserve">continue</w:t>
+            </w:r>
+          </w:p>
+          <w:p>
+            <w:pPr>
+              <w:spacing w:after="0" w:line="216" w:lineRule="auto"/>
+              <w:ind w:left="540"/>
+            </w:pPr>
+            <w:r>
+              <w:rPr>
+                <w:rFonts w:ascii="Courier New" w:hAnsi="Courier New" w:cs="Courier New"/>
+                <w:sz w:val="18"/>
+                <w:szCs w:val="18"/>
+              </w:rPr>
+              <w:t xml:space="preserve">elif x%3==0:</w:t>
+            </w:r>
+          </w:p>
+          <w:p>
+            <w:pPr>
+              <w:spacing w:after="0" w:line="216" w:lineRule="auto"/>
+              <w:ind w:left="720"/>
+            </w:pPr>
+            <w:r>
+              <w:rPr>
+                <w:rFonts w:ascii="Courier New" w:hAnsi="Courier New" w:cs="Courier New"/>
+                <w:sz w:val="18"/>
+                <w:szCs w:val="18"/>
+              </w:rPr>
+              <w:t xml:space="preserve">x+=1</w:t>
+            </w:r>
+          </w:p>
+          <w:p>
+            <w:pPr>
+              <w:spacing w:after="0" w:line="216" w:lineRule="auto"/>
+              <w:ind w:left="720"/>
+            </w:pPr>
+            <w:r>
+              <w:rPr>
+                <w:rFonts w:ascii="Courier New" w:hAnsi="Courier New" w:cs="Courier New"/>
+                <w:sz w:val="18"/>
+                <w:szCs w:val="18"/>
+              </w:rPr>
+              <w:t xml:space="preserve">continue</w:t>
+            </w:r>
+          </w:p>
+          <w:p>
+            <w:pPr>
+              <w:spacing w:after="0" w:line="216" w:lineRule="auto"/>
+              <w:ind w:left="540"/>
+            </w:pPr>
+            <w:r>
+              <w:rPr>
+                <w:rFonts w:ascii="Courier New" w:hAnsi="Courier New" w:cs="Courier New"/>
+                <w:sz w:val="18"/>
+                <w:szCs w:val="18"/>
+              </w:rPr>
+              <w:t xml:space="preserve">elif count==5:</w:t>
+            </w:r>
+          </w:p>
+          <w:p>
+            <w:pPr>
+              <w:spacing w:after="0" w:line="216" w:lineRule="auto"/>
+              <w:ind w:left="720"/>
+            </w:pPr>
+            <w:r>
+              <w:rPr>
+                <w:rFonts w:ascii="Courier New" w:hAnsi="Courier New" w:cs="Courier New"/>
+                <w:sz w:val="18"/>
+                <w:szCs w:val="18"/>
+              </w:rPr>
+              <w:t xml:space="preserve">break</w:t>
+            </w:r>
+          </w:p>
+          <w:p>
+            <w:pPr>
+              <w:spacing w:after="0" w:line="216" w:lineRule="auto"/>
+              <w:ind w:left="540"/>
+            </w:pPr>
+            <w:r>
+              <w:rPr>
+                <w:rFonts w:ascii="Courier New" w:hAnsi="Courier New" w:cs="Courier New"/>
+                <w:sz w:val="18"/>
+                <w:szCs w:val="18"/>
+              </w:rPr>
+              <w:t xml:space="preserve">count+=1</w:t>
+            </w:r>
+          </w:p>
+          <w:p>
+            <w:pPr>
+              <w:spacing w:after="0" w:line="216" w:lineRule="auto"/>
+              <w:ind w:left="180"/>
+            </w:pPr>
+            <w:r>
+              <w:rPr>
+                <w:rFonts w:ascii="Courier New" w:hAnsi="Courier New" w:cs="Courier New"/>
+                <w:sz w:val="18"/>
+                <w:szCs w:val="18"/>
+              </w:rPr>
+              <w:t xml:space="preserve">print(x,count)</w:t>
             </w:r>
           </w:p>
           <w:p>
@@ -3073,7 +3561,7 @@
                 <w:sz w:val="20"/>
                 <w:szCs w:val="20"/>
               </w:rPr>
-              <w:t xml:space="preserve">(a) Machine language</w:t>
+              <w:t xml:space="preserve">(a) 10 5</w:t>
             </w:r>
             <w:r>
               <w:rPr>
@@ -3089,7 +3577,7 @@
                 <w:sz w:val="20"/>
                 <w:szCs w:val="20"/>
               </w:rPr>
-              <w:t xml:space="preserve">(b) Interpreter</w:t>
+              <w:t xml:space="preserve">(b) 11 5</w:t>
             </w:r>
             <w:r>
               <w:rPr>
@@ -3105,7 +3593,7 @@
                 <w:sz w:val="20"/>
                 <w:szCs w:val="20"/>
               </w:rPr>
-              <w:t xml:space="preserve">(c) Assembler</w:t>
+              <w:t xml:space="preserve">(c) 16 5</w:t>
             </w:r>
           </w:p>
           <w:p>
@@ -3122,7 +3610,7 @@
                 <w:sz w:val="20"/>
                 <w:szCs w:val="20"/>
               </w:rPr>
-              <w:t xml:space="preserve">(d) Compiler</w:t>
+              <w:t xml:space="preserve">(d) 14 5</w:t>
             </w:r>
             <w:r>
               <w:rPr>
@@ -3138,7 +3626,7 @@
                 <w:sz w:val="20"/>
                 <w:szCs w:val="20"/>
               </w:rPr>
-              <w:t xml:space="preserve">(e) Linker</w:t>
+              <w:t xml:space="preserve">(e) Error</w:t>
             </w:r>
             <w:r>
               <w:rPr>
@@ -3154,7 +3642,7 @@
                 <w:sz w:val="20"/>
                 <w:szCs w:val="20"/>
               </w:rPr>
-              <w:t xml:space="preserve">(f) Loader</w:t>
+              <w:t xml:space="preserve">(f) None of the above</w:t>
             </w:r>
           </w:p>
         </w:tc>
@@ -3182,7 +3670,7 @@
                 <w:sz w:val="20"/>
                 <w:szCs w:val="20"/>
               </w:rPr>
-              <w:t xml:space="preserve">1</w:t>
+              <w:t xml:space="preserve">[1]</w:t>
             </w:r>
           </w:p>
         </w:tc>
@@ -3210,7 +3698,7 @@
                 <w:sz w:val="20"/>
                 <w:szCs w:val="20"/>
               </w:rPr>
-              <w:t xml:space="preserve">U</w:t>
+              <w:t xml:space="preserve">N</w:t>
             </w:r>
           </w:p>
         </w:tc>
@@ -3287,12 +3775,12 @@
                 <w:sz w:val="22"/>
                 <w:szCs w:val="22"/>
               </w:rPr>
-              <w:t xml:space="preserve">Given the nested if-else structure below, what will be the value of x after code execution completes?</w:t>
-            </w:r>
-          </w:p>
-          <w:p>
-            <w:pPr>
-              <w:spacing w:after="0" w:line="216" w:lineRule="exact"/>
+              <w:t xml:space="preserve">What is the output of the following code?</w:t>
+            </w:r>
+          </w:p>
+          <w:p>
+            <w:pPr>
+              <w:spacing w:after="0" w:line="216" w:lineRule="auto"/>
               <w:ind w:left="180"/>
             </w:pPr>
             <w:r>
@@ -3301,12 +3789,12 @@
                 <w:sz w:val="18"/>
                 <w:szCs w:val="18"/>
               </w:rPr>
-              <w:t xml:space="preserve">x = 0</w:t>
-            </w:r>
-          </w:p>
-          <w:p>
-            <w:pPr>
-              <w:spacing w:after="0" w:line="216" w:lineRule="exact"/>
+              <w:t xml:space="preserve">val = 154</w:t>
+            </w:r>
+          </w:p>
+          <w:p>
+            <w:pPr>
+              <w:spacing w:after="0" w:line="216" w:lineRule="auto"/>
               <w:ind w:left="180"/>
             </w:pPr>
             <w:r>
@@ -3315,12 +3803,26 @@
                 <w:sz w:val="18"/>
                 <w:szCs w:val="18"/>
               </w:rPr>
-              <w:t xml:space="preserve">a = 0</w:t>
-            </w:r>
-          </w:p>
-          <w:p>
-            <w:pPr>
-              <w:spacing w:after="0" w:line="216" w:lineRule="exact"/>
+              <w:t xml:space="preserve">while(not(val)):</w:t>
+            </w:r>
+          </w:p>
+          <w:p>
+            <w:pPr>
+              <w:spacing w:after="0" w:line="216" w:lineRule="auto"/>
+              <w:ind w:left="360"/>
+            </w:pPr>
+            <w:r>
+              <w:rPr>
+                <w:rFonts w:ascii="Courier New" w:hAnsi="Courier New" w:cs="Courier New"/>
+                <w:sz w:val="18"/>
+                <w:szCs w:val="18"/>
+              </w:rPr>
+              <w:t xml:space="preserve">val**=2</w:t>
+            </w:r>
+          </w:p>
+          <w:p>
+            <w:pPr>
+              <w:spacing w:after="0" w:line="216" w:lineRule="auto"/>
               <w:ind w:left="180"/>
             </w:pPr>
             <w:r>
@@ -3329,12 +3831,26 @@
                 <w:sz w:val="18"/>
                 <w:szCs w:val="18"/>
               </w:rPr>
-              <w:t xml:space="preserve">b = -5</w:t>
-            </w:r>
-          </w:p>
-          <w:p>
-            <w:pPr>
-              <w:spacing w:after="0" w:line="216" w:lineRule="exact"/>
+              <w:t xml:space="preserve">else:</w:t>
+            </w:r>
+          </w:p>
+          <w:p>
+            <w:pPr>
+              <w:spacing w:after="0" w:line="216" w:lineRule="auto"/>
+              <w:ind w:left="360"/>
+            </w:pPr>
+            <w:r>
+              <w:rPr>
+                <w:rFonts w:ascii="Courier New" w:hAnsi="Courier New" w:cs="Courier New"/>
+                <w:sz w:val="18"/>
+                <w:szCs w:val="18"/>
+              </w:rPr>
+              <w:t xml:space="preserve">val//=2</w:t>
+            </w:r>
+          </w:p>
+          <w:p>
+            <w:pPr>
+              <w:spacing w:after="0" w:line="216" w:lineRule="auto"/>
               <w:ind w:left="180"/>
             </w:pPr>
             <w:r>
@@ -3343,133 +3859,7 @@
                 <w:sz w:val="18"/>
                 <w:szCs w:val="18"/>
               </w:rPr>
-              <w:t xml:space="preserve">if a &gt; 0:</w:t>
-            </w:r>
-          </w:p>
-          <w:p>
-            <w:pPr>
-              <w:spacing w:after="0" w:line="216" w:lineRule="exact"/>
-              <w:ind w:left="360"/>
-            </w:pPr>
-            <w:r>
-              <w:rPr>
-                <w:rFonts w:ascii="Courier New" w:hAnsi="Courier New" w:cs="Courier New"/>
-                <w:sz w:val="18"/>
-                <w:szCs w:val="18"/>
-              </w:rPr>
-              <w:t xml:space="preserve">if b &lt; 0:</w:t>
-            </w:r>
-          </w:p>
-          <w:p>
-            <w:pPr>
-              <w:spacing w:after="0" w:line="216" w:lineRule="exact"/>
-              <w:ind w:left="540"/>
-            </w:pPr>
-            <w:r>
-              <w:rPr>
-                <w:rFonts w:ascii="Courier New" w:hAnsi="Courier New" w:cs="Courier New"/>
-                <w:sz w:val="18"/>
-                <w:szCs w:val="18"/>
-              </w:rPr>
-              <w:t xml:space="preserve">x = x + 5</w:t>
-            </w:r>
-          </w:p>
-          <w:p>
-            <w:pPr>
-              <w:spacing w:after="0" w:line="216" w:lineRule="exact"/>
-              <w:ind w:left="360"/>
-            </w:pPr>
-            <w:r>
-              <w:rPr>
-                <w:rFonts w:ascii="Courier New" w:hAnsi="Courier New" w:cs="Courier New"/>
-                <w:sz w:val="18"/>
-                <w:szCs w:val="18"/>
-              </w:rPr>
-              <w:t xml:space="preserve">elif a &gt; 5:</w:t>
-            </w:r>
-          </w:p>
-          <w:p>
-            <w:pPr>
-              <w:spacing w:after="0" w:line="216" w:lineRule="exact"/>
-              <w:ind w:left="540"/>
-            </w:pPr>
-            <w:r>
-              <w:rPr>
-                <w:rFonts w:ascii="Courier New" w:hAnsi="Courier New" w:cs="Courier New"/>
-                <w:sz w:val="18"/>
-                <w:szCs w:val="18"/>
-              </w:rPr>
-              <w:t xml:space="preserve">x = x + 4</w:t>
-            </w:r>
-          </w:p>
-          <w:p>
-            <w:pPr>
-              <w:spacing w:after="0" w:line="216" w:lineRule="exact"/>
-              <w:ind w:left="360"/>
-            </w:pPr>
-            <w:r>
-              <w:rPr>
-                <w:rFonts w:ascii="Courier New" w:hAnsi="Courier New" w:cs="Courier New"/>
-                <w:sz w:val="18"/>
-                <w:szCs w:val="18"/>
-              </w:rPr>
-              <w:t xml:space="preserve">else:</w:t>
-            </w:r>
-          </w:p>
-          <w:p>
-            <w:pPr>
-              <w:spacing w:after="0" w:line="216" w:lineRule="exact"/>
-              <w:ind w:left="540"/>
-            </w:pPr>
-            <w:r>
-              <w:rPr>
-                <w:rFonts w:ascii="Courier New" w:hAnsi="Courier New" w:cs="Courier New"/>
-                <w:sz w:val="18"/>
-                <w:szCs w:val="18"/>
-              </w:rPr>
-              <w:t xml:space="preserve">x = x + 3</w:t>
-            </w:r>
-          </w:p>
-          <w:p>
-            <w:pPr>
-              <w:spacing w:after="0" w:line="216" w:lineRule="exact"/>
-              <w:ind w:left="180"/>
-            </w:pPr>
-            <w:r>
-              <w:rPr>
-                <w:rFonts w:ascii="Courier New" w:hAnsi="Courier New" w:cs="Courier New"/>
-                <w:sz w:val="18"/>
-                <w:szCs w:val="18"/>
-              </w:rPr>
-              <w:t xml:space="preserve">else:</w:t>
-            </w:r>
-          </w:p>
-          <w:p>
-            <w:pPr>
-              <w:spacing w:after="0" w:line="216" w:lineRule="exact"/>
-              <w:ind w:left="360"/>
-            </w:pPr>
-            <w:r>
-              <w:rPr>
-                <w:rFonts w:ascii="Courier New" w:hAnsi="Courier New" w:cs="Courier New"/>
-                <w:sz w:val="18"/>
-                <w:szCs w:val="18"/>
-              </w:rPr>
-              <w:t xml:space="preserve">x = x + 4</w:t>
-            </w:r>
-          </w:p>
-          <w:p>
-            <w:pPr>
-              <w:spacing w:after="0" w:line="216" w:lineRule="exact"/>
-              <w:ind w:left="180"/>
-            </w:pPr>
-            <w:r>
-              <w:rPr>
-                <w:rFonts w:ascii="Courier New" w:hAnsi="Courier New" w:cs="Courier New"/>
-                <w:sz w:val="18"/>
-                <w:szCs w:val="18"/>
-              </w:rPr>
-              <w:t xml:space="preserve">print(x)</w:t>
+              <w:t xml:space="preserve">print(val)</w:t>
             </w:r>
           </w:p>
           <w:p>
@@ -3486,7 +3876,7 @@
                 <w:sz w:val="20"/>
                 <w:szCs w:val="20"/>
               </w:rPr>
-              <w:t xml:space="preserve">(a) 4</w:t>
+              <w:t xml:space="preserve">(a) 154</w:t>
             </w:r>
             <w:r>
               <w:rPr>
@@ -3502,7 +3892,7 @@
                 <w:sz w:val="20"/>
                 <w:szCs w:val="20"/>
               </w:rPr>
-              <w:t xml:space="preserve">(b) 0</w:t>
+              <w:t xml:space="preserve">(b) 11</w:t>
             </w:r>
             <w:r>
               <w:rPr>
@@ -3518,7 +3908,7 @@
                 <w:sz w:val="20"/>
                 <w:szCs w:val="20"/>
               </w:rPr>
-              <w:t xml:space="preserve">(c) 3</w:t>
+              <w:t xml:space="preserve">(c) 77</w:t>
             </w:r>
           </w:p>
           <w:p>
@@ -3535,7 +3925,7 @@
                 <w:sz w:val="20"/>
                 <w:szCs w:val="20"/>
               </w:rPr>
-              <w:t xml:space="preserve">(d) 2</w:t>
+              <w:t xml:space="preserve">(d) 23716</w:t>
             </w:r>
             <w:r>
               <w:rPr>
@@ -3595,7 +3985,7 @@
                 <w:sz w:val="20"/>
                 <w:szCs w:val="20"/>
               </w:rPr>
-              <w:t xml:space="preserve">1</w:t>
+              <w:t xml:space="preserve">[1]</w:t>
             </w:r>
           </w:p>
         </w:tc>
@@ -3700,12 +4090,12 @@
                 <w:sz w:val="22"/>
                 <w:szCs w:val="22"/>
               </w:rPr>
-              <w:t xml:space="preserve">What will be the output of the following program on execution?</w:t>
-            </w:r>
-          </w:p>
-          <w:p>
-            <w:pPr>
-              <w:spacing w:after="0" w:line="216" w:lineRule="exact"/>
+              <w:t xml:space="preserve">What should be the output of the following python code snippet:</w:t>
+            </w:r>
+          </w:p>
+          <w:p>
+            <w:pPr>
+              <w:spacing w:after="0" w:line="216" w:lineRule="auto"/>
               <w:ind w:left="180"/>
             </w:pPr>
             <w:r>
@@ -3714,12 +4104,12 @@
                 <w:sz w:val="18"/>
                 <w:szCs w:val="18"/>
               </w:rPr>
-              <w:t xml:space="preserve">x=0</w:t>
-            </w:r>
-          </w:p>
-          <w:p>
-            <w:pPr>
-              <w:spacing w:after="0" w:line="216" w:lineRule="exact"/>
+              <w:t xml:space="preserve">x=0.0</w:t>
+            </w:r>
+          </w:p>
+          <w:p>
+            <w:pPr>
+              <w:spacing w:after="0" w:line="216" w:lineRule="auto"/>
               <w:ind w:left="180"/>
             </w:pPr>
             <w:r>
@@ -3728,12 +4118,12 @@
                 <w:sz w:val="18"/>
                 <w:szCs w:val="18"/>
               </w:rPr>
-              <w:t xml:space="preserve">count=0</w:t>
-            </w:r>
-          </w:p>
-          <w:p>
-            <w:pPr>
-              <w:spacing w:after="0" w:line="216" w:lineRule="exact"/>
+              <w:t xml:space="preserve">y=48&gt;0</w:t>
+            </w:r>
+          </w:p>
+          <w:p>
+            <w:pPr>
+              <w:spacing w:after="0" w:line="216" w:lineRule="auto"/>
               <w:ind w:left="180"/>
             </w:pPr>
             <w:r>
@@ -3742,138 +4132,12 @@
                 <w:sz w:val="18"/>
                 <w:szCs w:val="18"/>
               </w:rPr>
-              <w:t xml:space="preserve">while x&lt;15:</w:t>
-            </w:r>
-          </w:p>
-          <w:p>
-            <w:pPr>
-              <w:spacing w:after="0" w:line="216" w:lineRule="exact"/>
-              <w:ind w:left="360"/>
-            </w:pPr>
-            <w:r>
-              <w:rPr>
-                <w:rFonts w:ascii="Courier New" w:hAnsi="Courier New" w:cs="Courier New"/>
-                <w:sz w:val="18"/>
-                <w:szCs w:val="18"/>
-              </w:rPr>
-              <w:t xml:space="preserve">if x%2==0:</w:t>
-            </w:r>
-          </w:p>
-          <w:p>
-            <w:pPr>
-              <w:spacing w:after="0" w:line="216" w:lineRule="exact"/>
-              <w:ind w:left="540"/>
-            </w:pPr>
-            <w:r>
-              <w:rPr>
-                <w:rFonts w:ascii="Courier New" w:hAnsi="Courier New" w:cs="Courier New"/>
-                <w:sz w:val="18"/>
-                <w:szCs w:val="18"/>
-              </w:rPr>
-              <w:t xml:space="preserve">x+=1</w:t>
-            </w:r>
-          </w:p>
-          <w:p>
-            <w:pPr>
-              <w:spacing w:after="0" w:line="216" w:lineRule="exact"/>
-              <w:ind w:left="540"/>
-            </w:pPr>
-            <w:r>
-              <w:rPr>
-                <w:rFonts w:ascii="Courier New" w:hAnsi="Courier New" w:cs="Courier New"/>
-                <w:sz w:val="18"/>
-                <w:szCs w:val="18"/>
-              </w:rPr>
-              <w:t xml:space="preserve">continue</w:t>
-            </w:r>
-          </w:p>
-          <w:p>
-            <w:pPr>
-              <w:spacing w:after="0" w:line="216" w:lineRule="exact"/>
-              <w:ind w:left="360"/>
-            </w:pPr>
-            <w:r>
-              <w:rPr>
-                <w:rFonts w:ascii="Courier New" w:hAnsi="Courier New" w:cs="Courier New"/>
-                <w:sz w:val="18"/>
-                <w:szCs w:val="18"/>
-              </w:rPr>
-              <w:t xml:space="preserve">if x%3==0:</w:t>
-            </w:r>
-          </w:p>
-          <w:p>
-            <w:pPr>
-              <w:spacing w:after="0" w:line="216" w:lineRule="exact"/>
-              <w:ind w:left="540"/>
-            </w:pPr>
-            <w:r>
-              <w:rPr>
-                <w:rFonts w:ascii="Courier New" w:hAnsi="Courier New" w:cs="Courier New"/>
-                <w:sz w:val="18"/>
-                <w:szCs w:val="18"/>
-              </w:rPr>
-              <w:t xml:space="preserve">x+=1</w:t>
-            </w:r>
-          </w:p>
-          <w:p>
-            <w:pPr>
-              <w:spacing w:after="0" w:line="216" w:lineRule="exact"/>
-              <w:ind w:left="540"/>
-            </w:pPr>
-            <w:r>
-              <w:rPr>
-                <w:rFonts w:ascii="Courier New" w:hAnsi="Courier New" w:cs="Courier New"/>
-                <w:sz w:val="18"/>
-                <w:szCs w:val="18"/>
-              </w:rPr>
-              <w:t xml:space="preserve">continue</w:t>
-            </w:r>
-          </w:p>
-          <w:p>
-            <w:pPr>
-              <w:spacing w:after="0" w:line="216" w:lineRule="exact"/>
-              <w:ind w:left="360"/>
-            </w:pPr>
-            <w:r>
-              <w:rPr>
-                <w:rFonts w:ascii="Courier New" w:hAnsi="Courier New" w:cs="Courier New"/>
-                <w:sz w:val="18"/>
-                <w:szCs w:val="18"/>
-              </w:rPr>
-              <w:t xml:space="preserve">if count==5:</w:t>
-            </w:r>
-          </w:p>
-          <w:p>
-            <w:pPr>
-              <w:spacing w:after="0" w:line="216" w:lineRule="exact"/>
-              <w:ind w:left="540"/>
-            </w:pPr>
-            <w:r>
-              <w:rPr>
-                <w:rFonts w:ascii="Courier New" w:hAnsi="Courier New" w:cs="Courier New"/>
-                <w:sz w:val="18"/>
-                <w:szCs w:val="18"/>
-              </w:rPr>
-              <w:t xml:space="preserve">break</w:t>
-            </w:r>
-          </w:p>
-          <w:p>
-            <w:pPr>
-              <w:spacing w:after="0" w:line="216" w:lineRule="exact"/>
-              <w:ind w:left="360"/>
-            </w:pPr>
-            <w:r>
-              <w:rPr>
-                <w:rFonts w:ascii="Courier New" w:hAnsi="Courier New" w:cs="Courier New"/>
-                <w:sz w:val="18"/>
-                <w:szCs w:val="18"/>
-              </w:rPr>
-              <w:t xml:space="preserve">count+=1</w:t>
-            </w:r>
-          </w:p>
-          <w:p>
-            <w:pPr>
-              <w:spacing w:after="0" w:line="216" w:lineRule="exact"/>
+              <w:t xml:space="preserve">z=11&lt;7</w:t>
+            </w:r>
+          </w:p>
+          <w:p>
+            <w:pPr>
+              <w:spacing w:after="0" w:line="216" w:lineRule="auto"/>
               <w:ind w:left="180"/>
             </w:pPr>
             <w:r>
@@ -3882,7 +4146,7 @@
                 <w:sz w:val="18"/>
                 <w:szCs w:val="18"/>
               </w:rPr>
-              <w:t xml:space="preserve">print(x,count)</w:t>
+              <w:t xml:space="preserve">print(not(float(x or y or z)))</w:t>
             </w:r>
           </w:p>
           <w:p>
@@ -3899,7 +4163,7 @@
                 <w:sz w:val="20"/>
                 <w:szCs w:val="20"/>
               </w:rPr>
-              <w:t xml:space="preserve">(a) 5 5</w:t>
+              <w:t xml:space="preserve">(a) True</w:t>
             </w:r>
             <w:r>
               <w:rPr>
@@ -3915,7 +4179,7 @@
                 <w:sz w:val="20"/>
                 <w:szCs w:val="20"/>
               </w:rPr>
-              <w:t xml:space="preserve">(b) 0 5</w:t>
+              <w:t xml:space="preserve">(b) False</w:t>
             </w:r>
             <w:r>
               <w:rPr>
@@ -3931,7 +4195,7 @@
                 <w:sz w:val="20"/>
                 <w:szCs w:val="20"/>
               </w:rPr>
-              <w:t xml:space="preserve">(c) 1 5</w:t>
+              <w:t xml:space="preserve">(c) 0.0</w:t>
             </w:r>
           </w:p>
           <w:p>
@@ -3948,7 +4212,7 @@
                 <w:sz w:val="20"/>
                 <w:szCs w:val="20"/>
               </w:rPr>
-              <w:t xml:space="preserve">(d) 15 5</w:t>
+              <w:t xml:space="preserve">(d) No output</w:t>
             </w:r>
             <w:r>
               <w:rPr>
@@ -4008,7 +4272,7 @@
                 <w:sz w:val="20"/>
                 <w:szCs w:val="20"/>
               </w:rPr>
-              <w:t xml:space="preserve">1</w:t>
+              <w:t xml:space="preserve">[1]</w:t>
             </w:r>
           </w:p>
         </w:tc>
@@ -4036,7 +4300,7 @@
                 <w:sz w:val="20"/>
                 <w:szCs w:val="20"/>
               </w:rPr>
-              <w:t xml:space="preserve">N</w:t>
+              <w:t xml:space="preserve">A</w:t>
             </w:r>
           </w:p>
         </w:tc>
@@ -4068,7 +4332,7 @@
                 <w:sz w:val="22"/>
                 <w:szCs w:val="22"/>
               </w:rPr>
-              <w:t xml:space="preserve"/>
+              <w:t xml:space="preserve">Q-2</w:t>
             </w:r>
           </w:p>
         </w:tc>
@@ -4095,7 +4359,7 @@
                 <w:sz w:val="22"/>
                 <w:szCs w:val="22"/>
               </w:rPr>
-              <w:t xml:space="preserve">9)</w:t>
+              <w:t xml:space="preserve">1)</w:t>
             </w:r>
           </w:p>
         </w:tc>
@@ -4113,161 +4377,7 @@
                 <w:sz w:val="22"/>
                 <w:szCs w:val="22"/>
               </w:rPr>
-              <w:t xml:space="preserve">What will be the output of the following program on execution?</w:t>
-            </w:r>
-          </w:p>
-          <w:p>
-            <w:pPr>
-              <w:spacing w:after="0" w:line="216" w:lineRule="exact"/>
-              <w:ind w:left="180"/>
-            </w:pPr>
-            <w:r>
-              <w:rPr>
-                <w:rFonts w:ascii="Courier New" w:hAnsi="Courier New" w:cs="Courier New"/>
-                <w:sz w:val="18"/>
-                <w:szCs w:val="18"/>
-              </w:rPr>
-              <w:t xml:space="preserve">a=0</w:t>
-            </w:r>
-          </w:p>
-          <w:p>
-            <w:pPr>
-              <w:spacing w:after="0" w:line="216" w:lineRule="exact"/>
-              <w:ind w:left="180"/>
-            </w:pPr>
-            <w:r>
-              <w:rPr>
-                <w:rFonts w:ascii="Courier New" w:hAnsi="Courier New" w:cs="Courier New"/>
-                <w:sz w:val="18"/>
-                <w:szCs w:val="18"/>
-              </w:rPr>
-              <w:t xml:space="preserve">b=6</w:t>
-            </w:r>
-          </w:p>
-          <w:p>
-            <w:pPr>
-              <w:spacing w:after="0" w:line="216" w:lineRule="exact"/>
-              <w:ind w:left="180"/>
-            </w:pPr>
-            <w:r>
-              <w:rPr>
-                <w:rFonts w:ascii="Courier New" w:hAnsi="Courier New" w:cs="Courier New"/>
-                <w:sz w:val="18"/>
-                <w:szCs w:val="18"/>
-              </w:rPr>
-              <w:t xml:space="preserve">x=(a or b) or ((a and a) or (a and b))</w:t>
-            </w:r>
-          </w:p>
-          <w:p>
-            <w:pPr>
-              <w:spacing w:after="0" w:line="216" w:lineRule="exact"/>
-              <w:ind w:left="180"/>
-            </w:pPr>
-            <w:r>
-              <w:rPr>
-                <w:rFonts w:ascii="Courier New" w:hAnsi="Courier New" w:cs="Courier New"/>
-                <w:sz w:val="18"/>
-                <w:szCs w:val="18"/>
-              </w:rPr>
-              <w:t xml:space="preserve">print(x)</w:t>
-            </w:r>
-          </w:p>
-          <w:p>
-            <w:pPr>
-              <w:tabs>
-                <w:tab w:val="left" w:pos="2800"/>
-                <w:tab w:val="left" w:pos="5600"/>
-              </w:tabs>
-              <w:spacing w:after="0" w:line="240" w:lineRule="auto"/>
-            </w:pPr>
-            <w:r>
-              <w:rPr>
-                <w:rFonts w:ascii="Times New Roman" w:hAnsi="Times New Roman" w:cs="Times New Roman"/>
-                <w:sz w:val="20"/>
-                <w:szCs w:val="20"/>
-              </w:rPr>
-              <w:t xml:space="preserve">(a) 0</w:t>
-            </w:r>
-            <w:r>
-              <w:rPr>
-                <w:rFonts w:ascii="Times New Roman" w:hAnsi="Times New Roman" w:cs="Times New Roman"/>
-                <w:sz w:val="20"/>
-                <w:szCs w:val="20"/>
-              </w:rPr>
-              <w:tab/>
-            </w:r>
-            <w:r>
-              <w:rPr>
-                <w:rFonts w:ascii="Times New Roman" w:hAnsi="Times New Roman" w:cs="Times New Roman"/>
-                <w:sz w:val="20"/>
-                <w:szCs w:val="20"/>
-              </w:rPr>
-              <w:t xml:space="preserve">(b) True</w:t>
-            </w:r>
-            <w:r>
-              <w:rPr>
-                <w:rFonts w:ascii="Times New Roman" w:hAnsi="Times New Roman" w:cs="Times New Roman"/>
-                <w:sz w:val="20"/>
-                <w:szCs w:val="20"/>
-              </w:rPr>
-              <w:tab/>
-            </w:r>
-            <w:r>
-              <w:rPr>
-                <w:rFonts w:ascii="Times New Roman" w:hAnsi="Times New Roman" w:cs="Times New Roman"/>
-                <w:sz w:val="20"/>
-                <w:szCs w:val="20"/>
-              </w:rPr>
-              <w:t xml:space="preserve">(c) False</w:t>
-            </w:r>
-          </w:p>
-          <w:p>
-            <w:pPr>
-              <w:tabs>
-                <w:tab w:val="left" w:pos="2800"/>
-                <w:tab w:val="left" w:pos="5600"/>
-              </w:tabs>
-              <w:spacing w:after="0" w:line="240" w:lineRule="auto"/>
-            </w:pPr>
-            <w:r>
-              <w:rPr>
-                <w:rFonts w:ascii="Times New Roman" w:hAnsi="Times New Roman" w:cs="Times New Roman"/>
-                <w:sz w:val="20"/>
-                <w:szCs w:val="20"/>
-              </w:rPr>
-              <w:t xml:space="preserve">(d) 6</w:t>
-            </w:r>
-            <w:r>
-              <w:rPr>
-                <w:rFonts w:ascii="Times New Roman" w:hAnsi="Times New Roman" w:cs="Times New Roman"/>
-                <w:sz w:val="20"/>
-                <w:szCs w:val="20"/>
-              </w:rPr>
-              <w:tab/>
-            </w:r>
-            <w:r>
-              <w:rPr>
-                <w:rFonts w:ascii="Times New Roman" w:hAnsi="Times New Roman" w:cs="Times New Roman"/>
-                <w:sz w:val="20"/>
-                <w:szCs w:val="20"/>
-              </w:rPr>
-              <w:t xml:space="preserve">(e) Error</w:t>
-            </w:r>
-            <w:r>
-              <w:rPr>
-                <w:rFonts w:ascii="Times New Roman" w:hAnsi="Times New Roman" w:cs="Times New Roman"/>
-                <w:sz w:val="20"/>
-                <w:szCs w:val="20"/>
-              </w:rPr>
-              <w:tab/>
-            </w:r>
-            <w:r>
-              <w:rPr>
-                <w:rFonts w:ascii="Times New Roman" w:hAnsi="Times New Roman" w:cs="Times New Roman"/>
-                <w:sz w:val="20"/>
-                <w:szCs w:val="20"/>
-              </w:rPr>
-              <w:t xml:space="preserve">(f) None of the above</w:t>
+              <w:t xml:space="preserve">Write an algorithm and draw a flowchart to arrange the three input numbers x, y and z in descending order.</w:t>
             </w:r>
           </w:p>
         </w:tc>
@@ -4295,7 +4405,7 @@
                 <w:sz w:val="20"/>
                 <w:szCs w:val="20"/>
               </w:rPr>
-              <w:t xml:space="preserve">1</w:t>
+              <w:t xml:space="preserve">[02]</w:t>
             </w:r>
           </w:p>
         </w:tc>
@@ -4323,7 +4433,7 @@
                 <w:sz w:val="20"/>
                 <w:szCs w:val="20"/>
               </w:rPr>
-              <w:t xml:space="preserve">A</w:t>
+              <w:t xml:space="preserve">C</w:t>
             </w:r>
           </w:p>
         </w:tc>
@@ -4382,7 +4492,7 @@
                 <w:sz w:val="22"/>
                 <w:szCs w:val="22"/>
               </w:rPr>
-              <w:t xml:space="preserve">10)</w:t>
+              <w:t xml:space="preserve">2)</w:t>
             </w:r>
           </w:p>
         </w:tc>
@@ -4400,12 +4510,12 @@
                 <w:sz w:val="22"/>
                 <w:szCs w:val="22"/>
               </w:rPr>
-              <w:t xml:space="preserve">What is the output of the following code?</w:t>
-            </w:r>
-          </w:p>
-          <w:p>
-            <w:pPr>
-              <w:spacing w:after="0" w:line="216" w:lineRule="exact"/>
+              <w:t xml:space="preserve">The following statements are executed in one cell of a Jupyter Notebook:</w:t>
+            </w:r>
+          </w:p>
+          <w:p>
+            <w:pPr>
+              <w:spacing w:after="0" w:line="216" w:lineRule="auto"/>
               <w:ind w:left="180"/>
             </w:pPr>
             <w:r>
@@ -4414,12 +4524,12 @@
                 <w:sz w:val="18"/>
                 <w:szCs w:val="18"/>
               </w:rPr>
-              <w:t xml:space="preserve">n=10</w:t>
-            </w:r>
-          </w:p>
-          <w:p>
-            <w:pPr>
-              <w:spacing w:after="0" w:line="216" w:lineRule="exact"/>
+              <w:t xml:space="preserve">p = 17</w:t>
+            </w:r>
+          </w:p>
+          <w:p>
+            <w:pPr>
+              <w:spacing w:after="0" w:line="216" w:lineRule="auto"/>
               <w:ind w:left="180"/>
             </w:pPr>
             <w:r>
@@ -4428,12 +4538,12 @@
                 <w:sz w:val="18"/>
                 <w:szCs w:val="18"/>
               </w:rPr>
-              <w:t xml:space="preserve">i=1</w:t>
-            </w:r>
-          </w:p>
-          <w:p>
-            <w:pPr>
-              <w:spacing w:after="0" w:line="216" w:lineRule="exact"/>
+              <w:t xml:space="preserve">q = 5</w:t>
+            </w:r>
+          </w:p>
+          <w:p>
+            <w:pPr>
+              <w:spacing w:after="0" w:line="216" w:lineRule="auto"/>
               <w:ind w:left="180"/>
             </w:pPr>
             <w:r>
@@ -4442,245 +4552,89 @@
                 <w:sz w:val="18"/>
                 <w:szCs w:val="18"/>
               </w:rPr>
-              <w:t xml:space="preserve">while(i&lt;=n):</w:t>
-            </w:r>
-          </w:p>
-          <w:p>
-            <w:pPr>
-              <w:spacing w:after="0" w:line="216" w:lineRule="exact"/>
-              <w:ind w:left="360"/>
-            </w:pPr>
-            <w:r>
-              <w:rPr>
-                <w:rFonts w:ascii="Courier New" w:hAnsi="Courier New" w:cs="Courier New"/>
-                <w:sz w:val="18"/>
-                <w:szCs w:val="18"/>
-              </w:rPr>
-              <w:t xml:space="preserve">k=0</w:t>
-            </w:r>
-          </w:p>
-          <w:p>
-            <w:pPr>
-              <w:spacing w:after="0" w:line="216" w:lineRule="exact"/>
-              <w:ind w:left="360"/>
-            </w:pPr>
-            <w:r>
-              <w:rPr>
-                <w:rFonts w:ascii="Courier New" w:hAnsi="Courier New" w:cs="Courier New"/>
-                <w:sz w:val="18"/>
-                <w:szCs w:val="18"/>
-              </w:rPr>
-              <w:t xml:space="preserve">if(n%i==0):</w:t>
-            </w:r>
-          </w:p>
-          <w:p>
-            <w:pPr>
-              <w:spacing w:after="0" w:line="216" w:lineRule="exact"/>
-              <w:ind w:left="540"/>
-            </w:pPr>
-            <w:r>
-              <w:rPr>
-                <w:rFonts w:ascii="Courier New" w:hAnsi="Courier New" w:cs="Courier New"/>
-                <w:sz w:val="18"/>
-                <w:szCs w:val="18"/>
-              </w:rPr>
-              <w:t xml:space="preserve">j=1</w:t>
-            </w:r>
-          </w:p>
-          <w:p>
-            <w:pPr>
-              <w:spacing w:after="0" w:line="216" w:lineRule="exact"/>
-              <w:ind w:left="540"/>
-            </w:pPr>
-            <w:r>
-              <w:rPr>
-                <w:rFonts w:ascii="Courier New" w:hAnsi="Courier New" w:cs="Courier New"/>
-                <w:sz w:val="18"/>
-                <w:szCs w:val="18"/>
-              </w:rPr>
-              <w:t xml:space="preserve">while(j&lt;=i):</w:t>
-            </w:r>
-          </w:p>
-          <w:p>
-            <w:pPr>
-              <w:spacing w:after="0" w:line="216" w:lineRule="exact"/>
-              <w:ind w:left="720"/>
-            </w:pPr>
-            <w:r>
-              <w:rPr>
-                <w:rFonts w:ascii="Courier New" w:hAnsi="Courier New" w:cs="Courier New"/>
-                <w:sz w:val="18"/>
-                <w:szCs w:val="18"/>
-              </w:rPr>
-              <w:t xml:space="preserve">if(i%j==0):</w:t>
-            </w:r>
-          </w:p>
-          <w:p>
-            <w:pPr>
-              <w:spacing w:after="0" w:line="216" w:lineRule="exact"/>
-              <w:ind w:left="900"/>
-            </w:pPr>
-            <w:r>
-              <w:rPr>
-                <w:rFonts w:ascii="Courier New" w:hAnsi="Courier New" w:cs="Courier New"/>
-                <w:sz w:val="18"/>
-                <w:szCs w:val="18"/>
-              </w:rPr>
-              <w:t xml:space="preserve">k=k+1</w:t>
-            </w:r>
-          </w:p>
-          <w:p>
-            <w:pPr>
-              <w:spacing w:after="0" w:line="216" w:lineRule="exact"/>
-              <w:ind w:left="720"/>
-            </w:pPr>
-            <w:r>
-              <w:rPr>
-                <w:rFonts w:ascii="Courier New" w:hAnsi="Courier New" w:cs="Courier New"/>
-                <w:sz w:val="18"/>
-                <w:szCs w:val="18"/>
-              </w:rPr>
-              <w:t xml:space="preserve">j=j+1</w:t>
-            </w:r>
-          </w:p>
-          <w:p>
-            <w:pPr>
-              <w:spacing w:after="0" w:line="216" w:lineRule="exact"/>
-              <w:ind w:left="540"/>
-            </w:pPr>
-            <w:r>
-              <w:rPr>
-                <w:rFonts w:ascii="Courier New" w:hAnsi="Courier New" w:cs="Courier New"/>
-                <w:sz w:val="18"/>
-                <w:szCs w:val="18"/>
-              </w:rPr>
-              <w:t xml:space="preserve">if(k==2):</w:t>
-            </w:r>
-          </w:p>
-          <w:p>
-            <w:pPr>
-              <w:spacing w:after="0" w:line="216" w:lineRule="exact"/>
-              <w:ind w:left="720"/>
-            </w:pPr>
-            <w:r>
-              <w:rPr>
-                <w:rFonts w:ascii="Courier New" w:hAnsi="Courier New" w:cs="Courier New"/>
-                <w:sz w:val="18"/>
-                <w:szCs w:val="18"/>
-              </w:rPr>
-              <w:t xml:space="preserve">print(i,end=" ")</w:t>
-            </w:r>
-          </w:p>
-          <w:p>
-            <w:pPr>
-              <w:spacing w:after="0" w:line="216" w:lineRule="exact"/>
-              <w:ind w:left="360"/>
-            </w:pPr>
-            <w:r>
-              <w:rPr>
-                <w:rFonts w:ascii="Courier New" w:hAnsi="Courier New" w:cs="Courier New"/>
-                <w:sz w:val="18"/>
-                <w:szCs w:val="18"/>
-              </w:rPr>
-              <w:t xml:space="preserve">i=i+1</w:t>
-            </w:r>
-          </w:p>
-          <w:p>
-            <w:pPr>
-              <w:tabs>
-                <w:tab w:val="left" w:pos="2800"/>
-                <w:tab w:val="left" w:pos="5600"/>
-              </w:tabs>
-              <w:spacing w:after="0" w:line="240" w:lineRule="auto"/>
-            </w:pPr>
-            <w:r>
-              <w:rPr>
-                <w:rFonts w:ascii="Times New Roman" w:hAnsi="Times New Roman" w:cs="Times New Roman"/>
-                <w:sz w:val="20"/>
-                <w:szCs w:val="20"/>
-              </w:rPr>
-              <w:t xml:space="preserve">(a) 1 2 5 10</w:t>
-            </w:r>
-            <w:r>
-              <w:rPr>
-                <w:rFonts w:ascii="Times New Roman" w:hAnsi="Times New Roman" w:cs="Times New Roman"/>
-                <w:sz w:val="20"/>
-                <w:szCs w:val="20"/>
-              </w:rPr>
-              <w:tab/>
-            </w:r>
-            <w:r>
-              <w:rPr>
-                <w:rFonts w:ascii="Times New Roman" w:hAnsi="Times New Roman" w:cs="Times New Roman"/>
-                <w:sz w:val="20"/>
-                <w:szCs w:val="20"/>
-              </w:rPr>
-              <w:t xml:space="preserve">(b) 2 5</w:t>
-            </w:r>
-            <w:r>
-              <w:rPr>
-                <w:rFonts w:ascii="Times New Roman" w:hAnsi="Times New Roman" w:cs="Times New Roman"/>
-                <w:sz w:val="20"/>
-                <w:szCs w:val="20"/>
-              </w:rPr>
-              <w:tab/>
-            </w:r>
-            <w:r>
-              <w:rPr>
-                <w:rFonts w:ascii="Times New Roman" w:hAnsi="Times New Roman" w:cs="Times New Roman"/>
-                <w:sz w:val="20"/>
-                <w:szCs w:val="20"/>
-              </w:rPr>
-              <w:t xml:space="preserve">(c) 2 3 5 7</w:t>
-            </w:r>
-          </w:p>
-          <w:p>
-            <w:pPr>
-              <w:tabs>
-                <w:tab w:val="left" w:pos="2800"/>
-                <w:tab w:val="left" w:pos="5600"/>
-              </w:tabs>
-              <w:spacing w:after="0" w:line="240" w:lineRule="auto"/>
-            </w:pPr>
-            <w:r>
-              <w:rPr>
-                <w:rFonts w:ascii="Times New Roman" w:hAnsi="Times New Roman" w:cs="Times New Roman"/>
-                <w:sz w:val="20"/>
-                <w:szCs w:val="20"/>
-              </w:rPr>
-              <w:t xml:space="preserve">(d) 2 5 10</w:t>
-            </w:r>
-            <w:r>
-              <w:rPr>
-                <w:rFonts w:ascii="Times New Roman" w:hAnsi="Times New Roman" w:cs="Times New Roman"/>
-                <w:sz w:val="20"/>
-                <w:szCs w:val="20"/>
-              </w:rPr>
-              <w:tab/>
-            </w:r>
-            <w:r>
-              <w:rPr>
-                <w:rFonts w:ascii="Times New Roman" w:hAnsi="Times New Roman" w:cs="Times New Roman"/>
-                <w:sz w:val="20"/>
-                <w:szCs w:val="20"/>
-              </w:rPr>
-              <w:t xml:space="preserve">(e) Error</w:t>
-            </w:r>
-            <w:r>
-              <w:rPr>
-                <w:rFonts w:ascii="Times New Roman" w:hAnsi="Times New Roman" w:cs="Times New Roman"/>
-                <w:sz w:val="20"/>
-                <w:szCs w:val="20"/>
-              </w:rPr>
-              <w:tab/>
-            </w:r>
-            <w:r>
-              <w:rPr>
-                <w:rFonts w:ascii="Times New Roman" w:hAnsi="Times New Roman" w:cs="Times New Roman"/>
-                <w:sz w:val="20"/>
-                <w:szCs w:val="20"/>
-              </w:rPr>
-              <w:t xml:space="preserve">(f) None of the above</w:t>
+              <w:t xml:space="preserve">r = p / q</w:t>
+            </w:r>
+          </w:p>
+          <w:p>
+            <w:pPr>
+              <w:spacing w:after="0" w:line="216" w:lineRule="auto"/>
+              <w:ind w:left="180"/>
+            </w:pPr>
+            <w:r>
+              <w:rPr>
+                <w:rFonts w:ascii="Courier New" w:hAnsi="Courier New" w:cs="Courier New"/>
+                <w:sz w:val="18"/>
+                <w:szCs w:val="18"/>
+              </w:rPr>
+              <w:t xml:space="preserve">s = int(r) ** 2 + p % q * 2</w:t>
+            </w:r>
+          </w:p>
+          <w:p>
+            <w:pPr>
+              <w:spacing w:after="0" w:line="216" w:lineRule="auto"/>
+              <w:ind w:left="180"/>
+            </w:pPr>
+            <w:r>
+              <w:rPr>
+                <w:rFonts w:ascii="Courier New" w:hAnsi="Courier New" w:cs="Courier New"/>
+                <w:sz w:val="18"/>
+                <w:szCs w:val="18"/>
+              </w:rPr>
+              <w:t xml:space="preserve">t = s / 2</w:t>
+            </w:r>
+          </w:p>
+          <w:p>
+            <w:pPr>
+              <w:spacing w:after="0" w:line="216" w:lineRule="auto"/>
+              <w:ind w:left="180"/>
+            </w:pPr>
+            <w:r>
+              <w:rPr>
+                <w:rFonts w:ascii="Courier New" w:hAnsi="Courier New" w:cs="Courier New"/>
+                <w:sz w:val="18"/>
+                <w:szCs w:val="18"/>
+              </w:rPr>
+              <w:t xml:space="preserve">print(s, type(s), t, type(t))</w:t>
+            </w:r>
+          </w:p>
+          <w:p>
+            <w:pPr>
+              <w:spacing w:after="0" w:line="216" w:lineRule="auto"/>
+              <w:ind w:left="180"/>
+            </w:pPr>
+            <w:r>
+              <w:rPr>
+                <w:rFonts w:ascii="Courier New" w:hAnsi="Courier New" w:cs="Courier New"/>
+                <w:sz w:val="18"/>
+                <w:szCs w:val="18"/>
+              </w:rPr>
+              <w:t xml:space="preserve">print(bool(p % q) and not (s &gt; 20))</w:t>
+            </w:r>
+          </w:p>
+          <w:p>
+            <w:pPr>
+              <w:spacing w:after="0" w:line="240" w:lineRule="auto"/>
+            </w:pPr>
+            <w:r>
+              <w:rPr>
+                <w:rFonts w:ascii="Times New Roman" w:hAnsi="Times New Roman" w:cs="Times New Roman"/>
+                <w:sz w:val="22"/>
+                <w:szCs w:val="22"/>
+              </w:rPr>
+              <w:t xml:space="preserve">(i)  Write the exact output produced by both print statements.</w:t>
+            </w:r>
+          </w:p>
+          <w:p>
+            <w:pPr>
+              <w:spacing w:after="0" w:line="240" w:lineRule="auto"/>
+            </w:pPr>
+            <w:r>
+              <w:rPr>
+                <w:rFonts w:ascii="Times New Roman" w:hAnsi="Times New Roman" w:cs="Times New Roman"/>
+                <w:sz w:val="22"/>
+                <w:szCs w:val="22"/>
+              </w:rPr>
+              <w:t xml:space="preserve">(ii) State the order in which the operators ** , % , * and + are applied while evaluating s, and explain why s is of type int while t is of type float.</w:t>
             </w:r>
           </w:p>
         </w:tc>
@@ -4708,7 +4662,7 @@
                 <w:sz w:val="20"/>
                 <w:szCs w:val="20"/>
               </w:rPr>
-              <w:t xml:space="preserve">1</w:t>
+              <w:t xml:space="preserve">[03]</w:t>
             </w:r>
           </w:p>
         </w:tc>
@@ -4736,7 +4690,7 @@
                 <w:sz w:val="20"/>
                 <w:szCs w:val="20"/>
               </w:rPr>
-              <w:t xml:space="preserve">N</w:t>
+              <w:t xml:space="preserve">A</w:t>
             </w:r>
           </w:p>
         </w:tc>
@@ -4768,7 +4722,7 @@
                 <w:sz w:val="22"/>
                 <w:szCs w:val="22"/>
               </w:rPr>
-              <w:t xml:space="preserve">Q-2</w:t>
+              <w:t xml:space="preserve"/>
             </w:r>
           </w:p>
         </w:tc>
@@ -4795,7 +4749,7 @@
                 <w:sz w:val="22"/>
                 <w:szCs w:val="22"/>
               </w:rPr>
-              <w:t xml:space="preserve">1)</w:t>
+              <w:t xml:space="preserve">3)</w:t>
             </w:r>
           </w:p>
         </w:tc>
@@ -4813,63 +4767,7 @@
                 <w:sz w:val="22"/>
                 <w:szCs w:val="22"/>
               </w:rPr>
-              <w:t xml:space="preserve">The following statements are executed in one cell of a Jupyter Notebook:</w:t>
-            </w:r>
-          </w:p>
-          <w:p>
-            <w:pPr>
-              <w:spacing w:after="0" w:line="216" w:lineRule="exact"/>
-              <w:ind w:left="180"/>
-            </w:pPr>
-            <w:r>
-              <w:rPr>
-                <w:rFonts w:ascii="Courier New" w:hAnsi="Courier New" w:cs="Courier New"/>
-                <w:sz w:val="18"/>
-                <w:szCs w:val="18"/>
-              </w:rPr>
-              <w:t xml:space="preserve">total = 7 / 2</w:t>
-            </w:r>
-          </w:p>
-          <w:p>
-            <w:pPr>
-              <w:spacing w:after="0" w:line="216" w:lineRule="exact"/>
-              <w:ind w:left="180"/>
-            </w:pPr>
-            <w:r>
-              <w:rPr>
-                <w:rFonts w:ascii="Courier New" w:hAnsi="Courier New" w:cs="Courier New"/>
-                <w:sz w:val="18"/>
-                <w:szCs w:val="18"/>
-              </w:rPr>
-              <w:t xml:space="preserve">count = int(total)</w:t>
-            </w:r>
-          </w:p>
-          <w:p>
-            <w:pPr>
-              <w:spacing w:after="0" w:line="216" w:lineRule="exact"/>
-              <w:ind w:left="180"/>
-            </w:pPr>
-            <w:r>
-              <w:rPr>
-                <w:rFonts w:ascii="Courier New" w:hAnsi="Courier New" w:cs="Courier New"/>
-                <w:sz w:val="18"/>
-                <w:szCs w:val="18"/>
-              </w:rPr>
-              <w:t xml:space="preserve">result = count ** 2 + 9 % 4</w:t>
-            </w:r>
-          </w:p>
-          <w:p>
-            <w:pPr>
-              <w:spacing w:after="0" w:line="216" w:lineRule="exact"/>
-              <w:ind w:left="180"/>
-            </w:pPr>
-            <w:r>
-              <w:rPr>
-                <w:rFonts w:ascii="Courier New" w:hAnsi="Courier New" w:cs="Courier New"/>
-                <w:sz w:val="18"/>
-                <w:szCs w:val="18"/>
-              </w:rPr>
-              <w:t xml:space="preserve">print(result, type(result), type(total))</w:t>
+              <w:t xml:space="preserve">Write a Python program that reads a positive integer n from the user and, for every row i from 1 to n, prints the row number followed by all the numbers from 1 to i that divide i exactly. After all the rows have been printed, print the total number of divisors printed. Do not use any built-in function other than input(), int() and print().</w:t>
             </w:r>
           </w:p>
           <w:p>
@@ -4882,20 +4780,77 @@
                 <w:sz w:val="22"/>
                 <w:szCs w:val="22"/>
               </w:rPr>
-              <w:t xml:space="preserve">(i)  Write the exact output produced by the cell.</w:t>
-            </w:r>
-          </w:p>
-          <w:p>
-            <w:pPr>
-              <w:spacing w:after="0" w:line="240" w:lineRule="auto"/>
-            </w:pPr>
-            <w:r>
-              <w:rPr>
-                <w:rFonts w:ascii="Times New Roman" w:hAnsi="Times New Roman" w:cs="Times New Roman"/>
-                <w:sz w:val="22"/>
-                <w:szCs w:val="22"/>
-              </w:rPr>
-              <w:t xml:space="preserve">(ii) Explain the result by stating the order in which the operators / , ** , % and + are applied and what the int() conversion does to the value.</w:t>
+              <w:t xml:space="preserve">Example :  Input  n = 4</w:t>
+            </w:r>
+          </w:p>
+          <w:p>
+            <w:pPr>
+              <w:spacing w:after="0" w:line="216" w:lineRule="auto"/>
+              <w:ind w:left="180"/>
+            </w:pPr>
+            <w:r>
+              <w:rPr>
+                <w:rFonts w:ascii="Courier New" w:hAnsi="Courier New" w:cs="Courier New"/>
+                <w:sz w:val="18"/>
+                <w:szCs w:val="18"/>
+              </w:rPr>
+              <w:t xml:space="preserve">Row 1 : 1</w:t>
+            </w:r>
+          </w:p>
+          <w:p>
+            <w:pPr>
+              <w:spacing w:after="0" w:line="216" w:lineRule="auto"/>
+              <w:ind w:left="180"/>
+            </w:pPr>
+            <w:r>
+              <w:rPr>
+                <w:rFonts w:ascii="Courier New" w:hAnsi="Courier New" w:cs="Courier New"/>
+                <w:sz w:val="18"/>
+                <w:szCs w:val="18"/>
+              </w:rPr>
+              <w:t xml:space="preserve">Row 2 : 1 2</w:t>
+            </w:r>
+          </w:p>
+          <w:p>
+            <w:pPr>
+              <w:spacing w:after="0" w:line="216" w:lineRule="auto"/>
+              <w:ind w:left="180"/>
+            </w:pPr>
+            <w:r>
+              <w:rPr>
+                <w:rFonts w:ascii="Courier New" w:hAnsi="Courier New" w:cs="Courier New"/>
+                <w:sz w:val="18"/>
+                <w:szCs w:val="18"/>
+              </w:rPr>
+              <w:t xml:space="preserve">Row 3 : 1 3</w:t>
+            </w:r>
+          </w:p>
+          <w:p>
+            <w:pPr>
+              <w:spacing w:after="0" w:line="216" w:lineRule="auto"/>
+              <w:ind w:left="180"/>
+            </w:pPr>
+            <w:r>
+              <w:rPr>
+                <w:rFonts w:ascii="Courier New" w:hAnsi="Courier New" w:cs="Courier New"/>
+                <w:sz w:val="18"/>
+                <w:szCs w:val="18"/>
+              </w:rPr>
+              <w:t xml:space="preserve">Row 4 : 1 2 4</w:t>
+            </w:r>
+          </w:p>
+          <w:p>
+            <w:pPr>
+              <w:spacing w:after="0" w:line="216" w:lineRule="auto"/>
+              <w:ind w:left="180"/>
+            </w:pPr>
+            <w:r>
+              <w:rPr>
+                <w:rFonts w:ascii="Courier New" w:hAnsi="Courier New" w:cs="Courier New"/>
+                <w:sz w:val="18"/>
+                <w:szCs w:val="18"/>
+              </w:rPr>
+              <w:t xml:space="preserve">Total divisors printed = 8</w:t>
             </w:r>
           </w:p>
         </w:tc>
@@ -4923,7 +4878,7 @@
                 <w:sz w:val="20"/>
                 <w:szCs w:val="20"/>
               </w:rPr>
-              <w:t xml:space="preserve">3</w:t>
+              <w:t xml:space="preserve">[03]</w:t>
             </w:r>
           </w:p>
         </w:tc>
@@ -4951,153 +4906,7 @@
                 <w:sz w:val="20"/>
                 <w:szCs w:val="20"/>
               </w:rPr>
-              <w:t xml:space="preserve">A</w:t>
-            </w:r>
-          </w:p>
-        </w:tc>
-      </w:tr>
-      <w:tr>
-        <w:trPr>
-          <w:trHeight w:val="677"/>
-        </w:trPr>
-        <w:tc>
-          <w:tcPr>
-            <w:tcW w:w="642" w:type="dxa"/>
-          </w:tcPr>
-          <w:p>
-            <w:pPr>
-              <w:spacing w:after="0" w:line="240" w:lineRule="auto"/>
-              <w:rPr>
-                <w:rFonts w:ascii="Times New Roman" w:hAnsi="Times New Roman"/>
-                <w:b/>
-                <w:bCs/>
-                <w:sz w:val="24"/>
-                <w:szCs w:val="24"/>
-              </w:rPr>
-            </w:pPr>
-            <w:r>
-              <w:rPr>
-                <w:rFonts w:ascii="Times New Roman" w:hAnsi="Times New Roman" w:cs="Times New Roman"/>
-                <w:b/>
-                <w:bCs/>
-                <w:sz w:val="22"/>
-                <w:szCs w:val="22"/>
-              </w:rPr>
-              <w:t xml:space="preserve"/>
-            </w:r>
-          </w:p>
-        </w:tc>
-        <w:tc>
-          <w:tcPr>
-            <w:tcW w:w="497" w:type="dxa"/>
-          </w:tcPr>
-          <w:p>
-            <w:pPr>
-              <w:spacing w:after="0" w:line="240" w:lineRule="auto"/>
-              <w:rPr>
-                <w:rFonts w:ascii="Times New Roman" w:hAnsi="Times New Roman"/>
-                <w:b/>
-                <w:bCs/>
-                <w:sz w:val="24"/>
-                <w:szCs w:val="24"/>
-              </w:rPr>
-            </w:pPr>
-            <w:r>
-              <w:rPr>
-                <w:rFonts w:ascii="Times New Roman" w:hAnsi="Times New Roman" w:cs="Times New Roman"/>
-                <w:b/>
-                <w:bCs/>
-                <w:sz w:val="22"/>
-                <w:szCs w:val="22"/>
-              </w:rPr>
-              <w:t xml:space="preserve">2)</w:t>
-            </w:r>
-          </w:p>
-        </w:tc>
-        <w:tc>
-          <w:tcPr>
-            <w:tcW w:w="8396" w:type="dxa"/>
-          </w:tcPr>
-          <w:p>
-            <w:pPr>
-              <w:spacing w:after="0" w:line="240" w:lineRule="auto"/>
-            </w:pPr>
-            <w:r>
-              <w:rPr>
-                <w:rFonts w:ascii="Times New Roman" w:hAnsi="Times New Roman" w:cs="Times New Roman"/>
-                <w:sz w:val="22"/>
-                <w:szCs w:val="22"/>
-              </w:rPr>
-              <w:t xml:space="preserve">Write a Python program that reads a positive integer from the user and prints its digital root, i.e. the single digit obtained by repeatedly adding the digits of the number until only one digit remains. Use of string, list, tuple or any other data structure and their built-in functions is not allowed.</w:t>
-            </w:r>
-          </w:p>
-          <w:p>
-            <w:pPr>
-              <w:spacing w:after="0" w:line="240" w:lineRule="auto"/>
-            </w:pPr>
-            <w:r>
-              <w:rPr>
-                <w:rFonts w:ascii="Times New Roman" w:hAnsi="Times New Roman" w:cs="Times New Roman"/>
-                <w:sz w:val="22"/>
-                <w:szCs w:val="22"/>
-              </w:rPr>
-              <w:t xml:space="preserve">Example :  Input : 9875   then  9+8+7+5 = 29  -&gt;  2+9 = 11  -&gt;  1+1 = 2,  so the output is  2</w:t>
-            </w:r>
-          </w:p>
-        </w:tc>
-        <w:tc>
-          <w:tcPr>
-            <w:tcW w:w="810" w:type="dxa"/>
-          </w:tcPr>
-          <w:p>
-            <w:pPr>
-              <w:spacing w:after="0" w:line="240" w:lineRule="auto"/>
-              <w:jc w:val="center"/>
-              <w:rPr>
-                <w:rFonts w:ascii="Times New Roman" w:hAnsi="Times New Roman"/>
-                <w:b/>
-                <w:bCs/>
-                <w:sz w:val="24"/>
-                <w:szCs w:val="24"/>
-              </w:rPr>
-            </w:pPr>
-            <w:r>
-              <w:rPr>
-                <w:rFonts w:ascii="Times New Roman" w:hAnsi="Times New Roman" w:cs="Times New Roman"/>
-                <w:b/>
-                <w:bCs/>
-                <w:sz w:val="20"/>
-                <w:szCs w:val="20"/>
-              </w:rPr>
-              <w:t xml:space="preserve">3</w:t>
-            </w:r>
-          </w:p>
-        </w:tc>
-        <w:tc>
-          <w:tcPr>
-            <w:tcW w:w="841" w:type="dxa"/>
-          </w:tcPr>
-          <w:p>
-            <w:pPr>
-              <w:spacing w:after="0" w:line="240" w:lineRule="auto"/>
-              <w:jc w:val="center"/>
-              <w:rPr>
-                <w:rFonts w:ascii="Times New Roman" w:hAnsi="Times New Roman"/>
-                <w:b/>
-                <w:bCs/>
-                <w:sz w:val="24"/>
-                <w:szCs w:val="24"/>
-              </w:rPr>
-            </w:pPr>
-            <w:r>
-              <w:rPr>
-                <w:rFonts w:ascii="Times New Roman" w:hAnsi="Times New Roman" w:cs="Times New Roman"/>
-                <w:b/>
-                <w:bCs/>
-                <w:sz w:val="20"/>
-                <w:szCs w:val="20"/>
-              </w:rPr>
-              <w:t xml:space="preserve">A</w:t>
+              <w:t xml:space="preserve">C</w:t>
             </w:r>
           </w:p>
         </w:tc>

--- a/QP_MDP_T1_PYTHON-I_SEM-I_2026/SET C_T1_PYTHON-1_TEST PAPER (OFFLINE)_SEM I_MDP.docx
+++ b/QP_MDP_T1_PYTHON-I_SEM-I_2026/SET C_T1_PYTHON-1_TEST PAPER (OFFLINE)_SEM I_MDP.docx
@@ -1524,7 +1524,7 @@
                 <w:sz w:val="22"/>
                 <w:szCs w:val="22"/>
               </w:rPr>
-              <w:t xml:space="preserve">Sr. No.</w:t>
+              <w:t xml:space="preserve">A)</w:t>
             </w:r>
           </w:p>
         </w:tc>
@@ -1542,7 +1542,7 @@
                 <w:sz w:val="22"/>
                 <w:szCs w:val="22"/>
               </w:rPr>
-              <w:t xml:space="preserve">MCQ ( 1 Mark each )</w:t>
+              <w:t xml:space="preserve">MCQ ( 0.5 Marks each )</w:t>
             </w:r>
           </w:p>
         </w:tc>
@@ -1570,7 +1570,7 @@
                 <w:sz w:val="20"/>
                 <w:szCs w:val="20"/>
               </w:rPr>
-              <w:t xml:space="preserve">[08]</w:t>
+              <w:t xml:space="preserve">[05]</w:t>
             </w:r>
           </w:p>
         </w:tc>
@@ -1675,7 +1675,7 @@
                 <w:sz w:val="22"/>
                 <w:szCs w:val="22"/>
               </w:rPr>
-              <w:t xml:space="preserve">What will be the output of the following program on execution?</w:t>
+              <w:t xml:space="preserve">What is the value of x after the following nested for loop completes its execution?</w:t>
             </w:r>
           </w:p>
           <w:p>
@@ -1689,7 +1689,7 @@
                 <w:sz w:val="18"/>
                 <w:szCs w:val="18"/>
               </w:rPr>
-              <w:t xml:space="preserve">a=4</w:t>
+              <w:t xml:space="preserve">x = 0</w:t>
             </w:r>
           </w:p>
           <w:p>
@@ -1703,7 +1703,35 @@
                 <w:sz w:val="18"/>
                 <w:szCs w:val="18"/>
               </w:rPr>
-              <w:t xml:space="preserve">b=6</w:t>
+              <w:t xml:space="preserve">for i in range(1,10):</w:t>
+            </w:r>
+          </w:p>
+          <w:p>
+            <w:pPr>
+              <w:spacing w:after="0" w:line="216" w:lineRule="auto"/>
+              <w:ind w:left="360"/>
+            </w:pPr>
+            <w:r>
+              <w:rPr>
+                <w:rFonts w:ascii="Courier New" w:hAnsi="Courier New" w:cs="Courier New"/>
+                <w:sz w:val="18"/>
+                <w:szCs w:val="18"/>
+              </w:rPr>
+              <w:t xml:space="preserve">for j in range(-1, -10, -1):</w:t>
+            </w:r>
+          </w:p>
+          <w:p>
+            <w:pPr>
+              <w:spacing w:after="0" w:line="216" w:lineRule="auto"/>
+              <w:ind w:left="540"/>
+            </w:pPr>
+            <w:r>
+              <w:rPr>
+                <w:rFonts w:ascii="Courier New" w:hAnsi="Courier New" w:cs="Courier New"/>
+                <w:sz w:val="18"/>
+                <w:szCs w:val="18"/>
+              </w:rPr>
+              <w:t xml:space="preserve">x += 1</w:t>
             </w:r>
           </w:p>
           <w:p>
@@ -1717,35 +1745,7 @@
                 <w:sz w:val="18"/>
                 <w:szCs w:val="18"/>
               </w:rPr>
-              <w:t xml:space="preserve">c=3</w:t>
-            </w:r>
-          </w:p>
-          <w:p>
-            <w:pPr>
-              <w:spacing w:after="0" w:line="216" w:lineRule="auto"/>
-              <w:ind w:left="180"/>
-            </w:pPr>
-            <w:r>
-              <w:rPr>
-                <w:rFonts w:ascii="Courier New" w:hAnsi="Courier New" w:cs="Courier New"/>
-                <w:sz w:val="18"/>
-                <w:szCs w:val="18"/>
-              </w:rPr>
-              <w:t xml:space="preserve">d=2</w:t>
-            </w:r>
-          </w:p>
-          <w:p>
-            <w:pPr>
-              <w:spacing w:after="0" w:line="216" w:lineRule="auto"/>
-              <w:ind w:left="180"/>
-            </w:pPr>
-            <w:r>
-              <w:rPr>
-                <w:rFonts w:ascii="Courier New" w:hAnsi="Courier New" w:cs="Courier New"/>
-                <w:sz w:val="18"/>
-                <w:szCs w:val="18"/>
-              </w:rPr>
-              <w:t xml:space="preserve">print(a+d**b*c/a-b)</w:t>
+              <w:t xml:space="preserve">print(x)</w:t>
             </w:r>
           </w:p>
           <w:p>
@@ -1762,7 +1762,7 @@
                 <w:sz w:val="20"/>
                 <w:szCs w:val="20"/>
               </w:rPr>
-              <w:t xml:space="preserve">(a) 46</w:t>
+              <w:t xml:space="preserve">(a) 81</w:t>
             </w:r>
             <w:r>
               <w:rPr>
@@ -1778,7 +1778,7 @@
                 <w:sz w:val="20"/>
                 <w:szCs w:val="20"/>
               </w:rPr>
-              <w:t xml:space="preserve">(b) 52.0</w:t>
+              <w:t xml:space="preserve">(b) 90</w:t>
             </w:r>
             <w:r>
               <w:rPr>
@@ -1794,7 +1794,7 @@
                 <w:sz w:val="20"/>
                 <w:szCs w:val="20"/>
               </w:rPr>
-              <w:t xml:space="preserve">(c) 48.0</w:t>
+              <w:t xml:space="preserve">(c) 80</w:t>
             </w:r>
           </w:p>
           <w:p>
@@ -1811,7 +1811,7 @@
                 <w:sz w:val="20"/>
                 <w:szCs w:val="20"/>
               </w:rPr>
-              <w:t xml:space="preserve">(d) 46.0</w:t>
+              <w:t xml:space="preserve">(d) 99</w:t>
             </w:r>
             <w:r>
               <w:rPr>
@@ -1871,7 +1871,7 @@
                 <w:sz w:val="20"/>
                 <w:szCs w:val="20"/>
               </w:rPr>
-              <w:t xml:space="preserve">[1]</w:t>
+              <w:t xml:space="preserve">[0.5]</w:t>
             </w:r>
           </w:p>
         </w:tc>
@@ -1976,7 +1976,7 @@
                 <w:sz w:val="22"/>
                 <w:szCs w:val="22"/>
               </w:rPr>
-              <w:t xml:space="preserve">What will be the output of the following snippet?</w:t>
+              <w:t xml:space="preserve">What will be the output of the following program on execution?</w:t>
             </w:r>
           </w:p>
           <w:p>
@@ -1990,49 +1990,7 @@
                 <w:sz w:val="18"/>
                 <w:szCs w:val="18"/>
               </w:rPr>
-              <w:t xml:space="preserve">a = True</w:t>
-            </w:r>
-          </w:p>
-          <w:p>
-            <w:pPr>
-              <w:spacing w:after="0" w:line="216" w:lineRule="auto"/>
-              <w:ind w:left="180"/>
-            </w:pPr>
-            <w:r>
-              <w:rPr>
-                <w:rFonts w:ascii="Courier New" w:hAnsi="Courier New" w:cs="Courier New"/>
-                <w:sz w:val="18"/>
-                <w:szCs w:val="18"/>
-              </w:rPr>
-              <w:t xml:space="preserve">b = False</w:t>
-            </w:r>
-          </w:p>
-          <w:p>
-            <w:pPr>
-              <w:spacing w:after="0" w:line="216" w:lineRule="auto"/>
-              <w:ind w:left="180"/>
-            </w:pPr>
-            <w:r>
-              <w:rPr>
-                <w:rFonts w:ascii="Courier New" w:hAnsi="Courier New" w:cs="Courier New"/>
-                <w:sz w:val="18"/>
-                <w:szCs w:val="18"/>
-              </w:rPr>
-              <w:t xml:space="preserve">c = False</w:t>
-            </w:r>
-          </w:p>
-          <w:p>
-            <w:pPr>
-              <w:spacing w:after="0" w:line="216" w:lineRule="auto"/>
-              <w:ind w:left="180"/>
-            </w:pPr>
-            <w:r>
-              <w:rPr>
-                <w:rFonts w:ascii="Courier New" w:hAnsi="Courier New" w:cs="Courier New"/>
-                <w:sz w:val="18"/>
-                <w:szCs w:val="18"/>
-              </w:rPr>
-              <w:t xml:space="preserve">if not a or b:</w:t>
+              <w:t xml:space="preserve">for x in range(0,15):</w:t>
             </w:r>
           </w:p>
           <w:p>
@@ -2046,21 +2004,21 @@
                 <w:sz w:val="18"/>
                 <w:szCs w:val="18"/>
               </w:rPr>
-              <w:t xml:space="preserve">print (1)</w:t>
-            </w:r>
-          </w:p>
-          <w:p>
-            <w:pPr>
-              <w:spacing w:after="0" w:line="216" w:lineRule="auto"/>
-              <w:ind w:left="180"/>
-            </w:pPr>
-            <w:r>
-              <w:rPr>
-                <w:rFonts w:ascii="Courier New" w:hAnsi="Courier New" w:cs="Courier New"/>
-                <w:sz w:val="18"/>
-                <w:szCs w:val="18"/>
-              </w:rPr>
-              <w:t xml:space="preserve">elif not a or not b and c:</w:t>
+              <w:t xml:space="preserve">if(x%3==0):</w:t>
+            </w:r>
+          </w:p>
+          <w:p>
+            <w:pPr>
+              <w:spacing w:after="0" w:line="216" w:lineRule="auto"/>
+              <w:ind w:left="540"/>
+            </w:pPr>
+            <w:r>
+              <w:rPr>
+                <w:rFonts w:ascii="Courier New" w:hAnsi="Courier New" w:cs="Courier New"/>
+                <w:sz w:val="18"/>
+                <w:szCs w:val="18"/>
+              </w:rPr>
+              <w:t xml:space="preserve">continue</w:t>
             </w:r>
           </w:p>
           <w:p>
@@ -2074,21 +2032,21 @@
                 <w:sz w:val="18"/>
                 <w:szCs w:val="18"/>
               </w:rPr>
-              <w:t xml:space="preserve">print (2)</w:t>
-            </w:r>
-          </w:p>
-          <w:p>
-            <w:pPr>
-              <w:spacing w:after="0" w:line="216" w:lineRule="auto"/>
-              <w:ind w:left="180"/>
-            </w:pPr>
-            <w:r>
-              <w:rPr>
-                <w:rFonts w:ascii="Courier New" w:hAnsi="Courier New" w:cs="Courier New"/>
-                <w:sz w:val="18"/>
-                <w:szCs w:val="18"/>
-              </w:rPr>
-              <w:t xml:space="preserve">elif not a or b or not b and a:</w:t>
+              <w:t xml:space="preserve">if(x%5==0):</w:t>
+            </w:r>
+          </w:p>
+          <w:p>
+            <w:pPr>
+              <w:spacing w:after="0" w:line="216" w:lineRule="auto"/>
+              <w:ind w:left="540"/>
+            </w:pPr>
+            <w:r>
+              <w:rPr>
+                <w:rFonts w:ascii="Courier New" w:hAnsi="Courier New" w:cs="Courier New"/>
+                <w:sz w:val="18"/>
+                <w:szCs w:val="18"/>
+              </w:rPr>
+              <w:t xml:space="preserve">continue</w:t>
             </w:r>
           </w:p>
           <w:p>
@@ -2102,21 +2060,21 @@
                 <w:sz w:val="18"/>
                 <w:szCs w:val="18"/>
               </w:rPr>
-              <w:t xml:space="preserve">print (3)</w:t>
-            </w:r>
-          </w:p>
-          <w:p>
-            <w:pPr>
-              <w:spacing w:after="0" w:line="216" w:lineRule="auto"/>
-              <w:ind w:left="180"/>
-            </w:pPr>
-            <w:r>
-              <w:rPr>
-                <w:rFonts w:ascii="Courier New" w:hAnsi="Courier New" w:cs="Courier New"/>
-                <w:sz w:val="18"/>
-                <w:szCs w:val="18"/>
-              </w:rPr>
-              <w:t xml:space="preserve">else:</w:t>
+              <w:t xml:space="preserve">if(x%7==0):</w:t>
+            </w:r>
+          </w:p>
+          <w:p>
+            <w:pPr>
+              <w:spacing w:after="0" w:line="216" w:lineRule="auto"/>
+              <w:ind w:left="540"/>
+            </w:pPr>
+            <w:r>
+              <w:rPr>
+                <w:rFonts w:ascii="Courier New" w:hAnsi="Courier New" w:cs="Courier New"/>
+                <w:sz w:val="18"/>
+                <w:szCs w:val="18"/>
+              </w:rPr>
+              <w:t xml:space="preserve">break</w:t>
             </w:r>
           </w:p>
           <w:p>
@@ -2130,7 +2088,7 @@
                 <w:sz w:val="18"/>
                 <w:szCs w:val="18"/>
               </w:rPr>
-              <w:t xml:space="preserve">print (4)</w:t>
+              <w:t xml:space="preserve">print(x,end=" ")</w:t>
             </w:r>
           </w:p>
           <w:p>
@@ -2147,7 +2105,7 @@
                 <w:sz w:val="20"/>
                 <w:szCs w:val="20"/>
               </w:rPr>
-              <w:t xml:space="preserve">(a) 1</w:t>
+              <w:t xml:space="preserve">(a) 0 1 2 4</w:t>
             </w:r>
             <w:r>
               <w:rPr>
@@ -2163,7 +2121,7 @@
                 <w:sz w:val="20"/>
                 <w:szCs w:val="20"/>
               </w:rPr>
-              <w:t xml:space="preserve">(b) 2</w:t>
+              <w:t xml:space="preserve">(b) 1 2 3 4</w:t>
             </w:r>
             <w:r>
               <w:rPr>
@@ -2179,7 +2137,7 @@
                 <w:sz w:val="20"/>
                 <w:szCs w:val="20"/>
               </w:rPr>
-              <w:t xml:space="preserve">(c) 3</w:t>
+              <w:t xml:space="preserve">(c) 1 2 4 7</w:t>
             </w:r>
           </w:p>
           <w:p>
@@ -2196,7 +2154,7 @@
                 <w:sz w:val="20"/>
                 <w:szCs w:val="20"/>
               </w:rPr>
-              <w:t xml:space="preserve">(d) 4</w:t>
+              <w:t xml:space="preserve">(d) 1 2 4</w:t>
             </w:r>
             <w:r>
               <w:rPr>
@@ -2256,7 +2214,7 @@
                 <w:sz w:val="20"/>
                 <w:szCs w:val="20"/>
               </w:rPr>
-              <w:t xml:space="preserve">[1]</w:t>
+              <w:t xml:space="preserve">[0.5]</w:t>
             </w:r>
           </w:p>
         </w:tc>
@@ -2361,7 +2319,7 @@
                 <w:sz w:val="22"/>
                 <w:szCs w:val="22"/>
               </w:rPr>
-              <w:t xml:space="preserve">What will be the output of given Python code?</w:t>
+              <w:t xml:space="preserve">What is the output of the following code?</w:t>
             </w:r>
           </w:p>
           <w:p>
@@ -2375,7 +2333,7 @@
                 <w:sz w:val="18"/>
                 <w:szCs w:val="18"/>
               </w:rPr>
-              <w:t xml:space="preserve">n=7</w:t>
+              <w:t xml:space="preserve">c=1</w:t>
             </w:r>
           </w:p>
           <w:p>
@@ -2389,7 +2347,7 @@
                 <w:sz w:val="18"/>
                 <w:szCs w:val="18"/>
               </w:rPr>
-              <w:t xml:space="preserve">c=0</w:t>
+              <w:t xml:space="preserve">s=0</w:t>
             </w:r>
           </w:p>
           <w:p>
@@ -2403,7 +2361,7 @@
                 <w:sz w:val="18"/>
                 <w:szCs w:val="18"/>
               </w:rPr>
-              <w:t xml:space="preserve">while(n):</w:t>
+              <w:t xml:space="preserve">while c&lt;=8:</w:t>
             </w:r>
           </w:p>
           <w:p>
@@ -2417,35 +2375,7 @@
                 <w:sz w:val="18"/>
                 <w:szCs w:val="18"/>
               </w:rPr>
-              <w:t xml:space="preserve">if(n&gt;5):</w:t>
-            </w:r>
-          </w:p>
-          <w:p>
-            <w:pPr>
-              <w:spacing w:after="0" w:line="216" w:lineRule="auto"/>
-              <w:ind w:left="540"/>
-            </w:pPr>
-            <w:r>
-              <w:rPr>
-                <w:rFonts w:ascii="Courier New" w:hAnsi="Courier New" w:cs="Courier New"/>
-                <w:sz w:val="18"/>
-                <w:szCs w:val="18"/>
-              </w:rPr>
-              <w:t xml:space="preserve">c=c+n-1</w:t>
-            </w:r>
-          </w:p>
-          <w:p>
-            <w:pPr>
-              <w:spacing w:after="0" w:line="216" w:lineRule="auto"/>
-              <w:ind w:left="540"/>
-            </w:pPr>
-            <w:r>
-              <w:rPr>
-                <w:rFonts w:ascii="Courier New" w:hAnsi="Courier New" w:cs="Courier New"/>
-                <w:sz w:val="18"/>
-                <w:szCs w:val="18"/>
-              </w:rPr>
-              <w:t xml:space="preserve">n=n-1</w:t>
+              <w:t xml:space="preserve">c=c-1</w:t>
             </w:r>
           </w:p>
           <w:p>
@@ -2459,21 +2389,21 @@
                 <w:sz w:val="18"/>
                 <w:szCs w:val="18"/>
               </w:rPr>
-              <w:t xml:space="preserve">else:</w:t>
-            </w:r>
-          </w:p>
-          <w:p>
-            <w:pPr>
-              <w:spacing w:after="0" w:line="216" w:lineRule="auto"/>
-              <w:ind w:left="540"/>
-            </w:pPr>
-            <w:r>
-              <w:rPr>
-                <w:rFonts w:ascii="Courier New" w:hAnsi="Courier New" w:cs="Courier New"/>
-                <w:sz w:val="18"/>
-                <w:szCs w:val="18"/>
-              </w:rPr>
-              <w:t xml:space="preserve">break</w:t>
+              <w:t xml:space="preserve">s=s+c</w:t>
+            </w:r>
+          </w:p>
+          <w:p>
+            <w:pPr>
+              <w:spacing w:after="0" w:line="216" w:lineRule="auto"/>
+              <w:ind w:left="360"/>
+            </w:pPr>
+            <w:r>
+              <w:rPr>
+                <w:rFonts w:ascii="Courier New" w:hAnsi="Courier New" w:cs="Courier New"/>
+                <w:sz w:val="18"/>
+                <w:szCs w:val="18"/>
+              </w:rPr>
+              <w:t xml:space="preserve">c=c+2</w:t>
             </w:r>
           </w:p>
           <w:p>
@@ -2487,21 +2417,7 @@
                 <w:sz w:val="18"/>
                 <w:szCs w:val="18"/>
               </w:rPr>
-              <w:t xml:space="preserve">print(n)</w:t>
-            </w:r>
-          </w:p>
-          <w:p>
-            <w:pPr>
-              <w:spacing w:after="0" w:line="216" w:lineRule="auto"/>
-              <w:ind w:left="180"/>
-            </w:pPr>
-            <w:r>
-              <w:rPr>
-                <w:rFonts w:ascii="Courier New" w:hAnsi="Courier New" w:cs="Courier New"/>
-                <w:sz w:val="18"/>
-                <w:szCs w:val="18"/>
-              </w:rPr>
-              <w:t xml:space="preserve">print(c)</w:t>
+              <w:t xml:space="preserve">print(s)</w:t>
             </w:r>
           </w:p>
           <w:p>
@@ -2518,7 +2434,7 @@
                 <w:sz w:val="20"/>
                 <w:szCs w:val="20"/>
               </w:rPr>
-              <w:t xml:space="preserve">(a) 4 16</w:t>
+              <w:t xml:space="preserve">(a) 30</w:t>
             </w:r>
             <w:r>
               <w:rPr>
@@ -2534,7 +2450,7 @@
                 <w:sz w:val="20"/>
                 <w:szCs w:val="20"/>
               </w:rPr>
-              <w:t xml:space="preserve">(b) 5 11</w:t>
+              <w:t xml:space="preserve">(b) 28</w:t>
             </w:r>
             <w:r>
               <w:rPr>
@@ -2550,7 +2466,7 @@
                 <w:sz w:val="20"/>
                 <w:szCs w:val="20"/>
               </w:rPr>
-              <w:t xml:space="preserve">(c) 6 7</w:t>
+              <w:t xml:space="preserve">(c) 21</w:t>
             </w:r>
           </w:p>
           <w:p>
@@ -2567,7 +2483,7 @@
                 <w:sz w:val="20"/>
                 <w:szCs w:val="20"/>
               </w:rPr>
-              <w:t xml:space="preserve">(d) 5 10</w:t>
+              <w:t xml:space="preserve">(d) 35</w:t>
             </w:r>
             <w:r>
               <w:rPr>
@@ -2627,7 +2543,7 @@
                 <w:sz w:val="20"/>
                 <w:szCs w:val="20"/>
               </w:rPr>
-              <w:t xml:space="preserve">[1]</w:t>
+              <w:t xml:space="preserve">[0.5]</w:t>
             </w:r>
           </w:p>
         </w:tc>
@@ -2732,7 +2648,7 @@
                 <w:sz w:val="22"/>
                 <w:szCs w:val="22"/>
               </w:rPr>
-              <w:t xml:space="preserve">What will be the output of this program?</w:t>
+              <w:t xml:space="preserve">What will be the value of X in the following Python expression?</w:t>
             </w:r>
           </w:p>
           <w:p>
@@ -2746,7 +2662,21 @@
                 <w:sz w:val="18"/>
                 <w:szCs w:val="18"/>
               </w:rPr>
-              <w:t xml:space="preserve">print(6 + 5 - 4 * 3 / 2 % 1)</w:t>
+              <w:t xml:space="preserve">X = 2+9*((3*12)-8)/10</w:t>
+            </w:r>
+          </w:p>
+          <w:p>
+            <w:pPr>
+              <w:spacing w:after="0" w:line="216" w:lineRule="auto"/>
+              <w:ind w:left="180"/>
+            </w:pPr>
+            <w:r>
+              <w:rPr>
+                <w:rFonts w:ascii="Courier New" w:hAnsi="Courier New" w:cs="Courier New"/>
+                <w:sz w:val="18"/>
+                <w:szCs w:val="18"/>
+              </w:rPr>
+              <w:t xml:space="preserve">print(X)</w:t>
             </w:r>
           </w:p>
           <w:p>
@@ -2763,7 +2693,7 @@
                 <w:sz w:val="20"/>
                 <w:szCs w:val="20"/>
               </w:rPr>
-              <w:t xml:space="preserve">(a) 11</w:t>
+              <w:t xml:space="preserve">(a) 30.8</w:t>
             </w:r>
             <w:r>
               <w:rPr>
@@ -2779,7 +2709,7 @@
                 <w:sz w:val="20"/>
                 <w:szCs w:val="20"/>
               </w:rPr>
-              <w:t xml:space="preserve">(b) 15</w:t>
+              <w:t xml:space="preserve">(b) 28.4</w:t>
             </w:r>
             <w:r>
               <w:rPr>
@@ -2795,7 +2725,7 @@
                 <w:sz w:val="20"/>
                 <w:szCs w:val="20"/>
               </w:rPr>
-              <w:t xml:space="preserve">(c) 11.0</w:t>
+              <w:t xml:space="preserve">(c) 27.2</w:t>
             </w:r>
           </w:p>
           <w:p>
@@ -2812,7 +2742,7 @@
                 <w:sz w:val="20"/>
                 <w:szCs w:val="20"/>
               </w:rPr>
-              <w:t xml:space="preserve">(d) 7</w:t>
+              <w:t xml:space="preserve">(d) 30</w:t>
             </w:r>
             <w:r>
               <w:rPr>
@@ -2872,7 +2802,7 @@
                 <w:sz w:val="20"/>
                 <w:szCs w:val="20"/>
               </w:rPr>
-              <w:t xml:space="preserve">[1]</w:t>
+              <w:t xml:space="preserve">[0.5]</w:t>
             </w:r>
           </w:p>
         </w:tc>
@@ -2977,7 +2907,7 @@
                 <w:sz w:val="22"/>
                 <w:szCs w:val="22"/>
               </w:rPr>
-              <w:t xml:space="preserve">What will be the output of the following program on execution?</w:t>
+              <w:t xml:space="preserve">What will be the output of this program?</w:t>
             </w:r>
           </w:p>
           <w:p>
@@ -2991,105 +2921,7 @@
                 <w:sz w:val="18"/>
                 <w:szCs w:val="18"/>
               </w:rPr>
-              <w:t xml:space="preserve">for x in range(0,15):</w:t>
-            </w:r>
-          </w:p>
-          <w:p>
-            <w:pPr>
-              <w:spacing w:after="0" w:line="216" w:lineRule="auto"/>
-              <w:ind w:left="360"/>
-            </w:pPr>
-            <w:r>
-              <w:rPr>
-                <w:rFonts w:ascii="Courier New" w:hAnsi="Courier New" w:cs="Courier New"/>
-                <w:sz w:val="18"/>
-                <w:szCs w:val="18"/>
-              </w:rPr>
-              <w:t xml:space="preserve">if(x%3==0):</w:t>
-            </w:r>
-          </w:p>
-          <w:p>
-            <w:pPr>
-              <w:spacing w:after="0" w:line="216" w:lineRule="auto"/>
-              <w:ind w:left="540"/>
-            </w:pPr>
-            <w:r>
-              <w:rPr>
-                <w:rFonts w:ascii="Courier New" w:hAnsi="Courier New" w:cs="Courier New"/>
-                <w:sz w:val="18"/>
-                <w:szCs w:val="18"/>
-              </w:rPr>
-              <w:t xml:space="preserve">continue</w:t>
-            </w:r>
-          </w:p>
-          <w:p>
-            <w:pPr>
-              <w:spacing w:after="0" w:line="216" w:lineRule="auto"/>
-              <w:ind w:left="360"/>
-            </w:pPr>
-            <w:r>
-              <w:rPr>
-                <w:rFonts w:ascii="Courier New" w:hAnsi="Courier New" w:cs="Courier New"/>
-                <w:sz w:val="18"/>
-                <w:szCs w:val="18"/>
-              </w:rPr>
-              <w:t xml:space="preserve">if(x%5==0):</w:t>
-            </w:r>
-          </w:p>
-          <w:p>
-            <w:pPr>
-              <w:spacing w:after="0" w:line="216" w:lineRule="auto"/>
-              <w:ind w:left="540"/>
-            </w:pPr>
-            <w:r>
-              <w:rPr>
-                <w:rFonts w:ascii="Courier New" w:hAnsi="Courier New" w:cs="Courier New"/>
-                <w:sz w:val="18"/>
-                <w:szCs w:val="18"/>
-              </w:rPr>
-              <w:t xml:space="preserve">continue</w:t>
-            </w:r>
-          </w:p>
-          <w:p>
-            <w:pPr>
-              <w:spacing w:after="0" w:line="216" w:lineRule="auto"/>
-              <w:ind w:left="360"/>
-            </w:pPr>
-            <w:r>
-              <w:rPr>
-                <w:rFonts w:ascii="Courier New" w:hAnsi="Courier New" w:cs="Courier New"/>
-                <w:sz w:val="18"/>
-                <w:szCs w:val="18"/>
-              </w:rPr>
-              <w:t xml:space="preserve">if(x%7==0):</w:t>
-            </w:r>
-          </w:p>
-          <w:p>
-            <w:pPr>
-              <w:spacing w:after="0" w:line="216" w:lineRule="auto"/>
-              <w:ind w:left="540"/>
-            </w:pPr>
-            <w:r>
-              <w:rPr>
-                <w:rFonts w:ascii="Courier New" w:hAnsi="Courier New" w:cs="Courier New"/>
-                <w:sz w:val="18"/>
-                <w:szCs w:val="18"/>
-              </w:rPr>
-              <w:t xml:space="preserve">break</w:t>
-            </w:r>
-          </w:p>
-          <w:p>
-            <w:pPr>
-              <w:spacing w:after="0" w:line="216" w:lineRule="auto"/>
-              <w:ind w:left="360"/>
-            </w:pPr>
-            <w:r>
-              <w:rPr>
-                <w:rFonts w:ascii="Courier New" w:hAnsi="Courier New" w:cs="Courier New"/>
-                <w:sz w:val="18"/>
-                <w:szCs w:val="18"/>
-              </w:rPr>
-              <w:t xml:space="preserve">print(x,end=" ")</w:t>
+              <w:t xml:space="preserve">print(6 + 5 - 4 * 3 / 2 % 1)</w:t>
             </w:r>
           </w:p>
           <w:p>
@@ -3106,7 +2938,7 @@
                 <w:sz w:val="20"/>
                 <w:szCs w:val="20"/>
               </w:rPr>
-              <w:t xml:space="preserve">(a) 1 2 4</w:t>
+              <w:t xml:space="preserve">(a) 11.0</w:t>
             </w:r>
             <w:r>
               <w:rPr>
@@ -3122,7 +2954,7 @@
                 <w:sz w:val="20"/>
                 <w:szCs w:val="20"/>
               </w:rPr>
-              <w:t xml:space="preserve">(b) 0 1 2 4</w:t>
+              <w:t xml:space="preserve">(b) 11</w:t>
             </w:r>
             <w:r>
               <w:rPr>
@@ -3138,7 +2970,7 @@
                 <w:sz w:val="20"/>
                 <w:szCs w:val="20"/>
               </w:rPr>
-              <w:t xml:space="preserve">(c) 1 2 3 4</w:t>
+              <w:t xml:space="preserve">(c) 15</w:t>
             </w:r>
           </w:p>
           <w:p>
@@ -3155,7 +2987,7 @@
                 <w:sz w:val="20"/>
                 <w:szCs w:val="20"/>
               </w:rPr>
-              <w:t xml:space="preserve">(d) 1 2 4 7</w:t>
+              <w:t xml:space="preserve">(d) 7</w:t>
             </w:r>
             <w:r>
               <w:rPr>
@@ -3215,7 +3047,7 @@
                 <w:sz w:val="20"/>
                 <w:szCs w:val="20"/>
               </w:rPr>
-              <w:t xml:space="preserve">[1]</w:t>
+              <w:t xml:space="preserve">[0.5]</w:t>
             </w:r>
           </w:p>
         </w:tc>
@@ -3243,7 +3075,7 @@
                 <w:sz w:val="20"/>
                 <w:szCs w:val="20"/>
               </w:rPr>
-              <w:t xml:space="preserve">N</w:t>
+              <w:t xml:space="preserve">A</w:t>
             </w:r>
           </w:p>
         </w:tc>
@@ -3320,7 +3152,7 @@
                 <w:sz w:val="22"/>
                 <w:szCs w:val="22"/>
               </w:rPr>
-              <w:t xml:space="preserve">What will be the output of the following program on execution?</w:t>
+              <w:t xml:space="preserve">What is the output of the following nested loop?</w:t>
             </w:r>
           </w:p>
           <w:p>
@@ -3334,35 +3166,7 @@
                 <w:sz w:val="18"/>
                 <w:szCs w:val="18"/>
               </w:rPr>
-              <w:t xml:space="preserve">x=0</w:t>
-            </w:r>
-          </w:p>
-          <w:p>
-            <w:pPr>
-              <w:spacing w:after="0" w:line="216" w:lineRule="auto"/>
-              <w:ind w:left="180"/>
-            </w:pPr>
-            <w:r>
-              <w:rPr>
-                <w:rFonts w:ascii="Courier New" w:hAnsi="Courier New" w:cs="Courier New"/>
-                <w:sz w:val="18"/>
-                <w:szCs w:val="18"/>
-              </w:rPr>
-              <w:t xml:space="preserve">count=0</w:t>
-            </w:r>
-          </w:p>
-          <w:p>
-            <w:pPr>
-              <w:spacing w:after="0" w:line="216" w:lineRule="auto"/>
-              <w:ind w:left="180"/>
-            </w:pPr>
-            <w:r>
-              <w:rPr>
-                <w:rFonts w:ascii="Courier New" w:hAnsi="Courier New" w:cs="Courier New"/>
-                <w:sz w:val="18"/>
-                <w:szCs w:val="18"/>
-              </w:rPr>
-              <w:t xml:space="preserve">for x in range(10):</w:t>
+              <w:t xml:space="preserve">for num in range(26, 30):</w:t>
             </w:r>
           </w:p>
           <w:p>
@@ -3376,7 +3180,7 @@
                 <w:sz w:val="18"/>
                 <w:szCs w:val="18"/>
               </w:rPr>
-              <w:t xml:space="preserve">while x&lt;15:</w:t>
+              <w:t xml:space="preserve">for i in range(2, num):</w:t>
             </w:r>
           </w:p>
           <w:p>
@@ -3390,7 +3194,7 @@
                 <w:sz w:val="18"/>
                 <w:szCs w:val="18"/>
               </w:rPr>
-              <w:t xml:space="preserve">if x&lt;0:</w:t>
+              <w:t xml:space="preserve">if num%i == 1:</w:t>
             </w:r>
           </w:p>
           <w:p>
@@ -3404,21 +3208,7 @@
                 <w:sz w:val="18"/>
                 <w:szCs w:val="18"/>
               </w:rPr>
-              <w:t xml:space="preserve">pass</w:t>
-            </w:r>
-          </w:p>
-          <w:p>
-            <w:pPr>
-              <w:spacing w:after="0" w:line="216" w:lineRule="auto"/>
-              <w:ind w:left="540"/>
-            </w:pPr>
-            <w:r>
-              <w:rPr>
-                <w:rFonts w:ascii="Courier New" w:hAnsi="Courier New" w:cs="Courier New"/>
-                <w:sz w:val="18"/>
-                <w:szCs w:val="18"/>
-              </w:rPr>
-              <w:t xml:space="preserve">elif x%2==0:</w:t>
+              <w:t xml:space="preserve">print(num, end=',')</w:t>
             </w:r>
           </w:p>
           <w:p>
@@ -3432,119 +3222,7 @@
                 <w:sz w:val="18"/>
                 <w:szCs w:val="18"/>
               </w:rPr>
-              <w:t xml:space="preserve">x+=1</w:t>
-            </w:r>
-          </w:p>
-          <w:p>
-            <w:pPr>
-              <w:spacing w:after="0" w:line="216" w:lineRule="auto"/>
-              <w:ind w:left="720"/>
-            </w:pPr>
-            <w:r>
-              <w:rPr>
-                <w:rFonts w:ascii="Courier New" w:hAnsi="Courier New" w:cs="Courier New"/>
-                <w:sz w:val="18"/>
-                <w:szCs w:val="18"/>
-              </w:rPr>
-              <w:t xml:space="preserve">continue</w:t>
-            </w:r>
-          </w:p>
-          <w:p>
-            <w:pPr>
-              <w:spacing w:after="0" w:line="216" w:lineRule="auto"/>
-              <w:ind w:left="540"/>
-            </w:pPr>
-            <w:r>
-              <w:rPr>
-                <w:rFonts w:ascii="Courier New" w:hAnsi="Courier New" w:cs="Courier New"/>
-                <w:sz w:val="18"/>
-                <w:szCs w:val="18"/>
-              </w:rPr>
-              <w:t xml:space="preserve">elif x%3==0:</w:t>
-            </w:r>
-          </w:p>
-          <w:p>
-            <w:pPr>
-              <w:spacing w:after="0" w:line="216" w:lineRule="auto"/>
-              <w:ind w:left="720"/>
-            </w:pPr>
-            <w:r>
-              <w:rPr>
-                <w:rFonts w:ascii="Courier New" w:hAnsi="Courier New" w:cs="Courier New"/>
-                <w:sz w:val="18"/>
-                <w:szCs w:val="18"/>
-              </w:rPr>
-              <w:t xml:space="preserve">x+=1</w:t>
-            </w:r>
-          </w:p>
-          <w:p>
-            <w:pPr>
-              <w:spacing w:after="0" w:line="216" w:lineRule="auto"/>
-              <w:ind w:left="720"/>
-            </w:pPr>
-            <w:r>
-              <w:rPr>
-                <w:rFonts w:ascii="Courier New" w:hAnsi="Courier New" w:cs="Courier New"/>
-                <w:sz w:val="18"/>
-                <w:szCs w:val="18"/>
-              </w:rPr>
-              <w:t xml:space="preserve">continue</w:t>
-            </w:r>
-          </w:p>
-          <w:p>
-            <w:pPr>
-              <w:spacing w:after="0" w:line="216" w:lineRule="auto"/>
-              <w:ind w:left="540"/>
-            </w:pPr>
-            <w:r>
-              <w:rPr>
-                <w:rFonts w:ascii="Courier New" w:hAnsi="Courier New" w:cs="Courier New"/>
-                <w:sz w:val="18"/>
-                <w:szCs w:val="18"/>
-              </w:rPr>
-              <w:t xml:space="preserve">elif count==5:</w:t>
-            </w:r>
-          </w:p>
-          <w:p>
-            <w:pPr>
-              <w:spacing w:after="0" w:line="216" w:lineRule="auto"/>
-              <w:ind w:left="720"/>
-            </w:pPr>
-            <w:r>
-              <w:rPr>
-                <w:rFonts w:ascii="Courier New" w:hAnsi="Courier New" w:cs="Courier New"/>
-                <w:sz w:val="18"/>
-                <w:szCs w:val="18"/>
-              </w:rPr>
               <w:t xml:space="preserve">break</w:t>
-            </w:r>
-          </w:p>
-          <w:p>
-            <w:pPr>
-              <w:spacing w:after="0" w:line="216" w:lineRule="auto"/>
-              <w:ind w:left="540"/>
-            </w:pPr>
-            <w:r>
-              <w:rPr>
-                <w:rFonts w:ascii="Courier New" w:hAnsi="Courier New" w:cs="Courier New"/>
-                <w:sz w:val="18"/>
-                <w:szCs w:val="18"/>
-              </w:rPr>
-              <w:t xml:space="preserve">count+=1</w:t>
-            </w:r>
-          </w:p>
-          <w:p>
-            <w:pPr>
-              <w:spacing w:after="0" w:line="216" w:lineRule="auto"/>
-              <w:ind w:left="180"/>
-            </w:pPr>
-            <w:r>
-              <w:rPr>
-                <w:rFonts w:ascii="Courier New" w:hAnsi="Courier New" w:cs="Courier New"/>
-                <w:sz w:val="18"/>
-                <w:szCs w:val="18"/>
-              </w:rPr>
-              <w:t xml:space="preserve">print(x,count)</w:t>
             </w:r>
           </w:p>
           <w:p>
@@ -3561,7 +3239,7 @@
                 <w:sz w:val="20"/>
                 <w:szCs w:val="20"/>
               </w:rPr>
-              <w:t xml:space="preserve">(a) 10 5</w:t>
+              <w:t xml:space="preserve">(a) 26,27,28</w:t>
             </w:r>
             <w:r>
               <w:rPr>
@@ -3577,7 +3255,7 @@
                 <w:sz w:val="20"/>
                 <w:szCs w:val="20"/>
               </w:rPr>
-              <w:t xml:space="preserve">(b) 11 5</w:t>
+              <w:t xml:space="preserve">(b) 27,29</w:t>
             </w:r>
             <w:r>
               <w:rPr>
@@ -3593,7 +3271,7 @@
                 <w:sz w:val="20"/>
                 <w:szCs w:val="20"/>
               </w:rPr>
-              <w:t xml:space="preserve">(c) 16 5</w:t>
+              <w:t xml:space="preserve">(c) 26,27,28,29,</w:t>
             </w:r>
           </w:p>
           <w:p>
@@ -3610,7 +3288,7 @@
                 <w:sz w:val="20"/>
                 <w:szCs w:val="20"/>
               </w:rPr>
-              <w:t xml:space="preserve">(d) 14 5</w:t>
+              <w:t xml:space="preserve">(d) 26,27,28,29</w:t>
             </w:r>
             <w:r>
               <w:rPr>
@@ -3670,7 +3348,7 @@
                 <w:sz w:val="20"/>
                 <w:szCs w:val="20"/>
               </w:rPr>
-              <w:t xml:space="preserve">[1]</w:t>
+              <w:t xml:space="preserve">[0.5]</w:t>
             </w:r>
           </w:p>
         </w:tc>
@@ -3908,7 +3586,7 @@
                 <w:sz w:val="20"/>
                 <w:szCs w:val="20"/>
               </w:rPr>
-              <w:t xml:space="preserve">(c) 77</w:t>
+              <w:t xml:space="preserve">(c) 23716</w:t>
             </w:r>
           </w:p>
           <w:p>
@@ -3925,7 +3603,7 @@
                 <w:sz w:val="20"/>
                 <w:szCs w:val="20"/>
               </w:rPr>
-              <w:t xml:space="preserve">(d) 23716</w:t>
+              <w:t xml:space="preserve">(d) 77</w:t>
             </w:r>
             <w:r>
               <w:rPr>
@@ -3985,7 +3663,7 @@
                 <w:sz w:val="20"/>
                 <w:szCs w:val="20"/>
               </w:rPr>
-              <w:t xml:space="preserve">[1]</w:t>
+              <w:t xml:space="preserve">[0.5]</w:t>
             </w:r>
           </w:p>
         </w:tc>
@@ -4090,7 +3768,7 @@
                 <w:sz w:val="22"/>
                 <w:szCs w:val="22"/>
               </w:rPr>
-              <w:t xml:space="preserve">What should be the output of the following python code snippet:</w:t>
+              <w:t xml:space="preserve">What should be the output of the following python code snippet?</w:t>
             </w:r>
           </w:p>
           <w:p>
@@ -4104,7 +3782,7 @@
                 <w:sz w:val="18"/>
                 <w:szCs w:val="18"/>
               </w:rPr>
-              <w:t xml:space="preserve">x=0.0</w:t>
+              <w:t xml:space="preserve">a=5</w:t>
             </w:r>
           </w:p>
           <w:p>
@@ -4118,7 +3796,7 @@
                 <w:sz w:val="18"/>
                 <w:szCs w:val="18"/>
               </w:rPr>
-              <w:t xml:space="preserve">y=48&gt;0</w:t>
+              <w:t xml:space="preserve">b=7</w:t>
             </w:r>
           </w:p>
           <w:p>
@@ -4132,7 +3810,7 @@
                 <w:sz w:val="18"/>
                 <w:szCs w:val="18"/>
               </w:rPr>
-              <w:t xml:space="preserve">z=11&lt;7</w:t>
+              <w:t xml:space="preserve">c=2</w:t>
             </w:r>
           </w:p>
           <w:p>
@@ -4146,7 +3824,91 @@
                 <w:sz w:val="18"/>
                 <w:szCs w:val="18"/>
               </w:rPr>
-              <w:t xml:space="preserve">print(not(float(x or y or z)))</w:t>
+              <w:t xml:space="preserve">if a&gt;b:</w:t>
+            </w:r>
+          </w:p>
+          <w:p>
+            <w:pPr>
+              <w:spacing w:after="0" w:line="216" w:lineRule="auto"/>
+              <w:ind w:left="360"/>
+            </w:pPr>
+            <w:r>
+              <w:rPr>
+                <w:rFonts w:ascii="Courier New" w:hAnsi="Courier New" w:cs="Courier New"/>
+                <w:sz w:val="18"/>
+                <w:szCs w:val="18"/>
+              </w:rPr>
+              <w:t xml:space="preserve">a,b = b,a</w:t>
+            </w:r>
+          </w:p>
+          <w:p>
+            <w:pPr>
+              <w:spacing w:after="0" w:line="216" w:lineRule="auto"/>
+              <w:ind w:left="180"/>
+            </w:pPr>
+            <w:r>
+              <w:rPr>
+                <w:rFonts w:ascii="Courier New" w:hAnsi="Courier New" w:cs="Courier New"/>
+                <w:sz w:val="18"/>
+                <w:szCs w:val="18"/>
+              </w:rPr>
+              <w:t xml:space="preserve">if a&gt;c:</w:t>
+            </w:r>
+          </w:p>
+          <w:p>
+            <w:pPr>
+              <w:spacing w:after="0" w:line="216" w:lineRule="auto"/>
+              <w:ind w:left="360"/>
+            </w:pPr>
+            <w:r>
+              <w:rPr>
+                <w:rFonts w:ascii="Courier New" w:hAnsi="Courier New" w:cs="Courier New"/>
+                <w:sz w:val="18"/>
+                <w:szCs w:val="18"/>
+              </w:rPr>
+              <w:t xml:space="preserve">a,c = c,a</w:t>
+            </w:r>
+          </w:p>
+          <w:p>
+            <w:pPr>
+              <w:spacing w:after="0" w:line="216" w:lineRule="auto"/>
+              <w:ind w:left="180"/>
+            </w:pPr>
+            <w:r>
+              <w:rPr>
+                <w:rFonts w:ascii="Courier New" w:hAnsi="Courier New" w:cs="Courier New"/>
+                <w:sz w:val="18"/>
+                <w:szCs w:val="18"/>
+              </w:rPr>
+              <w:t xml:space="preserve">if b&gt;c:</w:t>
+            </w:r>
+          </w:p>
+          <w:p>
+            <w:pPr>
+              <w:spacing w:after="0" w:line="216" w:lineRule="auto"/>
+              <w:ind w:left="360"/>
+            </w:pPr>
+            <w:r>
+              <w:rPr>
+                <w:rFonts w:ascii="Courier New" w:hAnsi="Courier New" w:cs="Courier New"/>
+                <w:sz w:val="18"/>
+                <w:szCs w:val="18"/>
+              </w:rPr>
+              <w:t xml:space="preserve">b,c = c,b</w:t>
+            </w:r>
+          </w:p>
+          <w:p>
+            <w:pPr>
+              <w:spacing w:after="0" w:line="216" w:lineRule="auto"/>
+              <w:ind w:left="180"/>
+            </w:pPr>
+            <w:r>
+              <w:rPr>
+                <w:rFonts w:ascii="Courier New" w:hAnsi="Courier New" w:cs="Courier New"/>
+                <w:sz w:val="18"/>
+                <w:szCs w:val="18"/>
+              </w:rPr>
+              <w:t xml:space="preserve">print(a,b,c,end=",")</w:t>
             </w:r>
           </w:p>
           <w:p>
@@ -4163,7 +3925,7 @@
                 <w:sz w:val="20"/>
                 <w:szCs w:val="20"/>
               </w:rPr>
-              <w:t xml:space="preserve">(a) True</w:t>
+              <w:t xml:space="preserve">(a) 2,5,7</w:t>
             </w:r>
             <w:r>
               <w:rPr>
@@ -4179,7 +3941,7 @@
                 <w:sz w:val="20"/>
                 <w:szCs w:val="20"/>
               </w:rPr>
-              <w:t xml:space="preserve">(b) False</w:t>
+              <w:t xml:space="preserve">(b) 7,5,2</w:t>
             </w:r>
             <w:r>
               <w:rPr>
@@ -4195,7 +3957,7 @@
                 <w:sz w:val="20"/>
                 <w:szCs w:val="20"/>
               </w:rPr>
-              <w:t xml:space="preserve">(c) 0.0</w:t>
+              <w:t xml:space="preserve">(c) 2 5 7,</w:t>
             </w:r>
           </w:p>
           <w:p>
@@ -4212,7 +3974,7 @@
                 <w:sz w:val="20"/>
                 <w:szCs w:val="20"/>
               </w:rPr>
-              <w:t xml:space="preserve">(d) No output</w:t>
+              <w:t xml:space="preserve">(d) 7 5 2,</w:t>
             </w:r>
             <w:r>
               <w:rPr>
@@ -4272,7 +4034,7 @@
                 <w:sz w:val="20"/>
                 <w:szCs w:val="20"/>
               </w:rPr>
-              <w:t xml:space="preserve">[1]</w:t>
+              <w:t xml:space="preserve">[0.5]</w:t>
             </w:r>
           </w:p>
         </w:tc>
@@ -4332,7 +4094,7 @@
                 <w:sz w:val="22"/>
                 <w:szCs w:val="22"/>
               </w:rPr>
-              <w:t xml:space="preserve">Q-2</w:t>
+              <w:t xml:space="preserve"/>
             </w:r>
           </w:p>
         </w:tc>
@@ -4359,7 +4121,7 @@
                 <w:sz w:val="22"/>
                 <w:szCs w:val="22"/>
               </w:rPr>
-              <w:t xml:space="preserve">1)</w:t>
+              <w:t xml:space="preserve">9)</w:t>
             </w:r>
           </w:p>
         </w:tc>
@@ -4377,7 +4139,175 @@
                 <w:sz w:val="22"/>
                 <w:szCs w:val="22"/>
               </w:rPr>
-              <w:t xml:space="preserve">Write an algorithm and draw a flowchart to arrange the three input numbers x, y and z in descending order.</w:t>
+              <w:t xml:space="preserve">What will be the output of the following program on execution?</w:t>
+            </w:r>
+          </w:p>
+          <w:p>
+            <w:pPr>
+              <w:spacing w:after="0" w:line="216" w:lineRule="auto"/>
+              <w:ind w:left="180"/>
+            </w:pPr>
+            <w:r>
+              <w:rPr>
+                <w:rFonts w:ascii="Courier New" w:hAnsi="Courier New" w:cs="Courier New"/>
+                <w:sz w:val="18"/>
+                <w:szCs w:val="18"/>
+              </w:rPr>
+              <w:t xml:space="preserve">a=4</w:t>
+            </w:r>
+          </w:p>
+          <w:p>
+            <w:pPr>
+              <w:spacing w:after="0" w:line="216" w:lineRule="auto"/>
+              <w:ind w:left="180"/>
+            </w:pPr>
+            <w:r>
+              <w:rPr>
+                <w:rFonts w:ascii="Courier New" w:hAnsi="Courier New" w:cs="Courier New"/>
+                <w:sz w:val="18"/>
+                <w:szCs w:val="18"/>
+              </w:rPr>
+              <w:t xml:space="preserve">b=6</w:t>
+            </w:r>
+          </w:p>
+          <w:p>
+            <w:pPr>
+              <w:spacing w:after="0" w:line="216" w:lineRule="auto"/>
+              <w:ind w:left="180"/>
+            </w:pPr>
+            <w:r>
+              <w:rPr>
+                <w:rFonts w:ascii="Courier New" w:hAnsi="Courier New" w:cs="Courier New"/>
+                <w:sz w:val="18"/>
+                <w:szCs w:val="18"/>
+              </w:rPr>
+              <w:t xml:space="preserve">c=3</w:t>
+            </w:r>
+          </w:p>
+          <w:p>
+            <w:pPr>
+              <w:spacing w:after="0" w:line="216" w:lineRule="auto"/>
+              <w:ind w:left="180"/>
+            </w:pPr>
+            <w:r>
+              <w:rPr>
+                <w:rFonts w:ascii="Courier New" w:hAnsi="Courier New" w:cs="Courier New"/>
+                <w:sz w:val="18"/>
+                <w:szCs w:val="18"/>
+              </w:rPr>
+              <w:t xml:space="preserve">d=2</w:t>
+            </w:r>
+          </w:p>
+          <w:p>
+            <w:pPr>
+              <w:spacing w:after="0" w:line="216" w:lineRule="auto"/>
+              <w:ind w:left="180"/>
+            </w:pPr>
+            <w:r>
+              <w:rPr>
+                <w:rFonts w:ascii="Courier New" w:hAnsi="Courier New" w:cs="Courier New"/>
+                <w:sz w:val="18"/>
+                <w:szCs w:val="18"/>
+              </w:rPr>
+              <w:t xml:space="preserve">print(a+d**b*c/a-b)</w:t>
+            </w:r>
+          </w:p>
+          <w:p>
+            <w:pPr>
+              <w:tabs>
+                <w:tab w:val="left" w:pos="2800"/>
+                <w:tab w:val="left" w:pos="5600"/>
+              </w:tabs>
+              <w:spacing w:after="0" w:line="240" w:lineRule="auto"/>
+            </w:pPr>
+            <w:r>
+              <w:rPr>
+                <w:rFonts w:ascii="Times New Roman" w:hAnsi="Times New Roman" w:cs="Times New Roman"/>
+                <w:sz w:val="20"/>
+                <w:szCs w:val="20"/>
+              </w:rPr>
+              <w:t xml:space="preserve">(a) 46</w:t>
+            </w:r>
+            <w:r>
+              <w:rPr>
+                <w:rFonts w:ascii="Times New Roman" w:hAnsi="Times New Roman" w:cs="Times New Roman"/>
+                <w:sz w:val="20"/>
+                <w:szCs w:val="20"/>
+              </w:rPr>
+              <w:tab/>
+            </w:r>
+            <w:r>
+              <w:rPr>
+                <w:rFonts w:ascii="Times New Roman" w:hAnsi="Times New Roman" w:cs="Times New Roman"/>
+                <w:sz w:val="20"/>
+                <w:szCs w:val="20"/>
+              </w:rPr>
+              <w:t xml:space="preserve">(b) 52.0</w:t>
+            </w:r>
+            <w:r>
+              <w:rPr>
+                <w:rFonts w:ascii="Times New Roman" w:hAnsi="Times New Roman" w:cs="Times New Roman"/>
+                <w:sz w:val="20"/>
+                <w:szCs w:val="20"/>
+              </w:rPr>
+              <w:tab/>
+            </w:r>
+            <w:r>
+              <w:rPr>
+                <w:rFonts w:ascii="Times New Roman" w:hAnsi="Times New Roman" w:cs="Times New Roman"/>
+                <w:sz w:val="20"/>
+                <w:szCs w:val="20"/>
+              </w:rPr>
+              <w:t xml:space="preserve">(c) 48.0</w:t>
+            </w:r>
+          </w:p>
+          <w:p>
+            <w:pPr>
+              <w:tabs>
+                <w:tab w:val="left" w:pos="2800"/>
+                <w:tab w:val="left" w:pos="5600"/>
+              </w:tabs>
+              <w:spacing w:after="0" w:line="240" w:lineRule="auto"/>
+            </w:pPr>
+            <w:r>
+              <w:rPr>
+                <w:rFonts w:ascii="Times New Roman" w:hAnsi="Times New Roman" w:cs="Times New Roman"/>
+                <w:sz w:val="20"/>
+                <w:szCs w:val="20"/>
+              </w:rPr>
+              <w:t xml:space="preserve">(d) 46.0</w:t>
+            </w:r>
+            <w:r>
+              <w:rPr>
+                <w:rFonts w:ascii="Times New Roman" w:hAnsi="Times New Roman" w:cs="Times New Roman"/>
+                <w:sz w:val="20"/>
+                <w:szCs w:val="20"/>
+              </w:rPr>
+              <w:tab/>
+            </w:r>
+            <w:r>
+              <w:rPr>
+                <w:rFonts w:ascii="Times New Roman" w:hAnsi="Times New Roman" w:cs="Times New Roman"/>
+                <w:sz w:val="20"/>
+                <w:szCs w:val="20"/>
+              </w:rPr>
+              <w:t xml:space="preserve">(e) Error</w:t>
+            </w:r>
+            <w:r>
+              <w:rPr>
+                <w:rFonts w:ascii="Times New Roman" w:hAnsi="Times New Roman" w:cs="Times New Roman"/>
+                <w:sz w:val="20"/>
+                <w:szCs w:val="20"/>
+              </w:rPr>
+              <w:tab/>
+            </w:r>
+            <w:r>
+              <w:rPr>
+                <w:rFonts w:ascii="Times New Roman" w:hAnsi="Times New Roman" w:cs="Times New Roman"/>
+                <w:sz w:val="20"/>
+                <w:szCs w:val="20"/>
+              </w:rPr>
+              <w:t xml:space="preserve">(f) None of the above</w:t>
             </w:r>
           </w:p>
         </w:tc>
@@ -4405,7 +4335,7 @@
                 <w:sz w:val="20"/>
                 <w:szCs w:val="20"/>
               </w:rPr>
-              <w:t xml:space="preserve">[02]</w:t>
+              <w:t xml:space="preserve">[0.5]</w:t>
             </w:r>
           </w:p>
         </w:tc>
@@ -4433,7 +4363,7 @@
                 <w:sz w:val="20"/>
                 <w:szCs w:val="20"/>
               </w:rPr>
-              <w:t xml:space="preserve">C</w:t>
+              <w:t xml:space="preserve">A</w:t>
             </w:r>
           </w:p>
         </w:tc>
@@ -4492,7 +4422,7 @@
                 <w:sz w:val="22"/>
                 <w:szCs w:val="22"/>
               </w:rPr>
-              <w:t xml:space="preserve">2)</w:t>
+              <w:t xml:space="preserve">10)</w:t>
             </w:r>
           </w:p>
         </w:tc>
@@ -4510,7 +4440,7 @@
                 <w:sz w:val="22"/>
                 <w:szCs w:val="22"/>
               </w:rPr>
-              <w:t xml:space="preserve">The following statements are executed in one cell of a Jupyter Notebook:</w:t>
+              <w:t xml:space="preserve">What is the output of this expression?</w:t>
             </w:r>
           </w:p>
           <w:p>
@@ -4524,117 +4454,105 @@
                 <w:sz w:val="18"/>
                 <w:szCs w:val="18"/>
               </w:rPr>
-              <w:t xml:space="preserve">p = 17</w:t>
-            </w:r>
-          </w:p>
-          <w:p>
-            <w:pPr>
-              <w:spacing w:after="0" w:line="216" w:lineRule="auto"/>
-              <w:ind w:left="180"/>
-            </w:pPr>
-            <w:r>
-              <w:rPr>
-                <w:rFonts w:ascii="Courier New" w:hAnsi="Courier New" w:cs="Courier New"/>
-                <w:sz w:val="18"/>
-                <w:szCs w:val="18"/>
-              </w:rPr>
-              <w:t xml:space="preserve">q = 5</w:t>
-            </w:r>
-          </w:p>
-          <w:p>
-            <w:pPr>
-              <w:spacing w:after="0" w:line="216" w:lineRule="auto"/>
-              <w:ind w:left="180"/>
-            </w:pPr>
-            <w:r>
-              <w:rPr>
-                <w:rFonts w:ascii="Courier New" w:hAnsi="Courier New" w:cs="Courier New"/>
-                <w:sz w:val="18"/>
-                <w:szCs w:val="18"/>
-              </w:rPr>
-              <w:t xml:space="preserve">r = p / q</w:t>
-            </w:r>
-          </w:p>
-          <w:p>
-            <w:pPr>
-              <w:spacing w:after="0" w:line="216" w:lineRule="auto"/>
-              <w:ind w:left="180"/>
-            </w:pPr>
-            <w:r>
-              <w:rPr>
-                <w:rFonts w:ascii="Courier New" w:hAnsi="Courier New" w:cs="Courier New"/>
-                <w:sz w:val="18"/>
-                <w:szCs w:val="18"/>
-              </w:rPr>
-              <w:t xml:space="preserve">s = int(r) ** 2 + p % q * 2</w:t>
-            </w:r>
-          </w:p>
-          <w:p>
-            <w:pPr>
-              <w:spacing w:after="0" w:line="216" w:lineRule="auto"/>
-              <w:ind w:left="180"/>
-            </w:pPr>
-            <w:r>
-              <w:rPr>
-                <w:rFonts w:ascii="Courier New" w:hAnsi="Courier New" w:cs="Courier New"/>
-                <w:sz w:val="18"/>
-                <w:szCs w:val="18"/>
-              </w:rPr>
-              <w:t xml:space="preserve">t = s / 2</w:t>
-            </w:r>
-          </w:p>
-          <w:p>
-            <w:pPr>
-              <w:spacing w:after="0" w:line="216" w:lineRule="auto"/>
-              <w:ind w:left="180"/>
-            </w:pPr>
-            <w:r>
-              <w:rPr>
-                <w:rFonts w:ascii="Courier New" w:hAnsi="Courier New" w:cs="Courier New"/>
-                <w:sz w:val="18"/>
-                <w:szCs w:val="18"/>
-              </w:rPr>
-              <w:t xml:space="preserve">print(s, type(s), t, type(t))</w:t>
-            </w:r>
-          </w:p>
-          <w:p>
-            <w:pPr>
-              <w:spacing w:after="0" w:line="216" w:lineRule="auto"/>
-              <w:ind w:left="180"/>
-            </w:pPr>
-            <w:r>
-              <w:rPr>
-                <w:rFonts w:ascii="Courier New" w:hAnsi="Courier New" w:cs="Courier New"/>
-                <w:sz w:val="18"/>
-                <w:szCs w:val="18"/>
-              </w:rPr>
-              <w:t xml:space="preserve">print(bool(p % q) and not (s &gt; 20))</w:t>
-            </w:r>
-          </w:p>
-          <w:p>
-            <w:pPr>
-              <w:spacing w:after="0" w:line="240" w:lineRule="auto"/>
-            </w:pPr>
-            <w:r>
-              <w:rPr>
-                <w:rFonts w:ascii="Times New Roman" w:hAnsi="Times New Roman" w:cs="Times New Roman"/>
-                <w:sz w:val="22"/>
-                <w:szCs w:val="22"/>
-              </w:rPr>
-              <w:t xml:space="preserve">(i)  Write the exact output produced by both print statements.</w:t>
-            </w:r>
-          </w:p>
-          <w:p>
-            <w:pPr>
-              <w:spacing w:after="0" w:line="240" w:lineRule="auto"/>
-            </w:pPr>
-            <w:r>
-              <w:rPr>
-                <w:rFonts w:ascii="Times New Roman" w:hAnsi="Times New Roman" w:cs="Times New Roman"/>
-                <w:sz w:val="22"/>
-                <w:szCs w:val="22"/>
-              </w:rPr>
-              <w:t xml:space="preserve">(ii) State the order in which the operators ** , % , * and + are applied while evaluating s, and explain why s is of type int while t is of type float.</w:t>
+              <w:t xml:space="preserve">print(3**1**3/True)</w:t>
+            </w:r>
+          </w:p>
+          <w:p>
+            <w:pPr>
+              <w:tabs>
+                <w:tab w:val="left" w:pos="2800"/>
+                <w:tab w:val="left" w:pos="5600"/>
+              </w:tabs>
+              <w:spacing w:after="0" w:line="240" w:lineRule="auto"/>
+            </w:pPr>
+            <w:r>
+              <w:rPr>
+                <w:rFonts w:ascii="Times New Roman" w:hAnsi="Times New Roman" w:cs="Times New Roman"/>
+                <w:sz w:val="20"/>
+                <w:szCs w:val="20"/>
+              </w:rPr>
+              <w:t xml:space="preserve">(a) 3</w:t>
+            </w:r>
+            <w:r>
+              <w:rPr>
+                <w:rFonts w:ascii="Times New Roman" w:hAnsi="Times New Roman" w:cs="Times New Roman"/>
+                <w:sz w:val="20"/>
+                <w:szCs w:val="20"/>
+              </w:rPr>
+              <w:tab/>
+            </w:r>
+            <w:r>
+              <w:rPr>
+                <w:rFonts w:ascii="Times New Roman" w:hAnsi="Times New Roman" w:cs="Times New Roman"/>
+                <w:sz w:val="20"/>
+                <w:szCs w:val="20"/>
+              </w:rPr>
+              <w:t xml:space="preserve">(b) 3.0</w:t>
+            </w:r>
+            <w:r>
+              <w:rPr>
+                <w:rFonts w:ascii="Times New Roman" w:hAnsi="Times New Roman" w:cs="Times New Roman"/>
+                <w:sz w:val="20"/>
+                <w:szCs w:val="20"/>
+              </w:rPr>
+              <w:tab/>
+            </w:r>
+            <w:r>
+              <w:rPr>
+                <w:rFonts w:ascii="Times New Roman" w:hAnsi="Times New Roman" w:cs="Times New Roman"/>
+                <w:sz w:val="20"/>
+                <w:szCs w:val="20"/>
+              </w:rPr>
+              <w:t xml:space="preserve">(c) 27</w:t>
+            </w:r>
+          </w:p>
+          <w:p>
+            <w:pPr>
+              <w:tabs>
+                <w:tab w:val="left" w:pos="2800"/>
+                <w:tab w:val="left" w:pos="5600"/>
+              </w:tabs>
+              <w:spacing w:after="0" w:line="240" w:lineRule="auto"/>
+            </w:pPr>
+            <w:r>
+              <w:rPr>
+                <w:rFonts w:ascii="Times New Roman" w:hAnsi="Times New Roman" w:cs="Times New Roman"/>
+                <w:sz w:val="20"/>
+                <w:szCs w:val="20"/>
+              </w:rPr>
+              <w:t xml:space="preserve">(d) 1</w:t>
+            </w:r>
+            <w:r>
+              <w:rPr>
+                <w:rFonts w:ascii="Times New Roman" w:hAnsi="Times New Roman" w:cs="Times New Roman"/>
+                <w:sz w:val="20"/>
+                <w:szCs w:val="20"/>
+              </w:rPr>
+              <w:tab/>
+            </w:r>
+            <w:r>
+              <w:rPr>
+                <w:rFonts w:ascii="Times New Roman" w:hAnsi="Times New Roman" w:cs="Times New Roman"/>
+                <w:sz w:val="20"/>
+                <w:szCs w:val="20"/>
+              </w:rPr>
+              <w:t xml:space="preserve">(e) Error</w:t>
+            </w:r>
+            <w:r>
+              <w:rPr>
+                <w:rFonts w:ascii="Times New Roman" w:hAnsi="Times New Roman" w:cs="Times New Roman"/>
+                <w:sz w:val="20"/>
+                <w:szCs w:val="20"/>
+              </w:rPr>
+              <w:tab/>
+            </w:r>
+            <w:r>
+              <w:rPr>
+                <w:rFonts w:ascii="Times New Roman" w:hAnsi="Times New Roman" w:cs="Times New Roman"/>
+                <w:sz w:val="20"/>
+                <w:szCs w:val="20"/>
+              </w:rPr>
+              <w:t xml:space="preserve">(f) None of the above</w:t>
             </w:r>
           </w:p>
         </w:tc>
@@ -4662,7 +4580,7 @@
                 <w:sz w:val="20"/>
                 <w:szCs w:val="20"/>
               </w:rPr>
-              <w:t xml:space="preserve">[03]</w:t>
+              <w:t xml:space="preserve">[0.5]</w:t>
             </w:r>
           </w:p>
         </w:tc>
@@ -4722,7 +4640,7 @@
                 <w:sz w:val="22"/>
                 <w:szCs w:val="22"/>
               </w:rPr>
-              <w:t xml:space="preserve"/>
+              <w:t xml:space="preserve">Q-1</w:t>
             </w:r>
           </w:p>
         </w:tc>
@@ -4749,7 +4667,7 @@
                 <w:sz w:val="22"/>
                 <w:szCs w:val="22"/>
               </w:rPr>
-              <w:t xml:space="preserve">3)</w:t>
+              <w:t xml:space="preserve">B)</w:t>
             </w:r>
           </w:p>
         </w:tc>
@@ -4767,19 +4685,2341 @@
                 <w:sz w:val="22"/>
                 <w:szCs w:val="22"/>
               </w:rPr>
-              <w:t xml:space="preserve">Write a Python program that reads a positive integer n from the user and, for every row i from 1 to n, prints the row number followed by all the numbers from 1 to i that divide i exactly. After all the rows have been printed, print the total number of divisors printed. Do not use any built-in function other than input(), int() and print().</w:t>
-            </w:r>
-          </w:p>
-          <w:p>
-            <w:pPr>
-              <w:spacing w:after="0" w:line="240" w:lineRule="auto"/>
-            </w:pPr>
-            <w:r>
-              <w:rPr>
-                <w:rFonts w:ascii="Times New Roman" w:hAnsi="Times New Roman" w:cs="Times New Roman"/>
+              <w:t xml:space="preserve">MCQ ( 1 Mark each )</w:t>
+            </w:r>
+          </w:p>
+        </w:tc>
+        <w:tc>
+          <w:tcPr>
+            <w:tcW w:w="810" w:type="dxa"/>
+          </w:tcPr>
+          <w:p>
+            <w:pPr>
+              <w:spacing w:after="0" w:line="240" w:lineRule="auto"/>
+              <w:jc w:val="center"/>
+              <w:rPr>
+                <w:rFonts w:ascii="Times New Roman" w:hAnsi="Times New Roman"/>
+                <w:b/>
+                <w:bCs/>
+                <w:sz w:val="24"/>
+                <w:szCs w:val="24"/>
+              </w:rPr>
+            </w:pPr>
+            <w:r>
+              <w:rPr>
+                <w:rFonts w:ascii="Times New Roman" w:hAnsi="Times New Roman" w:cs="Times New Roman"/>
+                <w:b/>
+                <w:bCs/>
+                <w:sz w:val="20"/>
+                <w:szCs w:val="20"/>
+              </w:rPr>
+              <w:t xml:space="preserve">[05]</w:t>
+            </w:r>
+          </w:p>
+        </w:tc>
+        <w:tc>
+          <w:tcPr>
+            <w:tcW w:w="841" w:type="dxa"/>
+          </w:tcPr>
+          <w:p>
+            <w:pPr>
+              <w:spacing w:after="0" w:line="240" w:lineRule="auto"/>
+              <w:jc w:val="center"/>
+              <w:rPr>
+                <w:rFonts w:ascii="Times New Roman" w:hAnsi="Times New Roman"/>
+                <w:b/>
+                <w:bCs/>
+                <w:sz w:val="24"/>
+                <w:szCs w:val="24"/>
+              </w:rPr>
+            </w:pPr>
+            <w:r>
+              <w:rPr>
+                <w:rFonts w:ascii="Times New Roman" w:hAnsi="Times New Roman" w:cs="Times New Roman"/>
+                <w:b/>
+                <w:bCs/>
+                <w:sz w:val="20"/>
+                <w:szCs w:val="20"/>
+              </w:rPr>
+              <w:t xml:space="preserve"/>
+            </w:r>
+          </w:p>
+        </w:tc>
+      </w:tr>
+      <w:tr>
+        <w:trPr>
+          <w:trHeight w:val="677"/>
+        </w:trPr>
+        <w:tc>
+          <w:tcPr>
+            <w:tcW w:w="642" w:type="dxa"/>
+          </w:tcPr>
+          <w:p>
+            <w:pPr>
+              <w:spacing w:after="0" w:line="240" w:lineRule="auto"/>
+              <w:rPr>
+                <w:rFonts w:ascii="Times New Roman" w:hAnsi="Times New Roman"/>
+                <w:b/>
+                <w:bCs/>
+                <w:sz w:val="24"/>
+                <w:szCs w:val="24"/>
+              </w:rPr>
+            </w:pPr>
+            <w:r>
+              <w:rPr>
+                <w:rFonts w:ascii="Times New Roman" w:hAnsi="Times New Roman" w:cs="Times New Roman"/>
+                <w:b/>
+                <w:bCs/>
                 <w:sz w:val="22"/>
                 <w:szCs w:val="22"/>
               </w:rPr>
+              <w:t xml:space="preserve"/>
+            </w:r>
+          </w:p>
+        </w:tc>
+        <w:tc>
+          <w:tcPr>
+            <w:tcW w:w="497" w:type="dxa"/>
+          </w:tcPr>
+          <w:p>
+            <w:pPr>
+              <w:spacing w:after="0" w:line="240" w:lineRule="auto"/>
+              <w:rPr>
+                <w:rFonts w:ascii="Times New Roman" w:hAnsi="Times New Roman"/>
+                <w:b/>
+                <w:bCs/>
+                <w:sz w:val="24"/>
+                <w:szCs w:val="24"/>
+              </w:rPr>
+            </w:pPr>
+            <w:r>
+              <w:rPr>
+                <w:rFonts w:ascii="Times New Roman" w:hAnsi="Times New Roman" w:cs="Times New Roman"/>
+                <w:b/>
+                <w:bCs/>
+                <w:sz w:val="22"/>
+                <w:szCs w:val="22"/>
+              </w:rPr>
+              <w:t xml:space="preserve">1)</w:t>
+            </w:r>
+          </w:p>
+        </w:tc>
+        <w:tc>
+          <w:tcPr>
+            <w:tcW w:w="8396" w:type="dxa"/>
+          </w:tcPr>
+          <w:p>
+            <w:pPr>
+              <w:spacing w:after="0" w:line="240" w:lineRule="auto"/>
+            </w:pPr>
+            <w:r>
+              <w:rPr>
+                <w:rFonts w:ascii="Times New Roman" w:hAnsi="Times New Roman" w:cs="Times New Roman"/>
+                <w:sz w:val="22"/>
+                <w:szCs w:val="22"/>
+              </w:rPr>
+              <w:t xml:space="preserve">What will be the output of given Python code?</w:t>
+            </w:r>
+          </w:p>
+          <w:p>
+            <w:pPr>
+              <w:spacing w:after="0" w:line="216" w:lineRule="auto"/>
+              <w:ind w:left="180"/>
+            </w:pPr>
+            <w:r>
+              <w:rPr>
+                <w:rFonts w:ascii="Courier New" w:hAnsi="Courier New" w:cs="Courier New"/>
+                <w:sz w:val="18"/>
+                <w:szCs w:val="18"/>
+              </w:rPr>
+              <w:t xml:space="preserve">n=7</w:t>
+            </w:r>
+          </w:p>
+          <w:p>
+            <w:pPr>
+              <w:spacing w:after="0" w:line="216" w:lineRule="auto"/>
+              <w:ind w:left="180"/>
+            </w:pPr>
+            <w:r>
+              <w:rPr>
+                <w:rFonts w:ascii="Courier New" w:hAnsi="Courier New" w:cs="Courier New"/>
+                <w:sz w:val="18"/>
+                <w:szCs w:val="18"/>
+              </w:rPr>
+              <w:t xml:space="preserve">c=0</w:t>
+            </w:r>
+          </w:p>
+          <w:p>
+            <w:pPr>
+              <w:spacing w:after="0" w:line="216" w:lineRule="auto"/>
+              <w:ind w:left="180"/>
+            </w:pPr>
+            <w:r>
+              <w:rPr>
+                <w:rFonts w:ascii="Courier New" w:hAnsi="Courier New" w:cs="Courier New"/>
+                <w:sz w:val="18"/>
+                <w:szCs w:val="18"/>
+              </w:rPr>
+              <w:t xml:space="preserve">while(n):</w:t>
+            </w:r>
+          </w:p>
+          <w:p>
+            <w:pPr>
+              <w:spacing w:after="0" w:line="216" w:lineRule="auto"/>
+              <w:ind w:left="360"/>
+            </w:pPr>
+            <w:r>
+              <w:rPr>
+                <w:rFonts w:ascii="Courier New" w:hAnsi="Courier New" w:cs="Courier New"/>
+                <w:sz w:val="18"/>
+                <w:szCs w:val="18"/>
+              </w:rPr>
+              <w:t xml:space="preserve">if(n&gt;5):</w:t>
+            </w:r>
+          </w:p>
+          <w:p>
+            <w:pPr>
+              <w:spacing w:after="0" w:line="216" w:lineRule="auto"/>
+              <w:ind w:left="540"/>
+            </w:pPr>
+            <w:r>
+              <w:rPr>
+                <w:rFonts w:ascii="Courier New" w:hAnsi="Courier New" w:cs="Courier New"/>
+                <w:sz w:val="18"/>
+                <w:szCs w:val="18"/>
+              </w:rPr>
+              <w:t xml:space="preserve">c=c+n-1</w:t>
+            </w:r>
+          </w:p>
+          <w:p>
+            <w:pPr>
+              <w:spacing w:after="0" w:line="216" w:lineRule="auto"/>
+              <w:ind w:left="540"/>
+            </w:pPr>
+            <w:r>
+              <w:rPr>
+                <w:rFonts w:ascii="Courier New" w:hAnsi="Courier New" w:cs="Courier New"/>
+                <w:sz w:val="18"/>
+                <w:szCs w:val="18"/>
+              </w:rPr>
+              <w:t xml:space="preserve">n=n-1</w:t>
+            </w:r>
+          </w:p>
+          <w:p>
+            <w:pPr>
+              <w:spacing w:after="0" w:line="216" w:lineRule="auto"/>
+              <w:ind w:left="360"/>
+            </w:pPr>
+            <w:r>
+              <w:rPr>
+                <w:rFonts w:ascii="Courier New" w:hAnsi="Courier New" w:cs="Courier New"/>
+                <w:sz w:val="18"/>
+                <w:szCs w:val="18"/>
+              </w:rPr>
+              <w:t xml:space="preserve">else:</w:t>
+            </w:r>
+          </w:p>
+          <w:p>
+            <w:pPr>
+              <w:spacing w:after="0" w:line="216" w:lineRule="auto"/>
+              <w:ind w:left="540"/>
+            </w:pPr>
+            <w:r>
+              <w:rPr>
+                <w:rFonts w:ascii="Courier New" w:hAnsi="Courier New" w:cs="Courier New"/>
+                <w:sz w:val="18"/>
+                <w:szCs w:val="18"/>
+              </w:rPr>
+              <w:t xml:space="preserve">break</w:t>
+            </w:r>
+          </w:p>
+          <w:p>
+            <w:pPr>
+              <w:spacing w:after="0" w:line="216" w:lineRule="auto"/>
+              <w:ind w:left="180"/>
+            </w:pPr>
+            <w:r>
+              <w:rPr>
+                <w:rFonts w:ascii="Courier New" w:hAnsi="Courier New" w:cs="Courier New"/>
+                <w:sz w:val="18"/>
+                <w:szCs w:val="18"/>
+              </w:rPr>
+              <w:t xml:space="preserve">print(n)</w:t>
+            </w:r>
+          </w:p>
+          <w:p>
+            <w:pPr>
+              <w:spacing w:after="0" w:line="216" w:lineRule="auto"/>
+              <w:ind w:left="180"/>
+            </w:pPr>
+            <w:r>
+              <w:rPr>
+                <w:rFonts w:ascii="Courier New" w:hAnsi="Courier New" w:cs="Courier New"/>
+                <w:sz w:val="18"/>
+                <w:szCs w:val="18"/>
+              </w:rPr>
+              <w:t xml:space="preserve">print(c)</w:t>
+            </w:r>
+          </w:p>
+          <w:p>
+            <w:pPr>
+              <w:tabs>
+                <w:tab w:val="left" w:pos="2800"/>
+                <w:tab w:val="left" w:pos="5600"/>
+              </w:tabs>
+              <w:spacing w:after="0" w:line="240" w:lineRule="auto"/>
+            </w:pPr>
+            <w:r>
+              <w:rPr>
+                <w:rFonts w:ascii="Times New Roman" w:hAnsi="Times New Roman" w:cs="Times New Roman"/>
+                <w:sz w:val="20"/>
+                <w:szCs w:val="20"/>
+              </w:rPr>
+              <w:t xml:space="preserve">(a) 4 16</w:t>
+            </w:r>
+            <w:r>
+              <w:rPr>
+                <w:rFonts w:ascii="Times New Roman" w:hAnsi="Times New Roman" w:cs="Times New Roman"/>
+                <w:sz w:val="20"/>
+                <w:szCs w:val="20"/>
+              </w:rPr>
+              <w:tab/>
+            </w:r>
+            <w:r>
+              <w:rPr>
+                <w:rFonts w:ascii="Times New Roman" w:hAnsi="Times New Roman" w:cs="Times New Roman"/>
+                <w:sz w:val="20"/>
+                <w:szCs w:val="20"/>
+              </w:rPr>
+              <w:t xml:space="preserve">(b) 6 7</w:t>
+            </w:r>
+            <w:r>
+              <w:rPr>
+                <w:rFonts w:ascii="Times New Roman" w:hAnsi="Times New Roman" w:cs="Times New Roman"/>
+                <w:sz w:val="20"/>
+                <w:szCs w:val="20"/>
+              </w:rPr>
+              <w:tab/>
+            </w:r>
+            <w:r>
+              <w:rPr>
+                <w:rFonts w:ascii="Times New Roman" w:hAnsi="Times New Roman" w:cs="Times New Roman"/>
+                <w:sz w:val="20"/>
+                <w:szCs w:val="20"/>
+              </w:rPr>
+              <w:t xml:space="preserve">(c) 5 11</w:t>
+            </w:r>
+          </w:p>
+          <w:p>
+            <w:pPr>
+              <w:tabs>
+                <w:tab w:val="left" w:pos="2800"/>
+                <w:tab w:val="left" w:pos="5600"/>
+              </w:tabs>
+              <w:spacing w:after="0" w:line="240" w:lineRule="auto"/>
+            </w:pPr>
+            <w:r>
+              <w:rPr>
+                <w:rFonts w:ascii="Times New Roman" w:hAnsi="Times New Roman" w:cs="Times New Roman"/>
+                <w:sz w:val="20"/>
+                <w:szCs w:val="20"/>
+              </w:rPr>
+              <w:t xml:space="preserve">(d) 5 10</w:t>
+            </w:r>
+            <w:r>
+              <w:rPr>
+                <w:rFonts w:ascii="Times New Roman" w:hAnsi="Times New Roman" w:cs="Times New Roman"/>
+                <w:sz w:val="20"/>
+                <w:szCs w:val="20"/>
+              </w:rPr>
+              <w:tab/>
+            </w:r>
+            <w:r>
+              <w:rPr>
+                <w:rFonts w:ascii="Times New Roman" w:hAnsi="Times New Roman" w:cs="Times New Roman"/>
+                <w:sz w:val="20"/>
+                <w:szCs w:val="20"/>
+              </w:rPr>
+              <w:t xml:space="preserve">(e) Error</w:t>
+            </w:r>
+            <w:r>
+              <w:rPr>
+                <w:rFonts w:ascii="Times New Roman" w:hAnsi="Times New Roman" w:cs="Times New Roman"/>
+                <w:sz w:val="20"/>
+                <w:szCs w:val="20"/>
+              </w:rPr>
+              <w:tab/>
+            </w:r>
+            <w:r>
+              <w:rPr>
+                <w:rFonts w:ascii="Times New Roman" w:hAnsi="Times New Roman" w:cs="Times New Roman"/>
+                <w:sz w:val="20"/>
+                <w:szCs w:val="20"/>
+              </w:rPr>
+              <w:t xml:space="preserve">(f) None of the above</w:t>
+            </w:r>
+          </w:p>
+        </w:tc>
+        <w:tc>
+          <w:tcPr>
+            <w:tcW w:w="810" w:type="dxa"/>
+          </w:tcPr>
+          <w:p>
+            <w:pPr>
+              <w:spacing w:after="0" w:line="240" w:lineRule="auto"/>
+              <w:jc w:val="center"/>
+              <w:rPr>
+                <w:rFonts w:ascii="Times New Roman" w:hAnsi="Times New Roman"/>
+                <w:b/>
+                <w:bCs/>
+                <w:sz w:val="24"/>
+                <w:szCs w:val="24"/>
+              </w:rPr>
+            </w:pPr>
+            <w:r>
+              <w:rPr>
+                <w:rFonts w:ascii="Times New Roman" w:hAnsi="Times New Roman" w:cs="Times New Roman"/>
+                <w:b/>
+                <w:bCs/>
+                <w:sz w:val="20"/>
+                <w:szCs w:val="20"/>
+              </w:rPr>
+              <w:t xml:space="preserve">[1]</w:t>
+            </w:r>
+          </w:p>
+        </w:tc>
+        <w:tc>
+          <w:tcPr>
+            <w:tcW w:w="841" w:type="dxa"/>
+          </w:tcPr>
+          <w:p>
+            <w:pPr>
+              <w:spacing w:after="0" w:line="240" w:lineRule="auto"/>
+              <w:jc w:val="center"/>
+              <w:rPr>
+                <w:rFonts w:ascii="Times New Roman" w:hAnsi="Times New Roman"/>
+                <w:b/>
+                <w:bCs/>
+                <w:sz w:val="24"/>
+                <w:szCs w:val="24"/>
+              </w:rPr>
+            </w:pPr>
+            <w:r>
+              <w:rPr>
+                <w:rFonts w:ascii="Times New Roman" w:hAnsi="Times New Roman" w:cs="Times New Roman"/>
+                <w:b/>
+                <w:bCs/>
+                <w:sz w:val="20"/>
+                <w:szCs w:val="20"/>
+              </w:rPr>
+              <w:t xml:space="preserve">N</w:t>
+            </w:r>
+          </w:p>
+        </w:tc>
+      </w:tr>
+      <w:tr>
+        <w:trPr>
+          <w:trHeight w:val="677"/>
+        </w:trPr>
+        <w:tc>
+          <w:tcPr>
+            <w:tcW w:w="642" w:type="dxa"/>
+          </w:tcPr>
+          <w:p>
+            <w:pPr>
+              <w:spacing w:after="0" w:line="240" w:lineRule="auto"/>
+              <w:rPr>
+                <w:rFonts w:ascii="Times New Roman" w:hAnsi="Times New Roman"/>
+                <w:b/>
+                <w:bCs/>
+                <w:sz w:val="24"/>
+                <w:szCs w:val="24"/>
+              </w:rPr>
+            </w:pPr>
+            <w:r>
+              <w:rPr>
+                <w:rFonts w:ascii="Times New Roman" w:hAnsi="Times New Roman" w:cs="Times New Roman"/>
+                <w:b/>
+                <w:bCs/>
+                <w:sz w:val="22"/>
+                <w:szCs w:val="22"/>
+              </w:rPr>
+              <w:t xml:space="preserve"/>
+            </w:r>
+          </w:p>
+        </w:tc>
+        <w:tc>
+          <w:tcPr>
+            <w:tcW w:w="497" w:type="dxa"/>
+          </w:tcPr>
+          <w:p>
+            <w:pPr>
+              <w:spacing w:after="0" w:line="240" w:lineRule="auto"/>
+              <w:rPr>
+                <w:rFonts w:ascii="Times New Roman" w:hAnsi="Times New Roman"/>
+                <w:b/>
+                <w:bCs/>
+                <w:sz w:val="24"/>
+                <w:szCs w:val="24"/>
+              </w:rPr>
+            </w:pPr>
+            <w:r>
+              <w:rPr>
+                <w:rFonts w:ascii="Times New Roman" w:hAnsi="Times New Roman" w:cs="Times New Roman"/>
+                <w:b/>
+                <w:bCs/>
+                <w:sz w:val="22"/>
+                <w:szCs w:val="22"/>
+              </w:rPr>
+              <w:t xml:space="preserve">2)</w:t>
+            </w:r>
+          </w:p>
+        </w:tc>
+        <w:tc>
+          <w:tcPr>
+            <w:tcW w:w="8396" w:type="dxa"/>
+          </w:tcPr>
+          <w:p>
+            <w:pPr>
+              <w:spacing w:after="0" w:line="240" w:lineRule="auto"/>
+            </w:pPr>
+            <w:r>
+              <w:rPr>
+                <w:rFonts w:ascii="Times New Roman" w:hAnsi="Times New Roman" w:cs="Times New Roman"/>
+                <w:sz w:val="22"/>
+                <w:szCs w:val="22"/>
+              </w:rPr>
+              <w:t xml:space="preserve">What will be the output of the following program on execution?</w:t>
+            </w:r>
+          </w:p>
+          <w:p>
+            <w:pPr>
+              <w:spacing w:after="0" w:line="216" w:lineRule="auto"/>
+              <w:ind w:left="180"/>
+            </w:pPr>
+            <w:r>
+              <w:rPr>
+                <w:rFonts w:ascii="Courier New" w:hAnsi="Courier New" w:cs="Courier New"/>
+                <w:sz w:val="18"/>
+                <w:szCs w:val="18"/>
+              </w:rPr>
+              <w:t xml:space="preserve">x=0</w:t>
+            </w:r>
+          </w:p>
+          <w:p>
+            <w:pPr>
+              <w:spacing w:after="0" w:line="216" w:lineRule="auto"/>
+              <w:ind w:left="180"/>
+            </w:pPr>
+            <w:r>
+              <w:rPr>
+                <w:rFonts w:ascii="Courier New" w:hAnsi="Courier New" w:cs="Courier New"/>
+                <w:sz w:val="18"/>
+                <w:szCs w:val="18"/>
+              </w:rPr>
+              <w:t xml:space="preserve">while x&lt;10:</w:t>
+            </w:r>
+          </w:p>
+          <w:p>
+            <w:pPr>
+              <w:spacing w:after="0" w:line="216" w:lineRule="auto"/>
+              <w:ind w:left="360"/>
+            </w:pPr>
+            <w:r>
+              <w:rPr>
+                <w:rFonts w:ascii="Courier New" w:hAnsi="Courier New" w:cs="Courier New"/>
+                <w:sz w:val="18"/>
+                <w:szCs w:val="18"/>
+              </w:rPr>
+              <w:t xml:space="preserve">if x%3==0:</w:t>
+            </w:r>
+          </w:p>
+          <w:p>
+            <w:pPr>
+              <w:spacing w:after="0" w:line="216" w:lineRule="auto"/>
+              <w:ind w:left="540"/>
+            </w:pPr>
+            <w:r>
+              <w:rPr>
+                <w:rFonts w:ascii="Courier New" w:hAnsi="Courier New" w:cs="Courier New"/>
+                <w:sz w:val="18"/>
+                <w:szCs w:val="18"/>
+              </w:rPr>
+              <w:t xml:space="preserve">x+=5</w:t>
+            </w:r>
+          </w:p>
+          <w:p>
+            <w:pPr>
+              <w:spacing w:after="0" w:line="216" w:lineRule="auto"/>
+              <w:ind w:left="540"/>
+            </w:pPr>
+            <w:r>
+              <w:rPr>
+                <w:rFonts w:ascii="Courier New" w:hAnsi="Courier New" w:cs="Courier New"/>
+                <w:sz w:val="18"/>
+                <w:szCs w:val="18"/>
+              </w:rPr>
+              <w:t xml:space="preserve">continue</w:t>
+            </w:r>
+          </w:p>
+          <w:p>
+            <w:pPr>
+              <w:spacing w:after="0" w:line="216" w:lineRule="auto"/>
+              <w:ind w:left="360"/>
+            </w:pPr>
+            <w:r>
+              <w:rPr>
+                <w:rFonts w:ascii="Courier New" w:hAnsi="Courier New" w:cs="Courier New"/>
+                <w:sz w:val="18"/>
+                <w:szCs w:val="18"/>
+              </w:rPr>
+              <w:t xml:space="preserve">if x%2==0:</w:t>
+            </w:r>
+          </w:p>
+          <w:p>
+            <w:pPr>
+              <w:spacing w:after="0" w:line="216" w:lineRule="auto"/>
+              <w:ind w:left="540"/>
+            </w:pPr>
+            <w:r>
+              <w:rPr>
+                <w:rFonts w:ascii="Courier New" w:hAnsi="Courier New" w:cs="Courier New"/>
+                <w:sz w:val="18"/>
+                <w:szCs w:val="18"/>
+              </w:rPr>
+              <w:t xml:space="preserve">x+=14</w:t>
+            </w:r>
+          </w:p>
+          <w:p>
+            <w:pPr>
+              <w:spacing w:after="0" w:line="216" w:lineRule="auto"/>
+              <w:ind w:left="360"/>
+            </w:pPr>
+            <w:r>
+              <w:rPr>
+                <w:rFonts w:ascii="Courier New" w:hAnsi="Courier New" w:cs="Courier New"/>
+                <w:sz w:val="18"/>
+                <w:szCs w:val="18"/>
+              </w:rPr>
+              <w:t xml:space="preserve">else:</w:t>
+            </w:r>
+          </w:p>
+          <w:p>
+            <w:pPr>
+              <w:spacing w:after="0" w:line="216" w:lineRule="auto"/>
+              <w:ind w:left="540"/>
+            </w:pPr>
+            <w:r>
+              <w:rPr>
+                <w:rFonts w:ascii="Courier New" w:hAnsi="Courier New" w:cs="Courier New"/>
+                <w:sz w:val="18"/>
+                <w:szCs w:val="18"/>
+              </w:rPr>
+              <w:t xml:space="preserve">x+=1</w:t>
+            </w:r>
+          </w:p>
+          <w:p>
+            <w:pPr>
+              <w:spacing w:after="0" w:line="216" w:lineRule="auto"/>
+              <w:ind w:left="180"/>
+            </w:pPr>
+            <w:r>
+              <w:rPr>
+                <w:rFonts w:ascii="Courier New" w:hAnsi="Courier New" w:cs="Courier New"/>
+                <w:sz w:val="18"/>
+                <w:szCs w:val="18"/>
+              </w:rPr>
+              <w:t xml:space="preserve">else:</w:t>
+            </w:r>
+          </w:p>
+          <w:p>
+            <w:pPr>
+              <w:spacing w:after="0" w:line="216" w:lineRule="auto"/>
+              <w:ind w:left="360"/>
+            </w:pPr>
+            <w:r>
+              <w:rPr>
+                <w:rFonts w:ascii="Courier New" w:hAnsi="Courier New" w:cs="Courier New"/>
+                <w:sz w:val="18"/>
+                <w:szCs w:val="18"/>
+              </w:rPr>
+              <w:t xml:space="preserve">x+=1</w:t>
+            </w:r>
+          </w:p>
+          <w:p>
+            <w:pPr>
+              <w:spacing w:after="0" w:line="216" w:lineRule="auto"/>
+              <w:ind w:left="180"/>
+            </w:pPr>
+            <w:r>
+              <w:rPr>
+                <w:rFonts w:ascii="Courier New" w:hAnsi="Courier New" w:cs="Courier New"/>
+                <w:sz w:val="18"/>
+                <w:szCs w:val="18"/>
+              </w:rPr>
+              <w:t xml:space="preserve">print(x)</w:t>
+            </w:r>
+          </w:p>
+          <w:p>
+            <w:pPr>
+              <w:tabs>
+                <w:tab w:val="left" w:pos="2800"/>
+                <w:tab w:val="left" w:pos="5600"/>
+              </w:tabs>
+              <w:spacing w:after="0" w:line="240" w:lineRule="auto"/>
+            </w:pPr>
+            <w:r>
+              <w:rPr>
+                <w:rFonts w:ascii="Times New Roman" w:hAnsi="Times New Roman" w:cs="Times New Roman"/>
+                <w:sz w:val="20"/>
+                <w:szCs w:val="20"/>
+              </w:rPr>
+              <w:t xml:space="preserve">(a) 10</w:t>
+            </w:r>
+            <w:r>
+              <w:rPr>
+                <w:rFonts w:ascii="Times New Roman" w:hAnsi="Times New Roman" w:cs="Times New Roman"/>
+                <w:sz w:val="20"/>
+                <w:szCs w:val="20"/>
+              </w:rPr>
+              <w:tab/>
+            </w:r>
+            <w:r>
+              <w:rPr>
+                <w:rFonts w:ascii="Times New Roman" w:hAnsi="Times New Roman" w:cs="Times New Roman"/>
+                <w:sz w:val="20"/>
+                <w:szCs w:val="20"/>
+              </w:rPr>
+              <w:t xml:space="preserve">(b) 12</w:t>
+            </w:r>
+            <w:r>
+              <w:rPr>
+                <w:rFonts w:ascii="Times New Roman" w:hAnsi="Times New Roman" w:cs="Times New Roman"/>
+                <w:sz w:val="20"/>
+                <w:szCs w:val="20"/>
+              </w:rPr>
+              <w:tab/>
+            </w:r>
+            <w:r>
+              <w:rPr>
+                <w:rFonts w:ascii="Times New Roman" w:hAnsi="Times New Roman" w:cs="Times New Roman"/>
+                <w:sz w:val="20"/>
+                <w:szCs w:val="20"/>
+              </w:rPr>
+              <w:t xml:space="preserve">(c) 11</w:t>
+            </w:r>
+          </w:p>
+          <w:p>
+            <w:pPr>
+              <w:tabs>
+                <w:tab w:val="left" w:pos="2800"/>
+                <w:tab w:val="left" w:pos="5600"/>
+              </w:tabs>
+              <w:spacing w:after="0" w:line="240" w:lineRule="auto"/>
+            </w:pPr>
+            <w:r>
+              <w:rPr>
+                <w:rFonts w:ascii="Times New Roman" w:hAnsi="Times New Roman" w:cs="Times New Roman"/>
+                <w:sz w:val="20"/>
+                <w:szCs w:val="20"/>
+              </w:rPr>
+              <w:t xml:space="preserve">(d) 0</w:t>
+            </w:r>
+            <w:r>
+              <w:rPr>
+                <w:rFonts w:ascii="Times New Roman" w:hAnsi="Times New Roman" w:cs="Times New Roman"/>
+                <w:sz w:val="20"/>
+                <w:szCs w:val="20"/>
+              </w:rPr>
+              <w:tab/>
+            </w:r>
+            <w:r>
+              <w:rPr>
+                <w:rFonts w:ascii="Times New Roman" w:hAnsi="Times New Roman" w:cs="Times New Roman"/>
+                <w:sz w:val="20"/>
+                <w:szCs w:val="20"/>
+              </w:rPr>
+              <w:t xml:space="preserve">(e) Error</w:t>
+            </w:r>
+            <w:r>
+              <w:rPr>
+                <w:rFonts w:ascii="Times New Roman" w:hAnsi="Times New Roman" w:cs="Times New Roman"/>
+                <w:sz w:val="20"/>
+                <w:szCs w:val="20"/>
+              </w:rPr>
+              <w:tab/>
+            </w:r>
+            <w:r>
+              <w:rPr>
+                <w:rFonts w:ascii="Times New Roman" w:hAnsi="Times New Roman" w:cs="Times New Roman"/>
+                <w:sz w:val="20"/>
+                <w:szCs w:val="20"/>
+              </w:rPr>
+              <w:t xml:space="preserve">(f) None of the above</w:t>
+            </w:r>
+          </w:p>
+        </w:tc>
+        <w:tc>
+          <w:tcPr>
+            <w:tcW w:w="810" w:type="dxa"/>
+          </w:tcPr>
+          <w:p>
+            <w:pPr>
+              <w:spacing w:after="0" w:line="240" w:lineRule="auto"/>
+              <w:jc w:val="center"/>
+              <w:rPr>
+                <w:rFonts w:ascii="Times New Roman" w:hAnsi="Times New Roman"/>
+                <w:b/>
+                <w:bCs/>
+                <w:sz w:val="24"/>
+                <w:szCs w:val="24"/>
+              </w:rPr>
+            </w:pPr>
+            <w:r>
+              <w:rPr>
+                <w:rFonts w:ascii="Times New Roman" w:hAnsi="Times New Roman" w:cs="Times New Roman"/>
+                <w:b/>
+                <w:bCs/>
+                <w:sz w:val="20"/>
+                <w:szCs w:val="20"/>
+              </w:rPr>
+              <w:t xml:space="preserve">[1]</w:t>
+            </w:r>
+          </w:p>
+        </w:tc>
+        <w:tc>
+          <w:tcPr>
+            <w:tcW w:w="841" w:type="dxa"/>
+          </w:tcPr>
+          <w:p>
+            <w:pPr>
+              <w:spacing w:after="0" w:line="240" w:lineRule="auto"/>
+              <w:jc w:val="center"/>
+              <w:rPr>
+                <w:rFonts w:ascii="Times New Roman" w:hAnsi="Times New Roman"/>
+                <w:b/>
+                <w:bCs/>
+                <w:sz w:val="24"/>
+                <w:szCs w:val="24"/>
+              </w:rPr>
+            </w:pPr>
+            <w:r>
+              <w:rPr>
+                <w:rFonts w:ascii="Times New Roman" w:hAnsi="Times New Roman" w:cs="Times New Roman"/>
+                <w:b/>
+                <w:bCs/>
+                <w:sz w:val="20"/>
+                <w:szCs w:val="20"/>
+              </w:rPr>
+              <w:t xml:space="preserve">N</w:t>
+            </w:r>
+          </w:p>
+        </w:tc>
+      </w:tr>
+      <w:tr>
+        <w:trPr>
+          <w:trHeight w:val="677"/>
+        </w:trPr>
+        <w:tc>
+          <w:tcPr>
+            <w:tcW w:w="642" w:type="dxa"/>
+          </w:tcPr>
+          <w:p>
+            <w:pPr>
+              <w:spacing w:after="0" w:line="240" w:lineRule="auto"/>
+              <w:rPr>
+                <w:rFonts w:ascii="Times New Roman" w:hAnsi="Times New Roman"/>
+                <w:b/>
+                <w:bCs/>
+                <w:sz w:val="24"/>
+                <w:szCs w:val="24"/>
+              </w:rPr>
+            </w:pPr>
+            <w:r>
+              <w:rPr>
+                <w:rFonts w:ascii="Times New Roman" w:hAnsi="Times New Roman" w:cs="Times New Roman"/>
+                <w:b/>
+                <w:bCs/>
+                <w:sz w:val="22"/>
+                <w:szCs w:val="22"/>
+              </w:rPr>
+              <w:t xml:space="preserve"/>
+            </w:r>
+          </w:p>
+        </w:tc>
+        <w:tc>
+          <w:tcPr>
+            <w:tcW w:w="497" w:type="dxa"/>
+          </w:tcPr>
+          <w:p>
+            <w:pPr>
+              <w:spacing w:after="0" w:line="240" w:lineRule="auto"/>
+              <w:rPr>
+                <w:rFonts w:ascii="Times New Roman" w:hAnsi="Times New Roman"/>
+                <w:b/>
+                <w:bCs/>
+                <w:sz w:val="24"/>
+                <w:szCs w:val="24"/>
+              </w:rPr>
+            </w:pPr>
+            <w:r>
+              <w:rPr>
+                <w:rFonts w:ascii="Times New Roman" w:hAnsi="Times New Roman" w:cs="Times New Roman"/>
+                <w:b/>
+                <w:bCs/>
+                <w:sz w:val="22"/>
+                <w:szCs w:val="22"/>
+              </w:rPr>
+              <w:t xml:space="preserve">3)</w:t>
+            </w:r>
+          </w:p>
+        </w:tc>
+        <w:tc>
+          <w:tcPr>
+            <w:tcW w:w="8396" w:type="dxa"/>
+          </w:tcPr>
+          <w:p>
+            <w:pPr>
+              <w:spacing w:after="0" w:line="240" w:lineRule="auto"/>
+            </w:pPr>
+            <w:r>
+              <w:rPr>
+                <w:rFonts w:ascii="Times New Roman" w:hAnsi="Times New Roman" w:cs="Times New Roman"/>
+                <w:sz w:val="22"/>
+                <w:szCs w:val="22"/>
+              </w:rPr>
+              <w:t xml:space="preserve">What will be the output of the following program on execution?</w:t>
+            </w:r>
+          </w:p>
+          <w:p>
+            <w:pPr>
+              <w:spacing w:after="0" w:line="216" w:lineRule="auto"/>
+              <w:ind w:left="180"/>
+            </w:pPr>
+            <w:r>
+              <w:rPr>
+                <w:rFonts w:ascii="Courier New" w:hAnsi="Courier New" w:cs="Courier New"/>
+                <w:sz w:val="18"/>
+                <w:szCs w:val="18"/>
+              </w:rPr>
+              <w:t xml:space="preserve">a=0</w:t>
+            </w:r>
+          </w:p>
+          <w:p>
+            <w:pPr>
+              <w:spacing w:after="0" w:line="216" w:lineRule="auto"/>
+              <w:ind w:left="180"/>
+            </w:pPr>
+            <w:r>
+              <w:rPr>
+                <w:rFonts w:ascii="Courier New" w:hAnsi="Courier New" w:cs="Courier New"/>
+                <w:sz w:val="18"/>
+                <w:szCs w:val="18"/>
+              </w:rPr>
+              <w:t xml:space="preserve">b=6</w:t>
+            </w:r>
+          </w:p>
+          <w:p>
+            <w:pPr>
+              <w:spacing w:after="0" w:line="216" w:lineRule="auto"/>
+              <w:ind w:left="180"/>
+            </w:pPr>
+            <w:r>
+              <w:rPr>
+                <w:rFonts w:ascii="Courier New" w:hAnsi="Courier New" w:cs="Courier New"/>
+                <w:sz w:val="18"/>
+                <w:szCs w:val="18"/>
+              </w:rPr>
+              <w:t xml:space="preserve">c=9</w:t>
+            </w:r>
+          </w:p>
+          <w:p>
+            <w:pPr>
+              <w:spacing w:after="0" w:line="216" w:lineRule="auto"/>
+              <w:ind w:left="180"/>
+            </w:pPr>
+            <w:r>
+              <w:rPr>
+                <w:rFonts w:ascii="Courier New" w:hAnsi="Courier New" w:cs="Courier New"/>
+                <w:sz w:val="18"/>
+                <w:szCs w:val="18"/>
+              </w:rPr>
+              <w:t xml:space="preserve">d=10</w:t>
+            </w:r>
+          </w:p>
+          <w:p>
+            <w:pPr>
+              <w:spacing w:after="0" w:line="216" w:lineRule="auto"/>
+              <w:ind w:left="180"/>
+            </w:pPr>
+            <w:r>
+              <w:rPr>
+                <w:rFonts w:ascii="Courier New" w:hAnsi="Courier New" w:cs="Courier New"/>
+                <w:sz w:val="18"/>
+                <w:szCs w:val="18"/>
+              </w:rPr>
+              <w:t xml:space="preserve">x=(a or b) and ((a or c) or (b and d))</w:t>
+            </w:r>
+          </w:p>
+          <w:p>
+            <w:pPr>
+              <w:spacing w:after="0" w:line="216" w:lineRule="auto"/>
+              <w:ind w:left="180"/>
+            </w:pPr>
+            <w:r>
+              <w:rPr>
+                <w:rFonts w:ascii="Courier New" w:hAnsi="Courier New" w:cs="Courier New"/>
+                <w:sz w:val="18"/>
+                <w:szCs w:val="18"/>
+              </w:rPr>
+              <w:t xml:space="preserve">print(x)</w:t>
+            </w:r>
+          </w:p>
+          <w:p>
+            <w:pPr>
+              <w:tabs>
+                <w:tab w:val="left" w:pos="2800"/>
+                <w:tab w:val="left" w:pos="5600"/>
+              </w:tabs>
+              <w:spacing w:after="0" w:line="240" w:lineRule="auto"/>
+            </w:pPr>
+            <w:r>
+              <w:rPr>
+                <w:rFonts w:ascii="Times New Roman" w:hAnsi="Times New Roman" w:cs="Times New Roman"/>
+                <w:sz w:val="20"/>
+                <w:szCs w:val="20"/>
+              </w:rPr>
+              <w:t xml:space="preserve">(a) 9</w:t>
+            </w:r>
+            <w:r>
+              <w:rPr>
+                <w:rFonts w:ascii="Times New Roman" w:hAnsi="Times New Roman" w:cs="Times New Roman"/>
+                <w:sz w:val="20"/>
+                <w:szCs w:val="20"/>
+              </w:rPr>
+              <w:tab/>
+            </w:r>
+            <w:r>
+              <w:rPr>
+                <w:rFonts w:ascii="Times New Roman" w:hAnsi="Times New Roman" w:cs="Times New Roman"/>
+                <w:sz w:val="20"/>
+                <w:szCs w:val="20"/>
+              </w:rPr>
+              <w:t xml:space="preserve">(b) 6</w:t>
+            </w:r>
+            <w:r>
+              <w:rPr>
+                <w:rFonts w:ascii="Times New Roman" w:hAnsi="Times New Roman" w:cs="Times New Roman"/>
+                <w:sz w:val="20"/>
+                <w:szCs w:val="20"/>
+              </w:rPr>
+              <w:tab/>
+            </w:r>
+            <w:r>
+              <w:rPr>
+                <w:rFonts w:ascii="Times New Roman" w:hAnsi="Times New Roman" w:cs="Times New Roman"/>
+                <w:sz w:val="20"/>
+                <w:szCs w:val="20"/>
+              </w:rPr>
+              <w:t xml:space="preserve">(c) 0</w:t>
+            </w:r>
+          </w:p>
+          <w:p>
+            <w:pPr>
+              <w:tabs>
+                <w:tab w:val="left" w:pos="2800"/>
+                <w:tab w:val="left" w:pos="5600"/>
+              </w:tabs>
+              <w:spacing w:after="0" w:line="240" w:lineRule="auto"/>
+            </w:pPr>
+            <w:r>
+              <w:rPr>
+                <w:rFonts w:ascii="Times New Roman" w:hAnsi="Times New Roman" w:cs="Times New Roman"/>
+                <w:sz w:val="20"/>
+                <w:szCs w:val="20"/>
+              </w:rPr>
+              <w:t xml:space="preserve">(d) 10</w:t>
+            </w:r>
+            <w:r>
+              <w:rPr>
+                <w:rFonts w:ascii="Times New Roman" w:hAnsi="Times New Roman" w:cs="Times New Roman"/>
+                <w:sz w:val="20"/>
+                <w:szCs w:val="20"/>
+              </w:rPr>
+              <w:tab/>
+            </w:r>
+            <w:r>
+              <w:rPr>
+                <w:rFonts w:ascii="Times New Roman" w:hAnsi="Times New Roman" w:cs="Times New Roman"/>
+                <w:sz w:val="20"/>
+                <w:szCs w:val="20"/>
+              </w:rPr>
+              <w:t xml:space="preserve">(e) Error</w:t>
+            </w:r>
+            <w:r>
+              <w:rPr>
+                <w:rFonts w:ascii="Times New Roman" w:hAnsi="Times New Roman" w:cs="Times New Roman"/>
+                <w:sz w:val="20"/>
+                <w:szCs w:val="20"/>
+              </w:rPr>
+              <w:tab/>
+            </w:r>
+            <w:r>
+              <w:rPr>
+                <w:rFonts w:ascii="Times New Roman" w:hAnsi="Times New Roman" w:cs="Times New Roman"/>
+                <w:sz w:val="20"/>
+                <w:szCs w:val="20"/>
+              </w:rPr>
+              <w:t xml:space="preserve">(f) None of the above</w:t>
+            </w:r>
+          </w:p>
+        </w:tc>
+        <w:tc>
+          <w:tcPr>
+            <w:tcW w:w="810" w:type="dxa"/>
+          </w:tcPr>
+          <w:p>
+            <w:pPr>
+              <w:spacing w:after="0" w:line="240" w:lineRule="auto"/>
+              <w:jc w:val="center"/>
+              <w:rPr>
+                <w:rFonts w:ascii="Times New Roman" w:hAnsi="Times New Roman"/>
+                <w:b/>
+                <w:bCs/>
+                <w:sz w:val="24"/>
+                <w:szCs w:val="24"/>
+              </w:rPr>
+            </w:pPr>
+            <w:r>
+              <w:rPr>
+                <w:rFonts w:ascii="Times New Roman" w:hAnsi="Times New Roman" w:cs="Times New Roman"/>
+                <w:b/>
+                <w:bCs/>
+                <w:sz w:val="20"/>
+                <w:szCs w:val="20"/>
+              </w:rPr>
+              <w:t xml:space="preserve">[1]</w:t>
+            </w:r>
+          </w:p>
+        </w:tc>
+        <w:tc>
+          <w:tcPr>
+            <w:tcW w:w="841" w:type="dxa"/>
+          </w:tcPr>
+          <w:p>
+            <w:pPr>
+              <w:spacing w:after="0" w:line="240" w:lineRule="auto"/>
+              <w:jc w:val="center"/>
+              <w:rPr>
+                <w:rFonts w:ascii="Times New Roman" w:hAnsi="Times New Roman"/>
+                <w:b/>
+                <w:bCs/>
+                <w:sz w:val="24"/>
+                <w:szCs w:val="24"/>
+              </w:rPr>
+            </w:pPr>
+            <w:r>
+              <w:rPr>
+                <w:rFonts w:ascii="Times New Roman" w:hAnsi="Times New Roman" w:cs="Times New Roman"/>
+                <w:b/>
+                <w:bCs/>
+                <w:sz w:val="20"/>
+                <w:szCs w:val="20"/>
+              </w:rPr>
+              <w:t xml:space="preserve">N</w:t>
+            </w:r>
+          </w:p>
+        </w:tc>
+      </w:tr>
+      <w:tr>
+        <w:trPr>
+          <w:trHeight w:val="677"/>
+        </w:trPr>
+        <w:tc>
+          <w:tcPr>
+            <w:tcW w:w="642" w:type="dxa"/>
+          </w:tcPr>
+          <w:p>
+            <w:pPr>
+              <w:spacing w:after="0" w:line="240" w:lineRule="auto"/>
+              <w:rPr>
+                <w:rFonts w:ascii="Times New Roman" w:hAnsi="Times New Roman"/>
+                <w:b/>
+                <w:bCs/>
+                <w:sz w:val="24"/>
+                <w:szCs w:val="24"/>
+              </w:rPr>
+            </w:pPr>
+            <w:r>
+              <w:rPr>
+                <w:rFonts w:ascii="Times New Roman" w:hAnsi="Times New Roman" w:cs="Times New Roman"/>
+                <w:b/>
+                <w:bCs/>
+                <w:sz w:val="22"/>
+                <w:szCs w:val="22"/>
+              </w:rPr>
+              <w:t xml:space="preserve"/>
+            </w:r>
+          </w:p>
+        </w:tc>
+        <w:tc>
+          <w:tcPr>
+            <w:tcW w:w="497" w:type="dxa"/>
+          </w:tcPr>
+          <w:p>
+            <w:pPr>
+              <w:spacing w:after="0" w:line="240" w:lineRule="auto"/>
+              <w:rPr>
+                <w:rFonts w:ascii="Times New Roman" w:hAnsi="Times New Roman"/>
+                <w:b/>
+                <w:bCs/>
+                <w:sz w:val="24"/>
+                <w:szCs w:val="24"/>
+              </w:rPr>
+            </w:pPr>
+            <w:r>
+              <w:rPr>
+                <w:rFonts w:ascii="Times New Roman" w:hAnsi="Times New Roman" w:cs="Times New Roman"/>
+                <w:b/>
+                <w:bCs/>
+                <w:sz w:val="22"/>
+                <w:szCs w:val="22"/>
+              </w:rPr>
+              <w:t xml:space="preserve">4)</w:t>
+            </w:r>
+          </w:p>
+        </w:tc>
+        <w:tc>
+          <w:tcPr>
+            <w:tcW w:w="8396" w:type="dxa"/>
+          </w:tcPr>
+          <w:p>
+            <w:pPr>
+              <w:spacing w:after="0" w:line="240" w:lineRule="auto"/>
+            </w:pPr>
+            <w:r>
+              <w:rPr>
+                <w:rFonts w:ascii="Times New Roman" w:hAnsi="Times New Roman" w:cs="Times New Roman"/>
+                <w:sz w:val="22"/>
+                <w:szCs w:val="22"/>
+              </w:rPr>
+              <w:t xml:space="preserve">What will be the output of the following program on execution?</w:t>
+            </w:r>
+          </w:p>
+          <w:p>
+            <w:pPr>
+              <w:spacing w:after="0" w:line="216" w:lineRule="auto"/>
+              <w:ind w:left="180"/>
+            </w:pPr>
+            <w:r>
+              <w:rPr>
+                <w:rFonts w:ascii="Courier New" w:hAnsi="Courier New" w:cs="Courier New"/>
+                <w:sz w:val="18"/>
+                <w:szCs w:val="18"/>
+              </w:rPr>
+              <w:t xml:space="preserve">x=0</w:t>
+            </w:r>
+          </w:p>
+          <w:p>
+            <w:pPr>
+              <w:spacing w:after="0" w:line="216" w:lineRule="auto"/>
+              <w:ind w:left="180"/>
+            </w:pPr>
+            <w:r>
+              <w:rPr>
+                <w:rFonts w:ascii="Courier New" w:hAnsi="Courier New" w:cs="Courier New"/>
+                <w:sz w:val="18"/>
+                <w:szCs w:val="18"/>
+              </w:rPr>
+              <w:t xml:space="preserve">count=0</w:t>
+            </w:r>
+          </w:p>
+          <w:p>
+            <w:pPr>
+              <w:spacing w:after="0" w:line="216" w:lineRule="auto"/>
+              <w:ind w:left="180"/>
+            </w:pPr>
+            <w:r>
+              <w:rPr>
+                <w:rFonts w:ascii="Courier New" w:hAnsi="Courier New" w:cs="Courier New"/>
+                <w:sz w:val="18"/>
+                <w:szCs w:val="18"/>
+              </w:rPr>
+              <w:t xml:space="preserve">for x in range(10):</w:t>
+            </w:r>
+          </w:p>
+          <w:p>
+            <w:pPr>
+              <w:spacing w:after="0" w:line="216" w:lineRule="auto"/>
+              <w:ind w:left="360"/>
+            </w:pPr>
+            <w:r>
+              <w:rPr>
+                <w:rFonts w:ascii="Courier New" w:hAnsi="Courier New" w:cs="Courier New"/>
+                <w:sz w:val="18"/>
+                <w:szCs w:val="18"/>
+              </w:rPr>
+              <w:t xml:space="preserve">while x&lt;15:</w:t>
+            </w:r>
+          </w:p>
+          <w:p>
+            <w:pPr>
+              <w:spacing w:after="0" w:line="216" w:lineRule="auto"/>
+              <w:ind w:left="540"/>
+            </w:pPr>
+            <w:r>
+              <w:rPr>
+                <w:rFonts w:ascii="Courier New" w:hAnsi="Courier New" w:cs="Courier New"/>
+                <w:sz w:val="18"/>
+                <w:szCs w:val="18"/>
+              </w:rPr>
+              <w:t xml:space="preserve">if x&lt;0:</w:t>
+            </w:r>
+          </w:p>
+          <w:p>
+            <w:pPr>
+              <w:spacing w:after="0" w:line="216" w:lineRule="auto"/>
+              <w:ind w:left="720"/>
+            </w:pPr>
+            <w:r>
+              <w:rPr>
+                <w:rFonts w:ascii="Courier New" w:hAnsi="Courier New" w:cs="Courier New"/>
+                <w:sz w:val="18"/>
+                <w:szCs w:val="18"/>
+              </w:rPr>
+              <w:t xml:space="preserve">pass</w:t>
+            </w:r>
+          </w:p>
+          <w:p>
+            <w:pPr>
+              <w:spacing w:after="0" w:line="216" w:lineRule="auto"/>
+              <w:ind w:left="540"/>
+            </w:pPr>
+            <w:r>
+              <w:rPr>
+                <w:rFonts w:ascii="Courier New" w:hAnsi="Courier New" w:cs="Courier New"/>
+                <w:sz w:val="18"/>
+                <w:szCs w:val="18"/>
+              </w:rPr>
+              <w:t xml:space="preserve">elif x%2==0:</w:t>
+            </w:r>
+          </w:p>
+          <w:p>
+            <w:pPr>
+              <w:spacing w:after="0" w:line="216" w:lineRule="auto"/>
+              <w:ind w:left="720"/>
+            </w:pPr>
+            <w:r>
+              <w:rPr>
+                <w:rFonts w:ascii="Courier New" w:hAnsi="Courier New" w:cs="Courier New"/>
+                <w:sz w:val="18"/>
+                <w:szCs w:val="18"/>
+              </w:rPr>
+              <w:t xml:space="preserve">x+=1</w:t>
+            </w:r>
+          </w:p>
+          <w:p>
+            <w:pPr>
+              <w:spacing w:after="0" w:line="216" w:lineRule="auto"/>
+              <w:ind w:left="720"/>
+            </w:pPr>
+            <w:r>
+              <w:rPr>
+                <w:rFonts w:ascii="Courier New" w:hAnsi="Courier New" w:cs="Courier New"/>
+                <w:sz w:val="18"/>
+                <w:szCs w:val="18"/>
+              </w:rPr>
+              <w:t xml:space="preserve">continue</w:t>
+            </w:r>
+          </w:p>
+          <w:p>
+            <w:pPr>
+              <w:spacing w:after="0" w:line="216" w:lineRule="auto"/>
+              <w:ind w:left="540"/>
+            </w:pPr>
+            <w:r>
+              <w:rPr>
+                <w:rFonts w:ascii="Courier New" w:hAnsi="Courier New" w:cs="Courier New"/>
+                <w:sz w:val="18"/>
+                <w:szCs w:val="18"/>
+              </w:rPr>
+              <w:t xml:space="preserve">elif x%3==0:</w:t>
+            </w:r>
+          </w:p>
+          <w:p>
+            <w:pPr>
+              <w:spacing w:after="0" w:line="216" w:lineRule="auto"/>
+              <w:ind w:left="720"/>
+            </w:pPr>
+            <w:r>
+              <w:rPr>
+                <w:rFonts w:ascii="Courier New" w:hAnsi="Courier New" w:cs="Courier New"/>
+                <w:sz w:val="18"/>
+                <w:szCs w:val="18"/>
+              </w:rPr>
+              <w:t xml:space="preserve">x+=1</w:t>
+            </w:r>
+          </w:p>
+          <w:p>
+            <w:pPr>
+              <w:spacing w:after="0" w:line="216" w:lineRule="auto"/>
+              <w:ind w:left="720"/>
+            </w:pPr>
+            <w:r>
+              <w:rPr>
+                <w:rFonts w:ascii="Courier New" w:hAnsi="Courier New" w:cs="Courier New"/>
+                <w:sz w:val="18"/>
+                <w:szCs w:val="18"/>
+              </w:rPr>
+              <w:t xml:space="preserve">continue</w:t>
+            </w:r>
+          </w:p>
+          <w:p>
+            <w:pPr>
+              <w:spacing w:after="0" w:line="216" w:lineRule="auto"/>
+              <w:ind w:left="540"/>
+            </w:pPr>
+            <w:r>
+              <w:rPr>
+                <w:rFonts w:ascii="Courier New" w:hAnsi="Courier New" w:cs="Courier New"/>
+                <w:sz w:val="18"/>
+                <w:szCs w:val="18"/>
+              </w:rPr>
+              <w:t xml:space="preserve">elif count==5:</w:t>
+            </w:r>
+          </w:p>
+          <w:p>
+            <w:pPr>
+              <w:spacing w:after="0" w:line="216" w:lineRule="auto"/>
+              <w:ind w:left="720"/>
+            </w:pPr>
+            <w:r>
+              <w:rPr>
+                <w:rFonts w:ascii="Courier New" w:hAnsi="Courier New" w:cs="Courier New"/>
+                <w:sz w:val="18"/>
+                <w:szCs w:val="18"/>
+              </w:rPr>
+              <w:t xml:space="preserve">break</w:t>
+            </w:r>
+          </w:p>
+          <w:p>
+            <w:pPr>
+              <w:spacing w:after="0" w:line="216" w:lineRule="auto"/>
+              <w:ind w:left="540"/>
+            </w:pPr>
+            <w:r>
+              <w:rPr>
+                <w:rFonts w:ascii="Courier New" w:hAnsi="Courier New" w:cs="Courier New"/>
+                <w:sz w:val="18"/>
+                <w:szCs w:val="18"/>
+              </w:rPr>
+              <w:t xml:space="preserve">count+=1</w:t>
+            </w:r>
+          </w:p>
+          <w:p>
+            <w:pPr>
+              <w:spacing w:after="0" w:line="216" w:lineRule="auto"/>
+              <w:ind w:left="180"/>
+            </w:pPr>
+            <w:r>
+              <w:rPr>
+                <w:rFonts w:ascii="Courier New" w:hAnsi="Courier New" w:cs="Courier New"/>
+                <w:sz w:val="18"/>
+                <w:szCs w:val="18"/>
+              </w:rPr>
+              <w:t xml:space="preserve">print(x,count)</w:t>
+            </w:r>
+          </w:p>
+          <w:p>
+            <w:pPr>
+              <w:tabs>
+                <w:tab w:val="left" w:pos="2800"/>
+                <w:tab w:val="left" w:pos="5600"/>
+              </w:tabs>
+              <w:spacing w:after="0" w:line="240" w:lineRule="auto"/>
+            </w:pPr>
+            <w:r>
+              <w:rPr>
+                <w:rFonts w:ascii="Times New Roman" w:hAnsi="Times New Roman" w:cs="Times New Roman"/>
+                <w:sz w:val="20"/>
+                <w:szCs w:val="20"/>
+              </w:rPr>
+              <w:t xml:space="preserve">(a) 10 5</w:t>
+            </w:r>
+            <w:r>
+              <w:rPr>
+                <w:rFonts w:ascii="Times New Roman" w:hAnsi="Times New Roman" w:cs="Times New Roman"/>
+                <w:sz w:val="20"/>
+                <w:szCs w:val="20"/>
+              </w:rPr>
+              <w:tab/>
+            </w:r>
+            <w:r>
+              <w:rPr>
+                <w:rFonts w:ascii="Times New Roman" w:hAnsi="Times New Roman" w:cs="Times New Roman"/>
+                <w:sz w:val="20"/>
+                <w:szCs w:val="20"/>
+              </w:rPr>
+              <w:t xml:space="preserve">(b) 16 5</w:t>
+            </w:r>
+            <w:r>
+              <w:rPr>
+                <w:rFonts w:ascii="Times New Roman" w:hAnsi="Times New Roman" w:cs="Times New Roman"/>
+                <w:sz w:val="20"/>
+                <w:szCs w:val="20"/>
+              </w:rPr>
+              <w:tab/>
+            </w:r>
+            <w:r>
+              <w:rPr>
+                <w:rFonts w:ascii="Times New Roman" w:hAnsi="Times New Roman" w:cs="Times New Roman"/>
+                <w:sz w:val="20"/>
+                <w:szCs w:val="20"/>
+              </w:rPr>
+              <w:t xml:space="preserve">(c) 14 5</w:t>
+            </w:r>
+          </w:p>
+          <w:p>
+            <w:pPr>
+              <w:tabs>
+                <w:tab w:val="left" w:pos="2800"/>
+                <w:tab w:val="left" w:pos="5600"/>
+              </w:tabs>
+              <w:spacing w:after="0" w:line="240" w:lineRule="auto"/>
+            </w:pPr>
+            <w:r>
+              <w:rPr>
+                <w:rFonts w:ascii="Times New Roman" w:hAnsi="Times New Roman" w:cs="Times New Roman"/>
+                <w:sz w:val="20"/>
+                <w:szCs w:val="20"/>
+              </w:rPr>
+              <w:t xml:space="preserve">(d) 11 5</w:t>
+            </w:r>
+            <w:r>
+              <w:rPr>
+                <w:rFonts w:ascii="Times New Roman" w:hAnsi="Times New Roman" w:cs="Times New Roman"/>
+                <w:sz w:val="20"/>
+                <w:szCs w:val="20"/>
+              </w:rPr>
+              <w:tab/>
+            </w:r>
+            <w:r>
+              <w:rPr>
+                <w:rFonts w:ascii="Times New Roman" w:hAnsi="Times New Roman" w:cs="Times New Roman"/>
+                <w:sz w:val="20"/>
+                <w:szCs w:val="20"/>
+              </w:rPr>
+              <w:t xml:space="preserve">(e) Error</w:t>
+            </w:r>
+            <w:r>
+              <w:rPr>
+                <w:rFonts w:ascii="Times New Roman" w:hAnsi="Times New Roman" w:cs="Times New Roman"/>
+                <w:sz w:val="20"/>
+                <w:szCs w:val="20"/>
+              </w:rPr>
+              <w:tab/>
+            </w:r>
+            <w:r>
+              <w:rPr>
+                <w:rFonts w:ascii="Times New Roman" w:hAnsi="Times New Roman" w:cs="Times New Roman"/>
+                <w:sz w:val="20"/>
+                <w:szCs w:val="20"/>
+              </w:rPr>
+              <w:t xml:space="preserve">(f) None of the above</w:t>
+            </w:r>
+          </w:p>
+        </w:tc>
+        <w:tc>
+          <w:tcPr>
+            <w:tcW w:w="810" w:type="dxa"/>
+          </w:tcPr>
+          <w:p>
+            <w:pPr>
+              <w:spacing w:after="0" w:line="240" w:lineRule="auto"/>
+              <w:jc w:val="center"/>
+              <w:rPr>
+                <w:rFonts w:ascii="Times New Roman" w:hAnsi="Times New Roman"/>
+                <w:b/>
+                <w:bCs/>
+                <w:sz w:val="24"/>
+                <w:szCs w:val="24"/>
+              </w:rPr>
+            </w:pPr>
+            <w:r>
+              <w:rPr>
+                <w:rFonts w:ascii="Times New Roman" w:hAnsi="Times New Roman" w:cs="Times New Roman"/>
+                <w:b/>
+                <w:bCs/>
+                <w:sz w:val="20"/>
+                <w:szCs w:val="20"/>
+              </w:rPr>
+              <w:t xml:space="preserve">[1]</w:t>
+            </w:r>
+          </w:p>
+        </w:tc>
+        <w:tc>
+          <w:tcPr>
+            <w:tcW w:w="841" w:type="dxa"/>
+          </w:tcPr>
+          <w:p>
+            <w:pPr>
+              <w:spacing w:after="0" w:line="240" w:lineRule="auto"/>
+              <w:jc w:val="center"/>
+              <w:rPr>
+                <w:rFonts w:ascii="Times New Roman" w:hAnsi="Times New Roman"/>
+                <w:b/>
+                <w:bCs/>
+                <w:sz w:val="24"/>
+                <w:szCs w:val="24"/>
+              </w:rPr>
+            </w:pPr>
+            <w:r>
+              <w:rPr>
+                <w:rFonts w:ascii="Times New Roman" w:hAnsi="Times New Roman" w:cs="Times New Roman"/>
+                <w:b/>
+                <w:bCs/>
+                <w:sz w:val="20"/>
+                <w:szCs w:val="20"/>
+              </w:rPr>
+              <w:t xml:space="preserve">N</w:t>
+            </w:r>
+          </w:p>
+        </w:tc>
+      </w:tr>
+      <w:tr>
+        <w:trPr>
+          <w:trHeight w:val="677"/>
+        </w:trPr>
+        <w:tc>
+          <w:tcPr>
+            <w:tcW w:w="642" w:type="dxa"/>
+          </w:tcPr>
+          <w:p>
+            <w:pPr>
+              <w:spacing w:after="0" w:line="240" w:lineRule="auto"/>
+              <w:rPr>
+                <w:rFonts w:ascii="Times New Roman" w:hAnsi="Times New Roman"/>
+                <w:b/>
+                <w:bCs/>
+                <w:sz w:val="24"/>
+                <w:szCs w:val="24"/>
+              </w:rPr>
+            </w:pPr>
+            <w:r>
+              <w:rPr>
+                <w:rFonts w:ascii="Times New Roman" w:hAnsi="Times New Roman" w:cs="Times New Roman"/>
+                <w:b/>
+                <w:bCs/>
+                <w:sz w:val="22"/>
+                <w:szCs w:val="22"/>
+              </w:rPr>
+              <w:t xml:space="preserve"/>
+            </w:r>
+          </w:p>
+        </w:tc>
+        <w:tc>
+          <w:tcPr>
+            <w:tcW w:w="497" w:type="dxa"/>
+          </w:tcPr>
+          <w:p>
+            <w:pPr>
+              <w:spacing w:after="0" w:line="240" w:lineRule="auto"/>
+              <w:rPr>
+                <w:rFonts w:ascii="Times New Roman" w:hAnsi="Times New Roman"/>
+                <w:b/>
+                <w:bCs/>
+                <w:sz w:val="24"/>
+                <w:szCs w:val="24"/>
+              </w:rPr>
+            </w:pPr>
+            <w:r>
+              <w:rPr>
+                <w:rFonts w:ascii="Times New Roman" w:hAnsi="Times New Roman" w:cs="Times New Roman"/>
+                <w:b/>
+                <w:bCs/>
+                <w:sz w:val="22"/>
+                <w:szCs w:val="22"/>
+              </w:rPr>
+              <w:t xml:space="preserve">5)</w:t>
+            </w:r>
+          </w:p>
+        </w:tc>
+        <w:tc>
+          <w:tcPr>
+            <w:tcW w:w="8396" w:type="dxa"/>
+          </w:tcPr>
+          <w:p>
+            <w:pPr>
+              <w:spacing w:after="0" w:line="240" w:lineRule="auto"/>
+            </w:pPr>
+            <w:r>
+              <w:rPr>
+                <w:rFonts w:ascii="Times New Roman" w:hAnsi="Times New Roman" w:cs="Times New Roman"/>
+                <w:sz w:val="22"/>
+                <w:szCs w:val="22"/>
+              </w:rPr>
+              <w:t xml:space="preserve">What should be the output of the following python code snippet:</w:t>
+            </w:r>
+          </w:p>
+          <w:p>
+            <w:pPr>
+              <w:spacing w:after="0" w:line="216" w:lineRule="auto"/>
+              <w:ind w:left="180"/>
+            </w:pPr>
+            <w:r>
+              <w:rPr>
+                <w:rFonts w:ascii="Courier New" w:hAnsi="Courier New" w:cs="Courier New"/>
+                <w:sz w:val="18"/>
+                <w:szCs w:val="18"/>
+              </w:rPr>
+              <w:t xml:space="preserve">x=0.0</w:t>
+            </w:r>
+          </w:p>
+          <w:p>
+            <w:pPr>
+              <w:spacing w:after="0" w:line="216" w:lineRule="auto"/>
+              <w:ind w:left="180"/>
+            </w:pPr>
+            <w:r>
+              <w:rPr>
+                <w:rFonts w:ascii="Courier New" w:hAnsi="Courier New" w:cs="Courier New"/>
+                <w:sz w:val="18"/>
+                <w:szCs w:val="18"/>
+              </w:rPr>
+              <w:t xml:space="preserve">y=48&gt;0</w:t>
+            </w:r>
+          </w:p>
+          <w:p>
+            <w:pPr>
+              <w:spacing w:after="0" w:line="216" w:lineRule="auto"/>
+              <w:ind w:left="180"/>
+            </w:pPr>
+            <w:r>
+              <w:rPr>
+                <w:rFonts w:ascii="Courier New" w:hAnsi="Courier New" w:cs="Courier New"/>
+                <w:sz w:val="18"/>
+                <w:szCs w:val="18"/>
+              </w:rPr>
+              <w:t xml:space="preserve">z=11&lt;7</w:t>
+            </w:r>
+          </w:p>
+          <w:p>
+            <w:pPr>
+              <w:spacing w:after="0" w:line="216" w:lineRule="auto"/>
+              <w:ind w:left="180"/>
+            </w:pPr>
+            <w:r>
+              <w:rPr>
+                <w:rFonts w:ascii="Courier New" w:hAnsi="Courier New" w:cs="Courier New"/>
+                <w:sz w:val="18"/>
+                <w:szCs w:val="18"/>
+              </w:rPr>
+              <w:t xml:space="preserve">print(not(float(x or y or z)))</w:t>
+            </w:r>
+          </w:p>
+          <w:p>
+            <w:pPr>
+              <w:tabs>
+                <w:tab w:val="left" w:pos="2800"/>
+                <w:tab w:val="left" w:pos="5600"/>
+              </w:tabs>
+              <w:spacing w:after="0" w:line="240" w:lineRule="auto"/>
+            </w:pPr>
+            <w:r>
+              <w:rPr>
+                <w:rFonts w:ascii="Times New Roman" w:hAnsi="Times New Roman" w:cs="Times New Roman"/>
+                <w:sz w:val="20"/>
+                <w:szCs w:val="20"/>
+              </w:rPr>
+              <w:t xml:space="preserve">(a) True</w:t>
+            </w:r>
+            <w:r>
+              <w:rPr>
+                <w:rFonts w:ascii="Times New Roman" w:hAnsi="Times New Roman" w:cs="Times New Roman"/>
+                <w:sz w:val="20"/>
+                <w:szCs w:val="20"/>
+              </w:rPr>
+              <w:tab/>
+            </w:r>
+            <w:r>
+              <w:rPr>
+                <w:rFonts w:ascii="Times New Roman" w:hAnsi="Times New Roman" w:cs="Times New Roman"/>
+                <w:sz w:val="20"/>
+                <w:szCs w:val="20"/>
+              </w:rPr>
+              <w:t xml:space="preserve">(b) False</w:t>
+            </w:r>
+            <w:r>
+              <w:rPr>
+                <w:rFonts w:ascii="Times New Roman" w:hAnsi="Times New Roman" w:cs="Times New Roman"/>
+                <w:sz w:val="20"/>
+                <w:szCs w:val="20"/>
+              </w:rPr>
+              <w:tab/>
+            </w:r>
+            <w:r>
+              <w:rPr>
+                <w:rFonts w:ascii="Times New Roman" w:hAnsi="Times New Roman" w:cs="Times New Roman"/>
+                <w:sz w:val="20"/>
+                <w:szCs w:val="20"/>
+              </w:rPr>
+              <w:t xml:space="preserve">(c) 0.0</w:t>
+            </w:r>
+          </w:p>
+          <w:p>
+            <w:pPr>
+              <w:tabs>
+                <w:tab w:val="left" w:pos="2800"/>
+                <w:tab w:val="left" w:pos="5600"/>
+              </w:tabs>
+              <w:spacing w:after="0" w:line="240" w:lineRule="auto"/>
+            </w:pPr>
+            <w:r>
+              <w:rPr>
+                <w:rFonts w:ascii="Times New Roman" w:hAnsi="Times New Roman" w:cs="Times New Roman"/>
+                <w:sz w:val="20"/>
+                <w:szCs w:val="20"/>
+              </w:rPr>
+              <w:t xml:space="preserve">(d) No output</w:t>
+            </w:r>
+            <w:r>
+              <w:rPr>
+                <w:rFonts w:ascii="Times New Roman" w:hAnsi="Times New Roman" w:cs="Times New Roman"/>
+                <w:sz w:val="20"/>
+                <w:szCs w:val="20"/>
+              </w:rPr>
+              <w:tab/>
+            </w:r>
+            <w:r>
+              <w:rPr>
+                <w:rFonts w:ascii="Times New Roman" w:hAnsi="Times New Roman" w:cs="Times New Roman"/>
+                <w:sz w:val="20"/>
+                <w:szCs w:val="20"/>
+              </w:rPr>
+              <w:t xml:space="preserve">(e) Error</w:t>
+            </w:r>
+            <w:r>
+              <w:rPr>
+                <w:rFonts w:ascii="Times New Roman" w:hAnsi="Times New Roman" w:cs="Times New Roman"/>
+                <w:sz w:val="20"/>
+                <w:szCs w:val="20"/>
+              </w:rPr>
+              <w:tab/>
+            </w:r>
+            <w:r>
+              <w:rPr>
+                <w:rFonts w:ascii="Times New Roman" w:hAnsi="Times New Roman" w:cs="Times New Roman"/>
+                <w:sz w:val="20"/>
+                <w:szCs w:val="20"/>
+              </w:rPr>
+              <w:t xml:space="preserve">(f) None of the above</w:t>
+            </w:r>
+          </w:p>
+        </w:tc>
+        <w:tc>
+          <w:tcPr>
+            <w:tcW w:w="810" w:type="dxa"/>
+          </w:tcPr>
+          <w:p>
+            <w:pPr>
+              <w:spacing w:after="0" w:line="240" w:lineRule="auto"/>
+              <w:jc w:val="center"/>
+              <w:rPr>
+                <w:rFonts w:ascii="Times New Roman" w:hAnsi="Times New Roman"/>
+                <w:b/>
+                <w:bCs/>
+                <w:sz w:val="24"/>
+                <w:szCs w:val="24"/>
+              </w:rPr>
+            </w:pPr>
+            <w:r>
+              <w:rPr>
+                <w:rFonts w:ascii="Times New Roman" w:hAnsi="Times New Roman" w:cs="Times New Roman"/>
+                <w:b/>
+                <w:bCs/>
+                <w:sz w:val="20"/>
+                <w:szCs w:val="20"/>
+              </w:rPr>
+              <w:t xml:space="preserve">[1]</w:t>
+            </w:r>
+          </w:p>
+        </w:tc>
+        <w:tc>
+          <w:tcPr>
+            <w:tcW w:w="841" w:type="dxa"/>
+          </w:tcPr>
+          <w:p>
+            <w:pPr>
+              <w:spacing w:after="0" w:line="240" w:lineRule="auto"/>
+              <w:jc w:val="center"/>
+              <w:rPr>
+                <w:rFonts w:ascii="Times New Roman" w:hAnsi="Times New Roman"/>
+                <w:b/>
+                <w:bCs/>
+                <w:sz w:val="24"/>
+                <w:szCs w:val="24"/>
+              </w:rPr>
+            </w:pPr>
+            <w:r>
+              <w:rPr>
+                <w:rFonts w:ascii="Times New Roman" w:hAnsi="Times New Roman" w:cs="Times New Roman"/>
+                <w:b/>
+                <w:bCs/>
+                <w:sz w:val="20"/>
+                <w:szCs w:val="20"/>
+              </w:rPr>
+              <w:t xml:space="preserve">A</w:t>
+            </w:r>
+          </w:p>
+        </w:tc>
+      </w:tr>
+      <w:tr>
+        <w:trPr>
+          <w:trHeight w:val="677"/>
+        </w:trPr>
+        <w:tc>
+          <w:tcPr>
+            <w:tcW w:w="642" w:type="dxa"/>
+          </w:tcPr>
+          <w:p>
+            <w:pPr>
+              <w:spacing w:after="0" w:line="240" w:lineRule="auto"/>
+              <w:rPr>
+                <w:rFonts w:ascii="Times New Roman" w:hAnsi="Times New Roman"/>
+                <w:b/>
+                <w:bCs/>
+                <w:sz w:val="24"/>
+                <w:szCs w:val="24"/>
+              </w:rPr>
+            </w:pPr>
+            <w:r>
+              <w:rPr>
+                <w:rFonts w:ascii="Times New Roman" w:hAnsi="Times New Roman" w:cs="Times New Roman"/>
+                <w:b/>
+                <w:bCs/>
+                <w:sz w:val="22"/>
+                <w:szCs w:val="22"/>
+              </w:rPr>
+              <w:t xml:space="preserve">Q-2</w:t>
+            </w:r>
+          </w:p>
+        </w:tc>
+        <w:tc>
+          <w:tcPr>
+            <w:tcW w:w="497" w:type="dxa"/>
+          </w:tcPr>
+          <w:p>
+            <w:pPr>
+              <w:spacing w:after="0" w:line="240" w:lineRule="auto"/>
+              <w:rPr>
+                <w:rFonts w:ascii="Times New Roman" w:hAnsi="Times New Roman"/>
+                <w:b/>
+                <w:bCs/>
+                <w:sz w:val="24"/>
+                <w:szCs w:val="24"/>
+              </w:rPr>
+            </w:pPr>
+            <w:r>
+              <w:rPr>
+                <w:rFonts w:ascii="Times New Roman" w:hAnsi="Times New Roman" w:cs="Times New Roman"/>
+                <w:b/>
+                <w:bCs/>
+                <w:sz w:val="22"/>
+                <w:szCs w:val="22"/>
+              </w:rPr>
+              <w:t xml:space="preserve">1)</w:t>
+            </w:r>
+          </w:p>
+        </w:tc>
+        <w:tc>
+          <w:tcPr>
+            <w:tcW w:w="8396" w:type="dxa"/>
+          </w:tcPr>
+          <w:p>
+            <w:pPr>
+              <w:spacing w:after="0" w:line="240" w:lineRule="auto"/>
+            </w:pPr>
+            <w:r>
+              <w:rPr>
+                <w:rFonts w:ascii="Times New Roman" w:hAnsi="Times New Roman" w:cs="Times New Roman"/>
+                <w:sz w:val="22"/>
+                <w:szCs w:val="22"/>
+              </w:rPr>
+              <w:t xml:space="preserve">Write an algorithm and draw a flowchart that reads integers one after another until the user enters 0, and then prints how many positive numbers and how many negative numbers were entered. The 0 that stops the input is not counted.</w:t>
+            </w:r>
+          </w:p>
+        </w:tc>
+        <w:tc>
+          <w:tcPr>
+            <w:tcW w:w="810" w:type="dxa"/>
+          </w:tcPr>
+          <w:p>
+            <w:pPr>
+              <w:spacing w:after="0" w:line="240" w:lineRule="auto"/>
+              <w:jc w:val="center"/>
+              <w:rPr>
+                <w:rFonts w:ascii="Times New Roman" w:hAnsi="Times New Roman"/>
+                <w:b/>
+                <w:bCs/>
+                <w:sz w:val="24"/>
+                <w:szCs w:val="24"/>
+              </w:rPr>
+            </w:pPr>
+            <w:r>
+              <w:rPr>
+                <w:rFonts w:ascii="Times New Roman" w:hAnsi="Times New Roman" w:cs="Times New Roman"/>
+                <w:b/>
+                <w:bCs/>
+                <w:sz w:val="20"/>
+                <w:szCs w:val="20"/>
+              </w:rPr>
+              <w:t xml:space="preserve">[02]</w:t>
+            </w:r>
+          </w:p>
+        </w:tc>
+        <w:tc>
+          <w:tcPr>
+            <w:tcW w:w="841" w:type="dxa"/>
+          </w:tcPr>
+          <w:p>
+            <w:pPr>
+              <w:spacing w:after="0" w:line="240" w:lineRule="auto"/>
+              <w:jc w:val="center"/>
+              <w:rPr>
+                <w:rFonts w:ascii="Times New Roman" w:hAnsi="Times New Roman"/>
+                <w:b/>
+                <w:bCs/>
+                <w:sz w:val="24"/>
+                <w:szCs w:val="24"/>
+              </w:rPr>
+            </w:pPr>
+            <w:r>
+              <w:rPr>
+                <w:rFonts w:ascii="Times New Roman" w:hAnsi="Times New Roman" w:cs="Times New Roman"/>
+                <w:b/>
+                <w:bCs/>
+                <w:sz w:val="20"/>
+                <w:szCs w:val="20"/>
+              </w:rPr>
+              <w:t xml:space="preserve">C</w:t>
+            </w:r>
+          </w:p>
+        </w:tc>
+      </w:tr>
+      <w:tr>
+        <w:trPr>
+          <w:trHeight w:val="677"/>
+        </w:trPr>
+        <w:tc>
+          <w:tcPr>
+            <w:tcW w:w="642" w:type="dxa"/>
+          </w:tcPr>
+          <w:p>
+            <w:pPr>
+              <w:spacing w:after="0" w:line="240" w:lineRule="auto"/>
+              <w:rPr>
+                <w:rFonts w:ascii="Times New Roman" w:hAnsi="Times New Roman"/>
+                <w:b/>
+                <w:bCs/>
+                <w:sz w:val="24"/>
+                <w:szCs w:val="24"/>
+              </w:rPr>
+            </w:pPr>
+            <w:r>
+              <w:rPr>
+                <w:rFonts w:ascii="Times New Roman" w:hAnsi="Times New Roman" w:cs="Times New Roman"/>
+                <w:b/>
+                <w:bCs/>
+                <w:sz w:val="22"/>
+                <w:szCs w:val="22"/>
+              </w:rPr>
+              <w:t xml:space="preserve"/>
+            </w:r>
+          </w:p>
+        </w:tc>
+        <w:tc>
+          <w:tcPr>
+            <w:tcW w:w="497" w:type="dxa"/>
+          </w:tcPr>
+          <w:p>
+            <w:pPr>
+              <w:spacing w:after="0" w:line="240" w:lineRule="auto"/>
+              <w:rPr>
+                <w:rFonts w:ascii="Times New Roman" w:hAnsi="Times New Roman"/>
+                <w:b/>
+                <w:bCs/>
+                <w:sz w:val="24"/>
+                <w:szCs w:val="24"/>
+              </w:rPr>
+            </w:pPr>
+            <w:r>
+              <w:rPr>
+                <w:rFonts w:ascii="Times New Roman" w:hAnsi="Times New Roman" w:cs="Times New Roman"/>
+                <w:b/>
+                <w:bCs/>
+                <w:sz w:val="22"/>
+                <w:szCs w:val="22"/>
+              </w:rPr>
+              <w:t xml:space="preserve">2)</w:t>
+            </w:r>
+          </w:p>
+        </w:tc>
+        <w:tc>
+          <w:tcPr>
+            <w:tcW w:w="8396" w:type="dxa"/>
+          </w:tcPr>
+          <w:p>
+            <w:pPr>
+              <w:spacing w:after="0" w:line="240" w:lineRule="auto"/>
+            </w:pPr>
+            <w:r>
+              <w:rPr>
+                <w:rFonts w:ascii="Times New Roman" w:hAnsi="Times New Roman" w:cs="Times New Roman"/>
+                <w:sz w:val="22"/>
+                <w:szCs w:val="22"/>
+              </w:rPr>
+              <w:t xml:space="preserve">The following statements are executed in one cell of a Jupyter Notebook:</w:t>
+            </w:r>
+          </w:p>
+          <w:p>
+            <w:pPr>
+              <w:spacing w:after="0" w:line="216" w:lineRule="auto"/>
+              <w:ind w:left="180"/>
+            </w:pPr>
+            <w:r>
+              <w:rPr>
+                <w:rFonts w:ascii="Courier New" w:hAnsi="Courier New" w:cs="Courier New"/>
+                <w:sz w:val="18"/>
+                <w:szCs w:val="18"/>
+              </w:rPr>
+              <w:t xml:space="preserve">m = 23</w:t>
+            </w:r>
+          </w:p>
+          <w:p>
+            <w:pPr>
+              <w:spacing w:after="0" w:line="216" w:lineRule="auto"/>
+              <w:ind w:left="180"/>
+            </w:pPr>
+            <w:r>
+              <w:rPr>
+                <w:rFonts w:ascii="Courier New" w:hAnsi="Courier New" w:cs="Courier New"/>
+                <w:sz w:val="18"/>
+                <w:szCs w:val="18"/>
+              </w:rPr>
+              <w:t xml:space="preserve">n = 4</w:t>
+            </w:r>
+          </w:p>
+          <w:p>
+            <w:pPr>
+              <w:spacing w:after="0" w:line="216" w:lineRule="auto"/>
+              <w:ind w:left="180"/>
+            </w:pPr>
+            <w:r>
+              <w:rPr>
+                <w:rFonts w:ascii="Courier New" w:hAnsi="Courier New" w:cs="Courier New"/>
+                <w:sz w:val="18"/>
+                <w:szCs w:val="18"/>
+              </w:rPr>
+              <w:t xml:space="preserve">v = m / n</w:t>
+            </w:r>
+          </w:p>
+          <w:p>
+            <w:pPr>
+              <w:spacing w:after="0" w:line="216" w:lineRule="auto"/>
+              <w:ind w:left="180"/>
+            </w:pPr>
+            <w:r>
+              <w:rPr>
+                <w:rFonts w:ascii="Courier New" w:hAnsi="Courier New" w:cs="Courier New"/>
+                <w:sz w:val="18"/>
+                <w:szCs w:val="18"/>
+              </w:rPr>
+              <w:t xml:space="preserve">w = int(v) * 2 + m % n ** 2</w:t>
+            </w:r>
+          </w:p>
+          <w:p>
+            <w:pPr>
+              <w:spacing w:after="0" w:line="216" w:lineRule="auto"/>
+              <w:ind w:left="180"/>
+            </w:pPr>
+            <w:r>
+              <w:rPr>
+                <w:rFonts w:ascii="Courier New" w:hAnsi="Courier New" w:cs="Courier New"/>
+                <w:sz w:val="18"/>
+                <w:szCs w:val="18"/>
+              </w:rPr>
+              <w:t xml:space="preserve">print(w, type(w), type(v))</w:t>
+            </w:r>
+          </w:p>
+          <w:p>
+            <w:pPr>
+              <w:spacing w:after="0" w:line="240" w:lineRule="auto"/>
+            </w:pPr>
+            <w:r>
+              <w:rPr>
+                <w:rFonts w:ascii="Times New Roman" w:hAnsi="Times New Roman" w:cs="Times New Roman"/>
+                <w:sz w:val="22"/>
+                <w:szCs w:val="22"/>
+              </w:rPr>
+              <w:t xml:space="preserve">(i)  Write the exact output produced by the cell.</w:t>
+            </w:r>
+          </w:p>
+          <w:p>
+            <w:pPr>
+              <w:spacing w:after="0" w:line="240" w:lineRule="auto"/>
+            </w:pPr>
+            <w:r>
+              <w:rPr>
+                <w:rFonts w:ascii="Times New Roman" w:hAnsi="Times New Roman" w:cs="Times New Roman"/>
+                <w:sz w:val="22"/>
+                <w:szCs w:val="22"/>
+              </w:rPr>
+              <w:t xml:space="preserve">(ii) State which operator is applied first in the expression for w, and explain why w is of type int while v is of type float.</w:t>
+            </w:r>
+          </w:p>
+        </w:tc>
+        <w:tc>
+          <w:tcPr>
+            <w:tcW w:w="810" w:type="dxa"/>
+          </w:tcPr>
+          <w:p>
+            <w:pPr>
+              <w:spacing w:after="0" w:line="240" w:lineRule="auto"/>
+              <w:jc w:val="center"/>
+              <w:rPr>
+                <w:rFonts w:ascii="Times New Roman" w:hAnsi="Times New Roman"/>
+                <w:b/>
+                <w:bCs/>
+                <w:sz w:val="24"/>
+                <w:szCs w:val="24"/>
+              </w:rPr>
+            </w:pPr>
+            <w:r>
+              <w:rPr>
+                <w:rFonts w:ascii="Times New Roman" w:hAnsi="Times New Roman" w:cs="Times New Roman"/>
+                <w:b/>
+                <w:bCs/>
+                <w:sz w:val="20"/>
+                <w:szCs w:val="20"/>
+              </w:rPr>
+              <w:t xml:space="preserve">[02]</w:t>
+            </w:r>
+          </w:p>
+        </w:tc>
+        <w:tc>
+          <w:tcPr>
+            <w:tcW w:w="841" w:type="dxa"/>
+          </w:tcPr>
+          <w:p>
+            <w:pPr>
+              <w:spacing w:after="0" w:line="240" w:lineRule="auto"/>
+              <w:jc w:val="center"/>
+              <w:rPr>
+                <w:rFonts w:ascii="Times New Roman" w:hAnsi="Times New Roman"/>
+                <w:b/>
+                <w:bCs/>
+                <w:sz w:val="24"/>
+                <w:szCs w:val="24"/>
+              </w:rPr>
+            </w:pPr>
+            <w:r>
+              <w:rPr>
+                <w:rFonts w:ascii="Times New Roman" w:hAnsi="Times New Roman" w:cs="Times New Roman"/>
+                <w:b/>
+                <w:bCs/>
+                <w:sz w:val="20"/>
+                <w:szCs w:val="20"/>
+              </w:rPr>
+              <w:t xml:space="preserve">A</w:t>
+            </w:r>
+          </w:p>
+        </w:tc>
+      </w:tr>
+      <w:tr>
+        <w:trPr>
+          <w:trHeight w:val="677"/>
+        </w:trPr>
+        <w:tc>
+          <w:tcPr>
+            <w:tcW w:w="642" w:type="dxa"/>
+          </w:tcPr>
+          <w:p>
+            <w:pPr>
+              <w:spacing w:after="0" w:line="240" w:lineRule="auto"/>
+              <w:rPr>
+                <w:rFonts w:ascii="Times New Roman" w:hAnsi="Times New Roman"/>
+                <w:b/>
+                <w:bCs/>
+                <w:sz w:val="24"/>
+                <w:szCs w:val="24"/>
+              </w:rPr>
+            </w:pPr>
+            <w:r>
+              <w:rPr>
+                <w:rFonts w:ascii="Times New Roman" w:hAnsi="Times New Roman" w:cs="Times New Roman"/>
+                <w:b/>
+                <w:bCs/>
+                <w:sz w:val="22"/>
+                <w:szCs w:val="22"/>
+              </w:rPr>
+              <w:t xml:space="preserve"/>
+            </w:r>
+          </w:p>
+        </w:tc>
+        <w:tc>
+          <w:tcPr>
+            <w:tcW w:w="497" w:type="dxa"/>
+          </w:tcPr>
+          <w:p>
+            <w:pPr>
+              <w:spacing w:after="0" w:line="240" w:lineRule="auto"/>
+              <w:rPr>
+                <w:rFonts w:ascii="Times New Roman" w:hAnsi="Times New Roman"/>
+                <w:b/>
+                <w:bCs/>
+                <w:sz w:val="24"/>
+                <w:szCs w:val="24"/>
+              </w:rPr>
+            </w:pPr>
+            <w:r>
+              <w:rPr>
+                <w:rFonts w:ascii="Times New Roman" w:hAnsi="Times New Roman" w:cs="Times New Roman"/>
+                <w:b/>
+                <w:bCs/>
+                <w:sz w:val="22"/>
+                <w:szCs w:val="22"/>
+              </w:rPr>
+              <w:t xml:space="preserve">3)</w:t>
+            </w:r>
+          </w:p>
+        </w:tc>
+        <w:tc>
+          <w:tcPr>
+            <w:tcW w:w="8396" w:type="dxa"/>
+          </w:tcPr>
+          <w:p>
+            <w:pPr>
+              <w:spacing w:after="0" w:line="240" w:lineRule="auto"/>
+            </w:pPr>
+            <w:r>
+              <w:rPr>
+                <w:rFonts w:ascii="Times New Roman" w:hAnsi="Times New Roman" w:cs="Times New Roman"/>
+                <w:sz w:val="22"/>
+                <w:szCs w:val="22"/>
+              </w:rPr>
+              <w:t xml:space="preserve">Write a Python program that reads a positive integer n from the user and, for every row i from 1 to n, prints the row number followed by all the numbers from 1 to i that divide i exactly. Do not use any built-in function other than input(), int() and print().</w:t>
+            </w:r>
+          </w:p>
+          <w:p>
+            <w:pPr>
+              <w:spacing w:after="0" w:line="240" w:lineRule="auto"/>
+            </w:pPr>
+            <w:r>
+              <w:rPr>
+                <w:rFonts w:ascii="Times New Roman" w:hAnsi="Times New Roman" w:cs="Times New Roman"/>
+                <w:sz w:val="22"/>
+                <w:szCs w:val="22"/>
+              </w:rPr>
               <w:t xml:space="preserve">Example :  Input  n = 4</w:t>
             </w:r>
           </w:p>
@@ -4839,20 +7079,6 @@
               <w:t xml:space="preserve">Row 4 : 1 2 4</w:t>
             </w:r>
           </w:p>
-          <w:p>
-            <w:pPr>
-              <w:spacing w:after="0" w:line="216" w:lineRule="auto"/>
-              <w:ind w:left="180"/>
-            </w:pPr>
-            <w:r>
-              <w:rPr>
-                <w:rFonts w:ascii="Courier New" w:hAnsi="Courier New" w:cs="Courier New"/>
-                <w:sz w:val="18"/>
-                <w:szCs w:val="18"/>
-              </w:rPr>
-              <w:t xml:space="preserve">Total divisors printed = 8</w:t>
-            </w:r>
-          </w:p>
         </w:tc>
         <w:tc>
           <w:tcPr>
@@ -4878,7 +7104,7 @@
                 <w:sz w:val="20"/>
                 <w:szCs w:val="20"/>
               </w:rPr>
-              <w:t xml:space="preserve">[03]</w:t>
+              <w:t xml:space="preserve">[02]</w:t>
             </w:r>
           </w:p>
         </w:tc>
